--- a/templates/RECORD_R007_CTE.docx
+++ b/templates/RECORD_R007_CTE.docx
@@ -1,8 +1,8 @@
 
 <file path=word/document.xml><?xml version="1.0" encoding="utf-8"?>
-<w:document xmlns:wpc="http://schemas.microsoft.com/office/word/2010/wordprocessingCanvas" xmlns:mc="http://schemas.openxmlformats.org/markup-compatibility/2006" xmlns:o="urn:schemas-microsoft-com:office:office" xmlns:r="http://schemas.openxmlformats.org/officeDocument/2006/relationships" xmlns:m="http://schemas.openxmlformats.org/officeDocument/2006/math" xmlns:v="urn:schemas-microsoft-com:vml" xmlns:wp14="http://schemas.microsoft.com/office/word/2010/wordprocessingDrawing" xmlns:wp="http://schemas.openxmlformats.org/drawingml/2006/wordprocessingDrawing" xmlns:w="http://schemas.openxmlformats.org/wordprocessingml/2006/main" xmlns:w14="http://schemas.microsoft.com/office/word/2010/wordml" xmlns:w10="urn:schemas-microsoft-com:office:word" xmlns:w15="http://schemas.microsoft.com/office/word/2012/wordml" xmlns:wpg="http://schemas.microsoft.com/office/word/2010/wordprocessingGroup" xmlns:wpi="http://schemas.microsoft.com/office/word/2010/wordprocessingInk" xmlns:wne="http://schemas.microsoft.com/office/word/2006/wordml" xmlns:wps="http://schemas.microsoft.com/office/word/2010/wordprocessingShape" xmlns:wpsCustomData="http://www.wps.cn/officeDocument/2013/wpsCustomData" mc:Ignorable="w14 w15 wp14">
+<w:document xmlns:ns1="http://schemas.openxmlformats.org/markup-compatibility/2006" xmlns:ns2="http://schemas.microsoft.com/office/word/2010/wordml" xmlns:ns3="http://schemas.openxmlformats.org/officeDocument/2006/relationships" xmlns:w="http://schemas.openxmlformats.org/wordprocessingml/2006/main" ns1:Ignorable="w14 w15 wp14">
   <w:body>
-    <w:p>
+    <w:p ns2:paraId="6A536931">
       <w:pPr>
         <w:pStyle w:val="9"/>
         <w:framePr w:wrap="auto" w:vAnchor="margin" w:hAnchor="text" w:yAlign="inline"/>
@@ -21,7 +21,7 @@
         <w:t>热膨胀系数测试原始记录表</w:t>
       </w:r>
     </w:p>
-    <w:p>
+    <w:p ns2:paraId="2C67DC04">
       <w:pPr>
         <w:pStyle w:val="10"/>
         <w:framePr w:wrap="auto" w:vAnchor="margin" w:hAnchor="text" w:yAlign="inline"/>
@@ -71,7 +71,7 @@
         <w:gridCol w:w="2606"/>
         <w:gridCol w:w="2606"/>
       </w:tblGrid>
-      <w:tr>
+      <w:tr ns2:paraId="091F41CF">
         <w:trPr>
           <w:trHeight w:val="3130" w:hRule="exact"/>
           <w:jc w:val="center"/>
@@ -94,7 +94,7 @@
             </w:tcMar>
             <w:vAlign w:val="center"/>
           </w:tcPr>
-          <w:p>
+          <w:p ns2:paraId="0DDC5DA1">
             <w:pPr>
               <w:pStyle w:val="9"/>
               <w:framePr w:wrap="auto" w:vAnchor="margin" w:hAnchor="text" w:yAlign="inline"/>
@@ -138,7 +138,7 @@
             </w:tcMar>
             <w:vAlign w:val="center"/>
           </w:tcPr>
-          <w:p>
+          <w:p ns2:paraId="74B1CCCD">
             <w:pPr>
               <w:pStyle w:val="9"/>
               <w:framePr w:wrap="auto" w:vAnchor="margin" w:hAnchor="text" w:yAlign="inline"/>
@@ -170,7 +170,7 @@
             </w:tcMar>
             <w:vAlign w:val="center"/>
           </w:tcPr>
-          <w:p>
+          <w:p ns2:paraId="3647AC6C">
             <w:pPr>
               <w:pStyle w:val="9"/>
               <w:framePr w:wrap="auto" w:vAnchor="margin" w:hAnchor="text" w:yAlign="inline"/>
@@ -215,7 +215,7 @@
             </w:tcMar>
             <w:vAlign w:val="center"/>
           </w:tcPr>
-          <w:p>
+          <w:p ns2:paraId="4ECC1AF4">
             <w:pPr>
               <w:pStyle w:val="9"/>
               <w:framePr w:wrap="auto" w:vAnchor="margin" w:hAnchor="text" w:yAlign="inline"/>
@@ -276,7 +276,7 @@
               <w:t>制造 口腔固定和活动修复用激光选区熔化金属材料》</w:t>
             </w:r>
           </w:p>
-          <w:p>
+          <w:p ns2:paraId="0D44B5F1">
             <w:pPr>
               <w:pStyle w:val="9"/>
               <w:framePr w:wrap="auto" w:vAnchor="margin" w:hAnchor="text" w:yAlign="inline"/>
@@ -310,7 +310,7 @@
               <w:t>ISO22674：2022《牙科学 固定和活动修复体和矫治器用金属材料》</w:t>
             </w:r>
           </w:p>
-          <w:p>
+          <w:p ns2:paraId="717DEE4D">
             <w:pPr>
               <w:pStyle w:val="9"/>
               <w:framePr w:wrap="auto" w:vAnchor="margin" w:hAnchor="text" w:yAlign="inline"/>
@@ -353,7 +353,7 @@
               <w:t>GB 30367-2013 《牙科学 陶瓷材料 》</w:t>
             </w:r>
           </w:p>
-          <w:p>
+          <w:p ns2:paraId="15277860">
             <w:pPr>
               <w:pStyle w:val="9"/>
               <w:framePr w:wrap="auto" w:vAnchor="margin" w:hAnchor="text" w:yAlign="inline"/>
@@ -397,7 +397,7 @@
           </w:p>
         </w:tc>
       </w:tr>
-      <w:tr>
+      <w:tr ns2:paraId="6D530F89">
         <w:trPr>
           <w:trHeight w:val="283" w:hRule="exact"/>
           <w:jc w:val="center"/>
@@ -420,7 +420,7 @@
             </w:tcMar>
             <w:vAlign w:val="center"/>
           </w:tcPr>
-          <w:p>
+          <w:p ns2:paraId="6C1E744E">
             <w:pPr>
               <w:pStyle w:val="9"/>
               <w:framePr w:wrap="auto" w:vAnchor="margin" w:hAnchor="text" w:yAlign="inline"/>
@@ -463,7 +463,7 @@
             </w:tcMar>
             <w:vAlign w:val="center"/>
           </w:tcPr>
-          <w:p>
+          <w:p ns2:paraId="083D1D51">
             <w:pPr>
               <w:pStyle w:val="9"/>
               <w:framePr w:wrap="auto" w:vAnchor="margin" w:hAnchor="text" w:yAlign="inline"/>
@@ -493,7 +493,7 @@
             </w:tcMar>
             <w:vAlign w:val="center"/>
           </w:tcPr>
-          <w:p>
+          <w:p ns2:paraId="225D98CA">
             <w:pPr>
               <w:pStyle w:val="9"/>
               <w:keepNext w:val="0"/>
@@ -566,7 +566,7 @@
             </w:tcMar>
             <w:vAlign w:val="center"/>
           </w:tcPr>
-          <w:p>
+          <w:p ns2:paraId="630BEE50">
             <w:pPr>
               <w:pStyle w:val="9"/>
               <w:framePr w:wrap="auto" w:vAnchor="margin" w:hAnchor="text" w:yAlign="inline"/>
@@ -579,7 +579,7 @@
           </w:p>
         </w:tc>
       </w:tr>
-      <w:tr>
+      <w:tr ns2:paraId="0965F0EF">
         <w:trPr>
           <w:trHeight w:val="283" w:hRule="exact"/>
           <w:jc w:val="center"/>
@@ -602,7 +602,7 @@
             </w:tcMar>
             <w:vAlign w:val="center"/>
           </w:tcPr>
-          <w:p>
+          <w:p ns2:paraId="381BA6E3">
             <w:pPr>
               <w:pStyle w:val="9"/>
               <w:framePr w:wrap="auto" w:vAnchor="margin" w:hAnchor="text" w:yAlign="inline"/>
@@ -650,7 +650,7 @@
             </w:tcMar>
             <w:vAlign w:val="center"/>
           </w:tcPr>
-          <w:p>
+          <w:p ns2:paraId="1A6981E6">
             <w:pPr>
               <w:pStyle w:val="9"/>
               <w:framePr w:wrap="auto" w:vAnchor="margin" w:hAnchor="text" w:yAlign="inline"/>
@@ -680,7 +680,7 @@
             </w:tcMar>
             <w:vAlign w:val="center"/>
           </w:tcPr>
-          <w:p>
+          <w:p ns2:paraId="702C6BB7">
             <w:pPr>
               <w:pStyle w:val="9"/>
               <w:keepNext w:val="0"/>
@@ -740,7 +740,7 @@
             </w:tcMar>
             <w:vAlign w:val="center"/>
           </w:tcPr>
-          <w:p>
+          <w:p ns2:paraId="73993911">
             <w:pPr>
               <w:pStyle w:val="9"/>
               <w:framePr w:wrap="auto" w:vAnchor="margin" w:hAnchor="text" w:yAlign="inline"/>
@@ -753,7 +753,7 @@
           </w:p>
         </w:tc>
       </w:tr>
-      <w:tr>
+      <w:tr ns2:paraId="501179F5">
         <w:trPr>
           <w:trHeight w:val="283" w:hRule="exact"/>
           <w:jc w:val="center"/>
@@ -776,7 +776,7 @@
             </w:tcMar>
             <w:vAlign w:val="center"/>
           </w:tcPr>
-          <w:p>
+          <w:p ns2:paraId="6CABE69D">
             <w:pPr>
               <w:pStyle w:val="9"/>
               <w:framePr w:wrap="auto" w:vAnchor="margin" w:hAnchor="text" w:yAlign="inline"/>
@@ -837,7 +837,7 @@
             </w:tcMar>
             <w:vAlign w:val="center"/>
           </w:tcPr>
-          <w:p>
+          <w:p ns2:paraId="17875DCD">
             <w:pPr>
               <w:pStyle w:val="9"/>
               <w:framePr w:wrap="auto" w:vAnchor="margin" w:hAnchor="text" w:yAlign="inline"/>
@@ -867,7 +867,7 @@
             </w:tcMar>
             <w:vAlign w:val="center"/>
           </w:tcPr>
-          <w:p>
+          <w:p ns2:paraId="595BA878">
             <w:pPr>
               <w:pStyle w:val="9"/>
               <w:keepNext w:val="0"/>
@@ -930,7 +930,7 @@
             </w:tcMar>
             <w:vAlign w:val="center"/>
           </w:tcPr>
-          <w:p>
+          <w:p ns2:paraId="627B8337">
             <w:pPr>
               <w:pStyle w:val="9"/>
               <w:framePr w:wrap="auto" w:vAnchor="margin" w:hAnchor="text" w:yAlign="inline"/>
@@ -943,7 +943,7 @@
           </w:p>
         </w:tc>
       </w:tr>
-      <w:tr>
+      <w:tr ns2:paraId="20189BA4">
         <w:trPr>
           <w:trHeight w:val="795" w:hRule="exact"/>
           <w:jc w:val="center"/>
@@ -966,7 +966,7 @@
             </w:tcMar>
             <w:vAlign w:val="center"/>
           </w:tcPr>
-          <w:p>
+          <w:p ns2:paraId="287348E4">
             <w:pPr>
               <w:pStyle w:val="9"/>
               <w:framePr w:wrap="auto" w:vAnchor="margin" w:hAnchor="text" w:yAlign="inline"/>
@@ -1016,7 +1016,7 @@
             </w:tcMar>
             <w:vAlign w:val="center"/>
           </w:tcPr>
-          <w:p>
+          <w:p ns2:paraId="7370B7C6">
             <w:pPr>
               <w:pStyle w:val="9"/>
               <w:framePr w:wrap="auto" w:vAnchor="margin" w:hAnchor="text" w:yAlign="inline"/>
@@ -1046,7 +1046,7 @@
             </w:tcMar>
             <w:vAlign w:val="center"/>
           </w:tcPr>
-          <w:p>
+          <w:p ns2:paraId="6A3FF39B">
             <w:pPr>
               <w:pStyle w:val="9"/>
               <w:keepNext w:val="0"/>
@@ -1109,7 +1109,7 @@
             </w:tcMar>
             <w:vAlign w:val="center"/>
           </w:tcPr>
-          <w:p>
+          <w:p ns2:paraId="68AC70CA">
             <w:pPr>
               <w:pStyle w:val="9"/>
               <w:framePr w:wrap="auto" w:vAnchor="margin" w:hAnchor="text" w:yAlign="inline"/>
@@ -1133,7 +1133,7 @@
           </w:p>
         </w:tc>
       </w:tr>
-      <w:tr>
+      <w:tr ns2:paraId="65994185">
         <w:trPr>
           <w:trHeight w:val="283" w:hRule="exact"/>
           <w:jc w:val="center"/>
@@ -1156,7 +1156,7 @@
             </w:tcMar>
             <w:vAlign w:val="center"/>
           </w:tcPr>
-          <w:p>
+          <w:p ns2:paraId="1A6B5FB1">
             <w:pPr>
               <w:pStyle w:val="9"/>
               <w:framePr w:wrap="auto" w:vAnchor="margin" w:hAnchor="text" w:yAlign="inline"/>
@@ -1206,7 +1206,7 @@
             </w:tcMar>
             <w:vAlign w:val="center"/>
           </w:tcPr>
-          <w:p>
+          <w:p ns2:paraId="76D0BC74">
             <w:pPr>
               <w:pStyle w:val="9"/>
               <w:framePr w:wrap="auto" w:vAnchor="margin" w:hAnchor="text" w:yAlign="inline"/>
@@ -1236,7 +1236,7 @@
             </w:tcMar>
             <w:vAlign w:val="center"/>
           </w:tcPr>
-          <w:p>
+          <w:p ns2:paraId="61B03311">
             <w:pPr>
               <w:pStyle w:val="9"/>
               <w:keepNext w:val="0"/>
@@ -1299,7 +1299,7 @@
             </w:tcMar>
             <w:vAlign w:val="center"/>
           </w:tcPr>
-          <w:p>
+          <w:p ns2:paraId="4B2F15B1">
             <w:pPr>
               <w:pStyle w:val="9"/>
               <w:framePr w:wrap="auto" w:vAnchor="margin" w:hAnchor="text" w:yAlign="inline"/>
@@ -1345,7 +1345,7 @@
           </w:p>
         </w:tc>
       </w:tr>
-      <w:tr>
+      <w:tr ns2:paraId="044A7F6C">
         <w:trPr>
           <w:trHeight w:val="283" w:hRule="exact"/>
           <w:jc w:val="center"/>
@@ -1368,7 +1368,7 @@
             </w:tcMar>
             <w:vAlign w:val="center"/>
           </w:tcPr>
-          <w:p>
+          <w:p ns2:paraId="1473F432">
             <w:pPr>
               <w:pStyle w:val="9"/>
               <w:framePr w:wrap="auto" w:vAnchor="margin" w:hAnchor="text" w:yAlign="inline"/>
@@ -1411,7 +1411,7 @@
             </w:tcMar>
             <w:vAlign w:val="center"/>
           </w:tcPr>
-          <w:p>
+          <w:p ns2:paraId="24598603">
             <w:pPr>
               <w:pStyle w:val="9"/>
               <w:framePr w:wrap="auto" w:vAnchor="margin" w:hAnchor="text" w:yAlign="inline"/>
@@ -1441,7 +1441,7 @@
             </w:tcMar>
             <w:vAlign w:val="center"/>
           </w:tcPr>
-          <w:p>
+          <w:p ns2:paraId="427D5E46">
             <w:pPr>
               <w:pStyle w:val="9"/>
               <w:framePr w:wrap="auto" w:vAnchor="margin" w:hAnchor="text" w:yAlign="inline"/>
@@ -1484,7 +1484,7 @@
             </w:tcMar>
             <w:vAlign w:val="center"/>
           </w:tcPr>
-          <w:p>
+          <w:p ns2:paraId="3E42EF17">
             <w:pPr>
               <w:pStyle w:val="9"/>
               <w:framePr w:wrap="auto" w:vAnchor="margin" w:hAnchor="text" w:yAlign="inline"/>
@@ -1508,7 +1508,7 @@
           </w:p>
         </w:tc>
       </w:tr>
-      <w:tr>
+      <w:tr ns2:paraId="1C06D52F">
         <w:trPr>
           <w:trHeight w:val="283" w:hRule="exact"/>
           <w:jc w:val="center"/>
@@ -1531,7 +1531,7 @@
             </w:tcMar>
             <w:vAlign w:val="center"/>
           </w:tcPr>
-          <w:p>
+          <w:p ns2:paraId="1955E0BF">
             <w:pPr>
               <w:pStyle w:val="9"/>
               <w:framePr w:wrap="auto" w:vAnchor="margin" w:hAnchor="text" w:yAlign="inline"/>
@@ -1573,7 +1573,7 @@
             </w:tcMar>
             <w:vAlign w:val="center"/>
           </w:tcPr>
-          <w:p>
+          <w:p ns2:paraId="4F2FABBB">
             <w:pPr>
               <w:pStyle w:val="9"/>
               <w:framePr w:wrap="auto" w:vAnchor="margin" w:hAnchor="text" w:yAlign="inline"/>
@@ -1603,7 +1603,7 @@
             </w:tcMar>
             <w:vAlign w:val="center"/>
           </w:tcPr>
-          <w:p>
+          <w:p ns2:paraId="6AB08850">
             <w:pPr>
               <w:pStyle w:val="9"/>
               <w:framePr w:wrap="auto" w:vAnchor="margin" w:hAnchor="text" w:yAlign="inline"/>
@@ -1643,7 +1643,7 @@
             </w:tcMar>
             <w:vAlign w:val="center"/>
           </w:tcPr>
-          <w:p>
+          <w:p ns2:paraId="2AE839B1">
             <w:pPr>
               <w:pStyle w:val="9"/>
               <w:framePr w:wrap="auto" w:vAnchor="margin" w:hAnchor="text" w:yAlign="inline"/>
@@ -1656,7 +1656,7 @@
           </w:p>
         </w:tc>
       </w:tr>
-      <w:tr>
+      <w:tr ns2:paraId="0C5207C5">
         <w:trPr>
           <w:trHeight w:val="760" w:hRule="exact"/>
           <w:jc w:val="center"/>
@@ -1679,7 +1679,7 @@
             </w:tcMar>
             <w:vAlign w:val="center"/>
           </w:tcPr>
-          <w:p>
+          <w:p ns2:paraId="5E86B741">
             <w:pPr>
               <w:pStyle w:val="9"/>
               <w:framePr w:wrap="auto" w:vAnchor="margin" w:hAnchor="text" w:yAlign="inline"/>
@@ -1727,7 +1727,7 @@
             </w:tcMar>
             <w:vAlign w:val="center"/>
           </w:tcPr>
-          <w:p>
+          <w:p ns2:paraId="361F4B76">
             <w:pPr>
               <w:pStyle w:val="9"/>
               <w:framePr w:wrap="auto" w:vAnchor="margin" w:hAnchor="text" w:yAlign="inline"/>
@@ -1776,7 +1776,7 @@
               <w:t xml:space="preserve"> □热处理后  </w:t>
             </w:r>
           </w:p>
-          <w:p>
+          <w:p ns2:paraId="5BE79957">
             <w:pPr>
               <w:pStyle w:val="9"/>
               <w:framePr w:wrap="auto" w:vAnchor="margin" w:hAnchor="text" w:yAlign="inline"/>
@@ -1827,7 +1827,7 @@
             </w:tcMar>
             <w:vAlign w:val="center"/>
           </w:tcPr>
-          <w:p>
+          <w:p ns2:paraId="4768DE15">
             <w:pPr>
               <w:pStyle w:val="9"/>
               <w:framePr w:wrap="auto" w:vAnchor="margin" w:hAnchor="text" w:yAlign="inline"/>
@@ -1873,7 +1873,7 @@
             </w:tcMar>
             <w:vAlign w:val="center"/>
           </w:tcPr>
-          <w:p>
+          <w:p ns2:paraId="5E220903">
             <w:pPr>
               <w:pStyle w:val="12"/>
               <w:framePr w:wrap="auto" w:vAnchor="margin" w:hAnchor="text" w:yAlign="inline"/>
@@ -1921,7 +1921,7 @@
               <w:t xml:space="preserve">委托协议 </w:t>
             </w:r>
           </w:p>
-          <w:p>
+          <w:p ns2:paraId="55DBDE67">
             <w:pPr>
               <w:pStyle w:val="9"/>
               <w:framePr w:wrap="auto" w:vAnchor="margin" w:hAnchor="text" w:yAlign="inline"/>
@@ -1968,7 +1968,7 @@
         </w:tc>
       </w:tr>
     </w:tbl>
-    <w:p>
+    <w:p ns2:paraId="0F35B313">
       <w:pPr>
         <w:pStyle w:val="10"/>
         <w:framePr w:wrap="auto" w:vAnchor="margin" w:hAnchor="text" w:yAlign="inline"/>
@@ -2011,7 +2011,7 @@
         <w:gridCol w:w="2273"/>
         <w:gridCol w:w="711"/>
       </w:tblGrid>
-      <w:tr>
+      <w:tr ns2:paraId="22D8EA20">
         <w:trPr>
           <w:trHeight w:val="255" w:hRule="atLeast"/>
           <w:tblHeader/>
@@ -2035,7 +2035,7 @@
             </w:tcMar>
             <w:vAlign w:val="center"/>
           </w:tcPr>
-          <w:p>
+          <w:p ns2:paraId="7F8BDAE0">
             <w:pPr>
               <w:pStyle w:val="9"/>
               <w:framePr w:wrap="auto" w:vAnchor="margin" w:hAnchor="text" w:yAlign="inline"/>
@@ -2075,7 +2075,7 @@
             </w:tcMar>
             <w:vAlign w:val="center"/>
           </w:tcPr>
-          <w:p>
+          <w:p ns2:paraId="2A13083D">
             <w:pPr>
               <w:pStyle w:val="9"/>
               <w:framePr w:wrap="auto" w:vAnchor="margin" w:hAnchor="text" w:yAlign="inline"/>
@@ -2115,7 +2115,7 @@
             </w:tcMar>
             <w:vAlign w:val="center"/>
           </w:tcPr>
-          <w:p>
+          <w:p ns2:paraId="34830343">
             <w:pPr>
               <w:pStyle w:val="9"/>
               <w:framePr w:wrap="auto" w:vAnchor="margin" w:hAnchor="text" w:yAlign="inline"/>
@@ -2155,7 +2155,7 @@
             </w:tcMar>
             <w:vAlign w:val="center"/>
           </w:tcPr>
-          <w:p>
+          <w:p ns2:paraId="6CE9F5AD">
             <w:pPr>
               <w:pStyle w:val="9"/>
               <w:framePr w:wrap="auto" w:vAnchor="margin" w:hAnchor="text" w:yAlign="inline"/>
@@ -2195,7 +2195,7 @@
             </w:tcMar>
             <w:vAlign w:val="center"/>
           </w:tcPr>
-          <w:p>
+          <w:p ns2:paraId="3279DC42">
             <w:pPr>
               <w:pStyle w:val="9"/>
               <w:framePr w:wrap="auto" w:vAnchor="margin" w:hAnchor="text" w:yAlign="inline"/>
@@ -2218,7 +2218,7 @@
           </w:p>
         </w:tc>
       </w:tr>
-      <w:tr>
+      <w:tr ns2:paraId="45988426">
         <w:trPr>
           <w:trHeight w:val="235" w:hRule="atLeast"/>
           <w:jc w:val="center"/>
@@ -2241,7 +2241,7 @@
             </w:tcMar>
             <w:vAlign w:val="center"/>
           </w:tcPr>
-          <w:p>
+          <w:p ns2:paraId="1F7ABD81">
             <w:pPr>
               <w:pStyle w:val="9"/>
               <w:framePr w:wrap="auto" w:vAnchor="margin" w:hAnchor="text" w:yAlign="inline"/>
@@ -2281,7 +2281,7 @@
             </w:tcMar>
             <w:vAlign w:val="center"/>
           </w:tcPr>
-          <w:p>
+          <w:p ns2:paraId="0365D2C1">
             <w:pPr>
               <w:pStyle w:val="9"/>
               <w:framePr w:wrap="auto" w:vAnchor="margin" w:hAnchor="text" w:yAlign="inline"/>
@@ -2324,7 +2324,7 @@
             </w:tcMar>
             <w:vAlign w:val="center"/>
           </w:tcPr>
-          <w:p>
+          <w:p ns2:paraId="200F5A0B">
             <w:pPr>
               <w:pStyle w:val="9"/>
               <w:framePr w:wrap="auto" w:vAnchor="margin" w:hAnchor="text" w:yAlign="inline"/>
@@ -2364,7 +2364,7 @@
             </w:tcMar>
             <w:vAlign w:val="center"/>
           </w:tcPr>
-          <w:p>
+          <w:p ns2:paraId="00DE361B">
             <w:pPr>
               <w:pStyle w:val="9"/>
               <w:framePr w:wrap="auto" w:vAnchor="margin" w:hAnchor="text" w:yAlign="inline"/>
@@ -2427,10 +2427,10 @@
             </w:tcMar>
             <w:vAlign w:val="center"/>
           </w:tcPr>
-          <w:p/>
+          <w:p ns2:paraId="568B2645"/>
         </w:tc>
       </w:tr>
-      <w:tr>
+      <w:tr ns2:paraId="53275968">
         <w:trPr>
           <w:trHeight w:val="235" w:hRule="atLeast"/>
           <w:jc w:val="center"/>
@@ -2453,7 +2453,7 @@
             </w:tcMar>
             <w:vAlign w:val="center"/>
           </w:tcPr>
-          <w:p>
+          <w:p ns2:paraId="061BDB90">
             <w:pPr>
               <w:pStyle w:val="9"/>
               <w:framePr w:wrap="auto" w:vAnchor="margin" w:hAnchor="text" w:yAlign="inline"/>
@@ -2493,7 +2493,7 @@
             </w:tcMar>
             <w:vAlign w:val="center"/>
           </w:tcPr>
-          <w:p>
+          <w:p ns2:paraId="3586FBC5">
             <w:pPr>
               <w:pStyle w:val="9"/>
               <w:framePr w:wrap="auto" w:vAnchor="margin" w:hAnchor="text" w:yAlign="inline"/>
@@ -2532,7 +2532,7 @@
             </w:tcMar>
             <w:vAlign w:val="center"/>
           </w:tcPr>
-          <w:p>
+          <w:p ns2:paraId="7E1CC50B">
             <w:pPr>
               <w:pStyle w:val="9"/>
               <w:framePr w:wrap="auto" w:vAnchor="margin" w:hAnchor="text" w:yAlign="inline"/>
@@ -2572,7 +2572,7 @@
             </w:tcMar>
             <w:vAlign w:val="center"/>
           </w:tcPr>
-          <w:p>
+          <w:p ns2:paraId="1FEE64F9">
             <w:pPr>
               <w:framePr w:wrap="auto" w:vAnchor="margin" w:hAnchor="text" w:yAlign="inline"/>
               <w:spacing w:after="0" w:line="240" w:lineRule="auto"/>
@@ -2635,10 +2635,10 @@
             </w:tcMar>
             <w:vAlign w:val="center"/>
           </w:tcPr>
-          <w:p/>
+          <w:p ns2:paraId="01A3F520"/>
         </w:tc>
       </w:tr>
-      <w:tr>
+      <w:tr ns2:paraId="69B35D20">
         <w:trPr>
           <w:trHeight w:val="235" w:hRule="atLeast"/>
           <w:jc w:val="center"/>
@@ -2661,7 +2661,7 @@
             </w:tcMar>
             <w:vAlign w:val="center"/>
           </w:tcPr>
-          <w:p>
+          <w:p ns2:paraId="66787921">
             <w:pPr>
               <w:pStyle w:val="9"/>
               <w:framePr w:wrap="auto" w:vAnchor="margin" w:hAnchor="text" w:yAlign="inline"/>
@@ -2701,7 +2701,7 @@
             </w:tcMar>
             <w:vAlign w:val="center"/>
           </w:tcPr>
-          <w:p>
+          <w:p ns2:paraId="038A66B2">
             <w:pPr>
               <w:pStyle w:val="9"/>
               <w:framePr w:wrap="auto" w:vAnchor="margin" w:hAnchor="text" w:yAlign="inline"/>
@@ -2741,7 +2741,7 @@
             </w:tcMar>
             <w:vAlign w:val="center"/>
           </w:tcPr>
-          <w:p>
+          <w:p ns2:paraId="705A4DBE">
             <w:pPr>
               <w:pStyle w:val="9"/>
               <w:framePr w:wrap="auto" w:vAnchor="margin" w:hAnchor="text" w:yAlign="inline"/>
@@ -2803,7 +2803,7 @@
             </w:tcMar>
             <w:vAlign w:val="center"/>
           </w:tcPr>
-          <w:p>
+          <w:p ns2:paraId="0DB671C0">
             <w:pPr>
               <w:framePr w:wrap="auto" w:vAnchor="margin" w:hAnchor="text" w:yAlign="inline"/>
               <w:spacing w:after="0" w:line="240" w:lineRule="auto"/>
@@ -2866,10 +2866,10 @@
             </w:tcMar>
             <w:vAlign w:val="center"/>
           </w:tcPr>
-          <w:p/>
+          <w:p ns2:paraId="79131130"/>
         </w:tc>
       </w:tr>
-      <w:tr>
+      <w:tr ns2:paraId="4AACC6FD">
         <w:trPr>
           <w:trHeight w:val="235" w:hRule="atLeast"/>
           <w:jc w:val="center"/>
@@ -2892,7 +2892,7 @@
             </w:tcMar>
             <w:vAlign w:val="center"/>
           </w:tcPr>
-          <w:p>
+          <w:p ns2:paraId="703C1C1C">
             <w:pPr>
               <w:pStyle w:val="9"/>
               <w:framePr w:wrap="auto" w:vAnchor="margin" w:hAnchor="text" w:yAlign="inline"/>
@@ -2932,7 +2932,7 @@
             </w:tcMar>
             <w:vAlign w:val="center"/>
           </w:tcPr>
-          <w:p>
+          <w:p ns2:paraId="20CEAC76">
             <w:pPr>
               <w:pStyle w:val="9"/>
               <w:framePr w:wrap="auto" w:vAnchor="margin" w:hAnchor="text" w:yAlign="inline"/>
@@ -2972,7 +2972,7 @@
             </w:tcMar>
             <w:vAlign w:val="center"/>
           </w:tcPr>
-          <w:p>
+          <w:p ns2:paraId="30F2365E">
             <w:pPr>
               <w:pStyle w:val="9"/>
               <w:framePr w:wrap="auto" w:vAnchor="margin" w:hAnchor="text" w:yAlign="inline"/>
@@ -3034,7 +3034,7 @@
             </w:tcMar>
             <w:vAlign w:val="center"/>
           </w:tcPr>
-          <w:p>
+          <w:p ns2:paraId="3426EF44">
             <w:pPr>
               <w:framePr w:wrap="auto" w:vAnchor="margin" w:hAnchor="text" w:yAlign="inline"/>
               <w:spacing w:after="0" w:line="240" w:lineRule="auto"/>
@@ -3097,10 +3097,10 @@
             </w:tcMar>
             <w:vAlign w:val="center"/>
           </w:tcPr>
-          <w:p/>
+          <w:p ns2:paraId="3596DEBE"/>
         </w:tc>
       </w:tr>
-      <w:tr>
+      <w:tr ns2:paraId="2CA6E7BC">
         <w:trPr>
           <w:trHeight w:val="455" w:hRule="atLeast"/>
           <w:jc w:val="center"/>
@@ -3123,7 +3123,7 @@
             </w:tcMar>
             <w:vAlign w:val="center"/>
           </w:tcPr>
-          <w:p>
+          <w:p ns2:paraId="21D552D9">
             <w:pPr>
               <w:pStyle w:val="9"/>
               <w:framePr w:wrap="auto" w:vAnchor="margin" w:hAnchor="text" w:yAlign="inline"/>
@@ -3163,7 +3163,7 @@
             </w:tcMar>
             <w:vAlign w:val="center"/>
           </w:tcPr>
-          <w:p>
+          <w:p ns2:paraId="33F22272">
             <w:pPr>
               <w:pStyle w:val="9"/>
               <w:framePr w:wrap="auto" w:vAnchor="margin" w:hAnchor="text" w:yAlign="inline"/>
@@ -3203,7 +3203,7 @@
             </w:tcMar>
             <w:vAlign w:val="center"/>
           </w:tcPr>
-          <w:p>
+          <w:p ns2:paraId="6E3383EF">
             <w:pPr>
               <w:pStyle w:val="9"/>
               <w:framePr w:wrap="auto" w:vAnchor="margin" w:hAnchor="text" w:yAlign="inline"/>
@@ -3265,7 +3265,7 @@
             </w:tcMar>
             <w:vAlign w:val="center"/>
           </w:tcPr>
-          <w:p>
+          <w:p ns2:paraId="697E8CBB">
             <w:pPr>
               <w:framePr w:wrap="auto" w:vAnchor="margin" w:hAnchor="text" w:yAlign="inline"/>
               <w:spacing w:after="0" w:line="240" w:lineRule="auto"/>
@@ -3328,10 +3328,10 @@
             </w:tcMar>
             <w:vAlign w:val="center"/>
           </w:tcPr>
-          <w:p/>
+          <w:p ns2:paraId="53DA74A0"/>
         </w:tc>
       </w:tr>
-      <w:tr>
+      <w:tr ns2:paraId="1307A3D1">
         <w:trPr>
           <w:trHeight w:val="455" w:hRule="atLeast"/>
           <w:jc w:val="center"/>
@@ -3354,7 +3354,7 @@
             </w:tcMar>
             <w:vAlign w:val="center"/>
           </w:tcPr>
-          <w:p>
+          <w:p ns2:paraId="0402E41E">
             <w:pPr>
               <w:pStyle w:val="9"/>
               <w:framePr w:wrap="auto" w:vAnchor="margin" w:hAnchor="text" w:yAlign="inline"/>
@@ -3394,7 +3394,7 @@
             </w:tcMar>
             <w:vAlign w:val="center"/>
           </w:tcPr>
-          <w:p>
+          <w:p ns2:paraId="45C2342B">
             <w:pPr>
               <w:pStyle w:val="9"/>
               <w:framePr w:wrap="auto" w:vAnchor="margin" w:hAnchor="text" w:yAlign="inline"/>
@@ -3434,7 +3434,7 @@
             </w:tcMar>
             <w:vAlign w:val="center"/>
           </w:tcPr>
-          <w:p>
+          <w:p ns2:paraId="22475B95">
             <w:pPr>
               <w:pStyle w:val="9"/>
               <w:framePr w:wrap="auto" w:vAnchor="margin" w:hAnchor="text" w:yAlign="inline"/>
@@ -3474,7 +3474,7 @@
             </w:tcMar>
             <w:vAlign w:val="center"/>
           </w:tcPr>
-          <w:p>
+          <w:p ns2:paraId="0A5CB79C">
             <w:pPr>
               <w:framePr w:wrap="auto" w:vAnchor="margin" w:hAnchor="text" w:yAlign="inline"/>
               <w:spacing w:after="0" w:line="240" w:lineRule="auto"/>
@@ -3537,11 +3537,11 @@
             </w:tcMar>
             <w:vAlign w:val="center"/>
           </w:tcPr>
-          <w:p/>
+          <w:p ns2:paraId="78B1C38C"/>
         </w:tc>
       </w:tr>
     </w:tbl>
-    <w:p>
+    <w:p ns2:paraId="1325F5E4">
       <w:pPr>
         <w:pStyle w:val="10"/>
         <w:pageBreakBefore w:val="0"/>
@@ -3560,7 +3560,7 @@
         </w:rPr>
       </w:pPr>
     </w:p>
-    <w:p>
+    <w:p ns2:paraId="644D6DF0">
       <w:pPr>
         <w:pStyle w:val="10"/>
         <w:pageBreakBefore w:val="0"/>
@@ -3579,7 +3579,7 @@
         </w:rPr>
       </w:pPr>
     </w:p>
-    <w:p>
+    <w:p ns2:paraId="5CB100DC">
       <w:pPr>
         <w:pStyle w:val="10"/>
         <w:pageBreakBefore w:val="0"/>
@@ -3668,13 +3668,13 @@
         <w:gridCol w:w="1158"/>
         <w:gridCol w:w="1159"/>
       </w:tblGrid>
-      <w:tr>
+      <w:tr ns2:paraId="0A296DAE">
         <w:tc>
           <w:tcPr>
             <w:tcW w:w="1305" w:type="dxa"/>
             <w:vAlign w:val="center"/>
           </w:tcPr>
-          <w:p>
+          <w:p ns2:paraId="51A0136F">
             <w:pPr>
               <w:pStyle w:val="12"/>
               <w:keepNext w:val="0"/>
@@ -3756,7 +3756,7 @@
             <w:tcW w:w="1160" w:type="dxa"/>
             <w:vAlign w:val="center"/>
           </w:tcPr>
-          <w:p>
+          <w:p ns2:paraId="7ED40C4C">
             <w:pPr>
               <w:pStyle w:val="12"/>
               <w:pageBreakBefore w:val="0"/>
@@ -3832,7 +3832,7 @@
             <w:tcW w:w="1157" w:type="dxa"/>
             <w:vAlign w:val="center"/>
           </w:tcPr>
-          <w:p>
+          <w:p ns2:paraId="27CD1C72">
             <w:pPr>
               <w:pStyle w:val="12"/>
               <w:pageBreakBefore w:val="0"/>
@@ -3879,7 +3879,7 @@
             <w:tcW w:w="1157" w:type="dxa"/>
             <w:vAlign w:val="center"/>
           </w:tcPr>
-          <w:p>
+          <w:p ns2:paraId="3C231DAB">
             <w:pPr>
               <w:pStyle w:val="12"/>
               <w:pageBreakBefore w:val="0"/>
@@ -3927,7 +3927,7 @@
             <w:tcW w:w="1157" w:type="dxa"/>
             <w:vAlign w:val="center"/>
           </w:tcPr>
-          <w:p>
+          <w:p ns2:paraId="4CFE12BB">
             <w:pPr>
               <w:pStyle w:val="12"/>
               <w:pageBreakBefore w:val="0"/>
@@ -4003,7 +4003,7 @@
             <w:tcW w:w="1158" w:type="dxa"/>
             <w:vAlign w:val="center"/>
           </w:tcPr>
-          <w:p>
+          <w:p ns2:paraId="7028B0C0">
             <w:pPr>
               <w:pStyle w:val="12"/>
               <w:pageBreakBefore w:val="0"/>
@@ -4050,7 +4050,7 @@
             <w:tcW w:w="1158" w:type="dxa"/>
             <w:vAlign w:val="center"/>
           </w:tcPr>
-          <w:p>
+          <w:p ns2:paraId="44139ED7">
             <w:pPr>
               <w:pStyle w:val="12"/>
               <w:pageBreakBefore w:val="0"/>
@@ -4098,7 +4098,7 @@
             <w:tcW w:w="1158" w:type="dxa"/>
             <w:vAlign w:val="center"/>
           </w:tcPr>
-          <w:p>
+          <w:p ns2:paraId="64D0370B">
             <w:pPr>
               <w:pStyle w:val="12"/>
               <w:pageBreakBefore w:val="0"/>
@@ -4146,7 +4146,7 @@
             <w:tcW w:w="1159" w:type="dxa"/>
             <w:vAlign w:val="center"/>
           </w:tcPr>
-          <w:p>
+          <w:p ns2:paraId="085BCAB7">
             <w:pPr>
               <w:pStyle w:val="12"/>
               <w:pageBreakBefore w:val="0"/>
@@ -4190,13 +4190,13 @@
           </w:p>
         </w:tc>
       </w:tr>
-      <w:tr>
+      <w:tr ns2:paraId="42065604">
         <w:tc>
           <w:tcPr>
             <w:tcW w:w="1305" w:type="dxa"/>
             <w:vAlign w:val="center"/>
           </w:tcPr>
-          <w:p>
+          <w:p ns2:paraId="76CD4142">
             <w:pPr>
               <w:pStyle w:val="9"/>
               <w:keepNext w:val="0"/>
@@ -4245,7 +4245,7 @@
             <w:tcW w:w="1160" w:type="dxa"/>
             <w:vAlign w:val="center"/>
           </w:tcPr>
-          <w:p>
+          <w:p ns2:paraId="22B0E5F1">
             <w:pPr>
               <w:pStyle w:val="9"/>
               <w:keepNext w:val="0"/>
@@ -4292,7 +4292,7 @@
             <w:tcW w:w="1157" w:type="dxa"/>
             <w:vAlign w:val="center"/>
           </w:tcPr>
-          <w:p>
+          <w:p ns2:paraId="247340CB">
             <w:pPr>
               <w:pStyle w:val="9"/>
               <w:keepNext w:val="0"/>
@@ -4339,7 +4339,7 @@
             <w:tcW w:w="1157" w:type="dxa"/>
             <w:vAlign w:val="center"/>
           </w:tcPr>
-          <w:p>
+          <w:p ns2:paraId="5397097D">
             <w:pPr>
               <w:pStyle w:val="9"/>
               <w:keepNext w:val="0"/>
@@ -4386,7 +4386,7 @@
             <w:tcW w:w="1157" w:type="dxa"/>
             <w:vAlign w:val="center"/>
           </w:tcPr>
-          <w:p>
+          <w:p ns2:paraId="6EEEC826">
             <w:pPr>
               <w:pStyle w:val="9"/>
               <w:keepNext w:val="0"/>
@@ -4433,7 +4433,7 @@
             <w:tcW w:w="1158" w:type="dxa"/>
             <w:vAlign w:val="center"/>
           </w:tcPr>
-          <w:p>
+          <w:p ns2:paraId="07E04280">
             <w:pPr>
               <w:pStyle w:val="9"/>
               <w:keepNext w:val="0"/>
@@ -4480,7 +4480,7 @@
             <w:tcW w:w="1158" w:type="dxa"/>
             <w:vAlign w:val="center"/>
           </w:tcPr>
-          <w:p>
+          <w:p ns2:paraId="6EAA40EF">
             <w:pPr>
               <w:pStyle w:val="9"/>
               <w:keepNext w:val="0"/>
@@ -4527,7 +4527,7 @@
             <w:tcW w:w="1158" w:type="dxa"/>
             <w:vAlign w:val="center"/>
           </w:tcPr>
-          <w:p>
+          <w:p ns2:paraId="2F5E24B3">
             <w:pPr>
               <w:pStyle w:val="12"/>
               <w:keepNext w:val="0"/>
@@ -4626,7 +4626,7 @@
             <w:tcW w:w="1159" w:type="dxa"/>
             <w:vAlign w:val="center"/>
           </w:tcPr>
-          <w:p>
+          <w:p ns2:paraId="2EF28556">
             <w:pPr>
               <w:pStyle w:val="9"/>
               <w:keepNext w:val="0"/>
@@ -4669,13 +4669,13 @@
           </w:p>
         </w:tc>
       </w:tr>
-      <w:tr>
+      <w:tr ns2:paraId="62FCFF0D">
         <w:tc>
           <w:tcPr>
             <w:tcW w:w="1305" w:type="dxa"/>
             <w:vAlign w:val="center"/>
           </w:tcPr>
-          <w:p>
+          <w:p ns2:paraId="48C82B3C">
             <w:pPr>
               <w:pStyle w:val="9"/>
               <w:keepNext w:val="0"/>
@@ -4731,7 +4731,7 @@
             <w:tcW w:w="1160" w:type="dxa"/>
             <w:vAlign w:val="center"/>
           </w:tcPr>
-          <w:p>
+          <w:p ns2:paraId="251A121F">
             <w:pPr>
               <w:pStyle w:val="9"/>
               <w:keepNext w:val="0"/>
@@ -4778,7 +4778,7 @@
             <w:tcW w:w="1157" w:type="dxa"/>
             <w:vAlign w:val="center"/>
           </w:tcPr>
-          <w:p>
+          <w:p ns2:paraId="112A080D">
             <w:pPr>
               <w:pStyle w:val="9"/>
               <w:keepNext w:val="0"/>
@@ -4825,7 +4825,7 @@
             <w:tcW w:w="1157" w:type="dxa"/>
             <w:vAlign w:val="center"/>
           </w:tcPr>
-          <w:p>
+          <w:p ns2:paraId="69DED007">
             <w:pPr>
               <w:pStyle w:val="9"/>
               <w:keepNext w:val="0"/>
@@ -4872,7 +4872,7 @@
             <w:tcW w:w="1157" w:type="dxa"/>
             <w:vAlign w:val="center"/>
           </w:tcPr>
-          <w:p>
+          <w:p ns2:paraId="03CC1F7C">
             <w:pPr>
               <w:pStyle w:val="9"/>
               <w:keepNext w:val="0"/>
@@ -4919,7 +4919,7 @@
             <w:tcW w:w="1158" w:type="dxa"/>
             <w:vAlign w:val="center"/>
           </w:tcPr>
-          <w:p>
+          <w:p ns2:paraId="6C796FAC">
             <w:pPr>
               <w:pStyle w:val="9"/>
               <w:keepNext w:val="0"/>
@@ -4966,7 +4966,7 @@
             <w:tcW w:w="1158" w:type="dxa"/>
             <w:vAlign w:val="center"/>
           </w:tcPr>
-          <w:p>
+          <w:p ns2:paraId="63AE86DF">
             <w:pPr>
               <w:pStyle w:val="9"/>
               <w:keepNext w:val="0"/>
@@ -5013,7 +5013,7 @@
             <w:tcW w:w="1158" w:type="dxa"/>
             <w:vAlign w:val="center"/>
           </w:tcPr>
-          <w:p>
+          <w:p ns2:paraId="5B13D83A">
             <w:pPr>
               <w:pStyle w:val="12"/>
               <w:keepNext w:val="0"/>
@@ -5112,7 +5112,7 @@
             <w:tcW w:w="1159" w:type="dxa"/>
             <w:vAlign w:val="center"/>
           </w:tcPr>
-          <w:p>
+          <w:p ns2:paraId="52403273">
             <w:pPr>
               <w:pStyle w:val="9"/>
               <w:keepNext w:val="0"/>
@@ -5156,7 +5156,7 @@
         </w:tc>
       </w:tr>
     </w:tbl>
-    <w:p>
+    <w:p ns2:paraId="4A5EA67B">
       <w:pPr>
         <w:pStyle w:val="10"/>
         <w:framePr w:wrap="auto" w:vAnchor="margin" w:hAnchor="text" w:yAlign="inline"/>
@@ -5198,7 +5198,7 @@
         <w:gridCol w:w="2041"/>
         <w:gridCol w:w="2041"/>
       </w:tblGrid>
-      <w:tr>
+      <w:tr ns2:paraId="182DB764">
         <w:trPr>
           <w:trHeight w:val="170" w:hRule="atLeast"/>
           <w:tblHeader/>
@@ -5222,7 +5222,7 @@
             </w:tcMar>
             <w:vAlign w:val="center"/>
           </w:tcPr>
-          <w:p>
+          <w:p ns2:paraId="4F3F9598">
             <w:pPr>
               <w:pStyle w:val="9"/>
               <w:framePr w:wrap="auto" w:vAnchor="margin" w:hAnchor="text" w:yAlign="inline"/>
@@ -5262,7 +5262,7 @@
             </w:tcMar>
             <w:vAlign w:val="center"/>
           </w:tcPr>
-          <w:p>
+          <w:p ns2:paraId="4ED94C90">
             <w:pPr>
               <w:pStyle w:val="9"/>
               <w:framePr w:wrap="auto" w:vAnchor="margin" w:hAnchor="text" w:yAlign="inline"/>
@@ -5302,7 +5302,7 @@
             </w:tcMar>
             <w:vAlign w:val="center"/>
           </w:tcPr>
-          <w:p>
+          <w:p ns2:paraId="592F18FB">
             <w:pPr>
               <w:pStyle w:val="9"/>
               <w:framePr w:wrap="auto" w:vAnchor="margin" w:hAnchor="text" w:yAlign="inline"/>
@@ -5342,7 +5342,7 @@
             </w:tcMar>
             <w:vAlign w:val="center"/>
           </w:tcPr>
-          <w:p>
+          <w:p ns2:paraId="0745714D">
             <w:pPr>
               <w:pStyle w:val="9"/>
               <w:framePr w:wrap="auto" w:vAnchor="margin" w:hAnchor="text" w:yAlign="inline"/>
@@ -5365,7 +5365,7 @@
           </w:p>
         </w:tc>
       </w:tr>
-      <w:tr>
+      <w:tr ns2:paraId="5538E63A">
         <w:tblPrEx>
           <w:shd w:val="clear" w:color="auto" w:fill="CED7E7"/>
         </w:tblPrEx>
@@ -5391,7 +5391,7 @@
             </w:tcMar>
             <w:vAlign w:val="center"/>
           </w:tcPr>
-          <w:p>
+          <w:p ns2:paraId="21A83133">
             <w:pPr>
               <w:pStyle w:val="9"/>
               <w:framePr w:wrap="auto" w:vAnchor="margin" w:hAnchor="text" w:yAlign="inline"/>
@@ -5431,7 +5431,7 @@
             </w:tcMar>
             <w:vAlign w:val="center"/>
           </w:tcPr>
-          <w:p>
+          <w:p ns2:paraId="06DA5366">
             <w:pPr>
               <w:pStyle w:val="9"/>
               <w:framePr w:wrap="auto" w:vAnchor="margin" w:hAnchor="text" w:yAlign="inline"/>
@@ -5471,7 +5471,7 @@
             </w:tcMar>
             <w:vAlign w:val="center"/>
           </w:tcPr>
-          <w:p>
+          <w:p ns2:paraId="3B501407">
             <w:pPr>
               <w:pStyle w:val="9"/>
               <w:framePr w:wrap="auto" w:vAnchor="margin" w:hAnchor="text" w:yAlign="inline"/>
@@ -5534,7 +5534,7 @@
             </w:tcMar>
             <w:vAlign w:val="center"/>
           </w:tcPr>
-          <w:p>
+          <w:p ns2:paraId="11A0AD71">
             <w:pPr>
               <w:pStyle w:val="9"/>
               <w:framePr w:wrap="auto" w:vAnchor="margin" w:hAnchor="text" w:yAlign="inline"/>
@@ -5557,7 +5557,7 @@
           </w:p>
         </w:tc>
       </w:tr>
-      <w:tr>
+      <w:tr ns2:paraId="581DCBA0">
         <w:tblPrEx>
           <w:shd w:val="clear" w:color="auto" w:fill="CED7E7"/>
         </w:tblPrEx>
@@ -5583,7 +5583,7 @@
             </w:tcMar>
             <w:vAlign w:val="center"/>
           </w:tcPr>
-          <w:p>
+          <w:p ns2:paraId="2ED4CD35">
             <w:pPr>
               <w:pStyle w:val="9"/>
               <w:framePr w:wrap="auto" w:vAnchor="margin" w:hAnchor="text" w:yAlign="inline"/>
@@ -5623,7 +5623,7 @@
             </w:tcMar>
             <w:vAlign w:val="center"/>
           </w:tcPr>
-          <w:p>
+          <w:p ns2:paraId="30F3BBD6">
             <w:pPr>
               <w:pStyle w:val="9"/>
               <w:framePr w:wrap="auto" w:vAnchor="margin" w:hAnchor="text" w:yAlign="inline"/>
@@ -5663,7 +5663,7 @@
             </w:tcMar>
             <w:vAlign w:val="center"/>
           </w:tcPr>
-          <w:p>
+          <w:p ns2:paraId="6392288A">
             <w:pPr>
               <w:framePr w:wrap="auto" w:vAnchor="margin" w:hAnchor="text" w:yAlign="inline"/>
               <w:spacing w:after="0" w:line="240" w:lineRule="auto"/>
@@ -5726,7 +5726,7 @@
             </w:tcMar>
             <w:vAlign w:val="center"/>
           </w:tcPr>
-          <w:p>
+          <w:p ns2:paraId="2A492C14">
             <w:pPr>
               <w:framePr w:wrap="auto" w:vAnchor="margin" w:hAnchor="text" w:yAlign="inline"/>
               <w:rPr>
@@ -5736,7 +5736,7 @@
           </w:p>
         </w:tc>
       </w:tr>
-      <w:tr>
+      <w:tr ns2:paraId="24323C4F">
         <w:tblPrEx>
           <w:shd w:val="clear" w:color="auto" w:fill="CED7E7"/>
         </w:tblPrEx>
@@ -5762,7 +5762,7 @@
             </w:tcMar>
             <w:vAlign w:val="center"/>
           </w:tcPr>
-          <w:p>
+          <w:p ns2:paraId="65DFF80B">
             <w:pPr>
               <w:pStyle w:val="9"/>
               <w:framePr w:wrap="auto" w:vAnchor="margin" w:hAnchor="text" w:yAlign="inline"/>
@@ -5802,7 +5802,7 @@
             </w:tcMar>
             <w:vAlign w:val="center"/>
           </w:tcPr>
-          <w:p>
+          <w:p ns2:paraId="180F786B">
             <w:pPr>
               <w:pStyle w:val="9"/>
               <w:framePr w:wrap="auto" w:vAnchor="margin" w:hAnchor="text" w:yAlign="inline"/>
@@ -5842,7 +5842,7 @@
             </w:tcMar>
             <w:vAlign w:val="center"/>
           </w:tcPr>
-          <w:p>
+          <w:p ns2:paraId="0DCF36BD">
             <w:pPr>
               <w:framePr w:wrap="auto" w:vAnchor="margin" w:hAnchor="text" w:yAlign="inline"/>
               <w:spacing w:after="0" w:line="240" w:lineRule="auto"/>
@@ -5905,7 +5905,7 @@
             </w:tcMar>
             <w:vAlign w:val="center"/>
           </w:tcPr>
-          <w:p>
+          <w:p ns2:paraId="6DA167EB">
             <w:pPr>
               <w:framePr w:wrap="auto" w:vAnchor="margin" w:hAnchor="text" w:yAlign="inline"/>
               <w:rPr>
@@ -5915,7 +5915,7 @@
           </w:p>
         </w:tc>
       </w:tr>
-      <w:tr>
+      <w:tr ns2:paraId="0AA1F99C">
         <w:tblPrEx>
           <w:shd w:val="clear" w:color="auto" w:fill="CED7E7"/>
         </w:tblPrEx>
@@ -5941,7 +5941,7 @@
             </w:tcMar>
             <w:vAlign w:val="center"/>
           </w:tcPr>
-          <w:p>
+          <w:p ns2:paraId="25143D50">
             <w:pPr>
               <w:pStyle w:val="9"/>
               <w:framePr w:wrap="auto" w:vAnchor="margin" w:hAnchor="text" w:yAlign="inline"/>
@@ -5981,7 +5981,7 @@
             </w:tcMar>
             <w:vAlign w:val="center"/>
           </w:tcPr>
-          <w:p>
+          <w:p ns2:paraId="352160AD">
             <w:pPr>
               <w:pStyle w:val="9"/>
               <w:framePr w:wrap="auto" w:vAnchor="margin" w:hAnchor="text" w:yAlign="inline"/>
@@ -6021,7 +6021,7 @@
             </w:tcMar>
             <w:vAlign w:val="center"/>
           </w:tcPr>
-          <w:p>
+          <w:p ns2:paraId="618865D7">
             <w:pPr>
               <w:framePr w:wrap="auto" w:vAnchor="margin" w:hAnchor="text" w:yAlign="inline"/>
               <w:spacing w:after="0" w:line="240" w:lineRule="auto"/>
@@ -6084,7 +6084,7 @@
             </w:tcMar>
             <w:vAlign w:val="center"/>
           </w:tcPr>
-          <w:p>
+          <w:p ns2:paraId="19E126F7">
             <w:pPr>
               <w:pStyle w:val="9"/>
               <w:framePr w:wrap="auto" w:vAnchor="margin" w:hAnchor="text" w:yAlign="inline"/>
@@ -6107,7 +6107,7 @@
           </w:p>
         </w:tc>
       </w:tr>
-      <w:tr>
+      <w:tr ns2:paraId="3DCE9A6B">
         <w:tblPrEx>
           <w:shd w:val="clear" w:color="auto" w:fill="CED7E7"/>
         </w:tblPrEx>
@@ -6133,7 +6133,7 @@
             </w:tcMar>
             <w:vAlign w:val="center"/>
           </w:tcPr>
-          <w:p>
+          <w:p ns2:paraId="72B64383">
             <w:pPr>
               <w:pStyle w:val="9"/>
               <w:framePr w:wrap="auto" w:vAnchor="margin" w:hAnchor="text" w:yAlign="inline"/>
@@ -6173,7 +6173,7 @@
             </w:tcMar>
             <w:vAlign w:val="center"/>
           </w:tcPr>
-          <w:p>
+          <w:p ns2:paraId="792A554F">
             <w:pPr>
               <w:pStyle w:val="9"/>
               <w:framePr w:wrap="auto" w:vAnchor="margin" w:hAnchor="text" w:yAlign="inline"/>
@@ -6213,7 +6213,7 @@
             </w:tcMar>
             <w:vAlign w:val="center"/>
           </w:tcPr>
-          <w:p>
+          <w:p ns2:paraId="7E937366">
             <w:pPr>
               <w:framePr w:wrap="auto" w:vAnchor="margin" w:hAnchor="text" w:yAlign="inline"/>
               <w:spacing w:after="0" w:line="240" w:lineRule="auto"/>
@@ -6276,7 +6276,7 @@
             </w:tcMar>
             <w:vAlign w:val="center"/>
           </w:tcPr>
-          <w:p>
+          <w:p ns2:paraId="7D09A5A8">
             <w:pPr>
               <w:pStyle w:val="9"/>
               <w:framePr w:wrap="auto" w:vAnchor="margin" w:hAnchor="text" w:yAlign="inline"/>
@@ -6299,7 +6299,7 @@
           </w:p>
         </w:tc>
       </w:tr>
-      <w:tr>
+      <w:tr ns2:paraId="4963747B">
         <w:tblPrEx>
           <w:shd w:val="clear" w:color="auto" w:fill="CED7E7"/>
         </w:tblPrEx>
@@ -6325,7 +6325,7 @@
             </w:tcMar>
             <w:vAlign w:val="center"/>
           </w:tcPr>
-          <w:p>
+          <w:p ns2:paraId="485C3685">
             <w:pPr>
               <w:pStyle w:val="9"/>
               <w:framePr w:wrap="auto" w:vAnchor="margin" w:hAnchor="text" w:yAlign="inline"/>
@@ -6365,7 +6365,7 @@
             </w:tcMar>
             <w:vAlign w:val="center"/>
           </w:tcPr>
-          <w:p>
+          <w:p ns2:paraId="46F0C53D">
             <w:pPr>
               <w:pStyle w:val="9"/>
               <w:framePr w:wrap="auto" w:vAnchor="margin" w:hAnchor="text" w:yAlign="inline"/>
@@ -6405,7 +6405,7 @@
             </w:tcMar>
             <w:vAlign w:val="center"/>
           </w:tcPr>
-          <w:p>
+          <w:p ns2:paraId="7DCDED9C">
             <w:pPr>
               <w:framePr w:wrap="auto" w:vAnchor="margin" w:hAnchor="text" w:yAlign="inline"/>
               <w:spacing w:after="0" w:line="240" w:lineRule="auto"/>
@@ -6468,7 +6468,7 @@
             </w:tcMar>
             <w:vAlign w:val="center"/>
           </w:tcPr>
-          <w:p>
+          <w:p ns2:paraId="0088EDA2">
             <w:pPr>
               <w:pStyle w:val="9"/>
               <w:framePr w:wrap="auto" w:vAnchor="margin" w:hAnchor="text" w:yAlign="inline"/>
@@ -6491,7 +6491,7 @@
           </w:p>
         </w:tc>
       </w:tr>
-      <w:tr>
+      <w:tr ns2:paraId="4CB0BA0D">
         <w:tblPrEx>
           <w:shd w:val="clear" w:color="auto" w:fill="CED7E7"/>
         </w:tblPrEx>
@@ -6517,7 +6517,7 @@
             </w:tcMar>
             <w:vAlign w:val="center"/>
           </w:tcPr>
-          <w:p>
+          <w:p ns2:paraId="21B4D808">
             <w:pPr>
               <w:pStyle w:val="9"/>
               <w:framePr w:wrap="auto" w:vAnchor="margin" w:hAnchor="text" w:yAlign="inline"/>
@@ -6557,7 +6557,7 @@
             </w:tcMar>
             <w:vAlign w:val="center"/>
           </w:tcPr>
-          <w:p>
+          <w:p ns2:paraId="63345EC6">
             <w:pPr>
               <w:pStyle w:val="9"/>
               <w:framePr w:wrap="auto" w:vAnchor="margin" w:hAnchor="text" w:yAlign="inline"/>
@@ -6597,7 +6597,7 @@
             </w:tcMar>
             <w:vAlign w:val="center"/>
           </w:tcPr>
-          <w:p>
+          <w:p ns2:paraId="12EC07DF">
             <w:pPr>
               <w:framePr w:wrap="auto" w:vAnchor="margin" w:hAnchor="text" w:yAlign="inline"/>
               <w:spacing w:after="0" w:line="240" w:lineRule="auto"/>
@@ -6660,7 +6660,7 @@
             </w:tcMar>
             <w:vAlign w:val="center"/>
           </w:tcPr>
-          <w:p>
+          <w:p ns2:paraId="62A40F70">
             <w:pPr>
               <w:framePr w:wrap="auto" w:vAnchor="margin" w:hAnchor="text" w:yAlign="inline"/>
               <w:rPr>
@@ -6670,7 +6670,7 @@
           </w:p>
         </w:tc>
       </w:tr>
-      <w:tr>
+      <w:tr ns2:paraId="5BDAC46E">
         <w:tblPrEx>
           <w:shd w:val="clear" w:color="auto" w:fill="CED7E7"/>
         </w:tblPrEx>
@@ -6696,7 +6696,7 @@
             </w:tcMar>
             <w:vAlign w:val="center"/>
           </w:tcPr>
-          <w:p>
+          <w:p ns2:paraId="1A45F435">
             <w:pPr>
               <w:pStyle w:val="9"/>
               <w:framePr w:wrap="auto" w:vAnchor="margin" w:hAnchor="text" w:yAlign="inline"/>
@@ -6736,7 +6736,7 @@
             </w:tcMar>
             <w:vAlign w:val="center"/>
           </w:tcPr>
-          <w:p>
+          <w:p ns2:paraId="3C59A11A">
             <w:pPr>
               <w:pStyle w:val="9"/>
               <w:framePr w:wrap="auto" w:vAnchor="margin" w:hAnchor="text" w:yAlign="inline"/>
@@ -6776,7 +6776,7 @@
             </w:tcMar>
             <w:vAlign w:val="center"/>
           </w:tcPr>
-          <w:p>
+          <w:p ns2:paraId="503D434A">
             <w:pPr>
               <w:framePr w:wrap="auto" w:vAnchor="margin" w:hAnchor="text" w:yAlign="inline"/>
               <w:spacing w:after="0" w:line="240" w:lineRule="auto"/>
@@ -6839,7 +6839,7 @@
             </w:tcMar>
             <w:vAlign w:val="center"/>
           </w:tcPr>
-          <w:p>
+          <w:p ns2:paraId="53E649B3">
             <w:pPr>
               <w:framePr w:wrap="auto" w:vAnchor="margin" w:hAnchor="text" w:yAlign="inline"/>
               <w:rPr>
@@ -6849,7 +6849,7 @@
           </w:p>
         </w:tc>
       </w:tr>
-      <w:tr>
+      <w:tr ns2:paraId="574B55FB">
         <w:tblPrEx>
           <w:shd w:val="clear" w:color="auto" w:fill="CED7E7"/>
         </w:tblPrEx>
@@ -6875,7 +6875,7 @@
             </w:tcMar>
             <w:vAlign w:val="center"/>
           </w:tcPr>
-          <w:p>
+          <w:p ns2:paraId="18B0B6A0">
             <w:pPr>
               <w:pStyle w:val="9"/>
               <w:framePr w:wrap="auto" w:vAnchor="margin" w:hAnchor="text" w:yAlign="inline"/>
@@ -6915,7 +6915,7 @@
             </w:tcMar>
             <w:vAlign w:val="center"/>
           </w:tcPr>
-          <w:p>
+          <w:p ns2:paraId="4A8460D4">
             <w:pPr>
               <w:pStyle w:val="9"/>
               <w:framePr w:wrap="auto" w:vAnchor="margin" w:hAnchor="text" w:yAlign="inline"/>
@@ -6955,7 +6955,7 @@
             </w:tcMar>
             <w:vAlign w:val="center"/>
           </w:tcPr>
-          <w:p>
+          <w:p ns2:paraId="2C58A8F7">
             <w:pPr>
               <w:framePr w:wrap="auto" w:vAnchor="margin" w:hAnchor="text" w:yAlign="inline"/>
               <w:spacing w:after="0" w:line="240" w:lineRule="auto"/>
@@ -7018,7 +7018,7 @@
             </w:tcMar>
             <w:vAlign w:val="center"/>
           </w:tcPr>
-          <w:p>
+          <w:p ns2:paraId="726D4496">
             <w:pPr>
               <w:framePr w:wrap="auto" w:vAnchor="margin" w:hAnchor="text" w:yAlign="inline"/>
               <w:rPr>
@@ -7028,7 +7028,7 @@
           </w:p>
         </w:tc>
       </w:tr>
-      <w:tr>
+      <w:tr ns2:paraId="5FFC62B5">
         <w:tblPrEx>
           <w:shd w:val="clear" w:color="auto" w:fill="CED7E7"/>
         </w:tblPrEx>
@@ -7054,7 +7054,7 @@
             </w:tcMar>
             <w:vAlign w:val="center"/>
           </w:tcPr>
-          <w:p>
+          <w:p ns2:paraId="3CD6897A">
             <w:pPr>
               <w:pStyle w:val="9"/>
               <w:framePr w:wrap="auto" w:vAnchor="margin" w:hAnchor="text" w:yAlign="inline"/>
@@ -7105,7 +7105,7 @@
             </w:tcMar>
             <w:vAlign w:val="center"/>
           </w:tcPr>
-          <w:p>
+          <w:p ns2:paraId="1F88F749">
             <w:pPr>
               <w:pStyle w:val="9"/>
               <w:framePr w:wrap="auto" w:vAnchor="margin" w:hAnchor="text" w:yAlign="inline"/>
@@ -7145,7 +7145,7 @@
             </w:tcMar>
             <w:vAlign w:val="center"/>
           </w:tcPr>
-          <w:p>
+          <w:p ns2:paraId="1FF8A9F8">
             <w:pPr>
               <w:framePr w:wrap="auto" w:vAnchor="margin" w:hAnchor="text" w:yAlign="inline"/>
               <w:spacing w:after="0" w:line="240" w:lineRule="auto"/>
@@ -7208,7 +7208,7 @@
             </w:tcMar>
             <w:vAlign w:val="center"/>
           </w:tcPr>
-          <w:p>
+          <w:p ns2:paraId="090B377D">
             <w:pPr>
               <w:pStyle w:val="9"/>
               <w:framePr w:wrap="auto" w:vAnchor="margin" w:hAnchor="text" w:yAlign="inline"/>
@@ -7231,7 +7231,7 @@
           </w:p>
         </w:tc>
       </w:tr>
-      <w:tr>
+      <w:tr ns2:paraId="10AF2E6C">
         <w:tblPrEx>
           <w:shd w:val="clear" w:color="auto" w:fill="CED7E7"/>
         </w:tblPrEx>
@@ -7257,7 +7257,7 @@
             </w:tcMar>
             <w:vAlign w:val="center"/>
           </w:tcPr>
-          <w:p>
+          <w:p ns2:paraId="36431473">
             <w:pPr>
               <w:pStyle w:val="9"/>
               <w:framePr w:wrap="auto" w:vAnchor="margin" w:hAnchor="text" w:yAlign="inline"/>
@@ -7297,7 +7297,7 @@
             </w:tcMar>
             <w:vAlign w:val="center"/>
           </w:tcPr>
-          <w:p>
+          <w:p ns2:paraId="4C59B028">
             <w:pPr>
               <w:pStyle w:val="9"/>
               <w:framePr w:wrap="auto" w:vAnchor="margin" w:hAnchor="text" w:yAlign="inline"/>
@@ -7337,7 +7337,7 @@
             </w:tcMar>
             <w:vAlign w:val="center"/>
           </w:tcPr>
-          <w:p>
+          <w:p ns2:paraId="15CA3CBB">
             <w:pPr>
               <w:framePr w:wrap="auto" w:vAnchor="margin" w:hAnchor="text" w:yAlign="inline"/>
               <w:spacing w:after="0" w:line="240" w:lineRule="auto"/>
@@ -7400,7 +7400,7 @@
             </w:tcMar>
             <w:vAlign w:val="center"/>
           </w:tcPr>
-          <w:p>
+          <w:p ns2:paraId="6F96D099">
             <w:pPr>
               <w:pStyle w:val="9"/>
               <w:framePr w:wrap="auto" w:vAnchor="margin" w:hAnchor="text" w:yAlign="inline"/>
@@ -7423,7 +7423,7 @@
           </w:p>
         </w:tc>
       </w:tr>
-      <w:tr>
+      <w:tr ns2:paraId="084AECA3">
         <w:tblPrEx>
           <w:shd w:val="clear" w:color="auto" w:fill="CED7E7"/>
         </w:tblPrEx>
@@ -7449,7 +7449,7 @@
             </w:tcMar>
             <w:vAlign w:val="center"/>
           </w:tcPr>
-          <w:p>
+          <w:p ns2:paraId="15DB604D">
             <w:pPr>
               <w:pStyle w:val="9"/>
               <w:framePr w:wrap="auto" w:vAnchor="margin" w:hAnchor="text" w:yAlign="inline"/>
@@ -7489,7 +7489,7 @@
             </w:tcMar>
             <w:vAlign w:val="center"/>
           </w:tcPr>
-          <w:p>
+          <w:p ns2:paraId="386648F8">
             <w:pPr>
               <w:pStyle w:val="9"/>
               <w:framePr w:wrap="auto" w:vAnchor="margin" w:hAnchor="text" w:yAlign="inline"/>
@@ -7529,7 +7529,7 @@
             </w:tcMar>
             <w:vAlign w:val="center"/>
           </w:tcPr>
-          <w:p>
+          <w:p ns2:paraId="76311E11">
             <w:pPr>
               <w:framePr w:wrap="auto" w:vAnchor="margin" w:hAnchor="text" w:yAlign="inline"/>
               <w:spacing w:after="0" w:line="240" w:lineRule="auto"/>
@@ -7592,7 +7592,7 @@
             </w:tcMar>
             <w:vAlign w:val="center"/>
           </w:tcPr>
-          <w:p>
+          <w:p ns2:paraId="58D601E4">
             <w:pPr>
               <w:pStyle w:val="9"/>
               <w:framePr w:wrap="auto" w:vAnchor="margin" w:hAnchor="text" w:yAlign="inline"/>
@@ -7616,7 +7616,7 @@
         </w:tc>
       </w:tr>
     </w:tbl>
-    <w:p>
+    <w:p ns2:paraId="0686E411">
       <w:pPr>
         <w:pStyle w:val="10"/>
         <w:framePr w:wrap="auto" w:vAnchor="margin" w:hAnchor="text" w:yAlign="inline"/>
@@ -7630,7 +7630,7 @@
         <w:t>五、试样尺寸与安装记录</w:t>
       </w:r>
     </w:p>
-    <w:p>
+    <w:p ns2:paraId="05D834CF">
       <w:pPr>
         <w:pStyle w:val="9"/>
         <w:framePr w:wrap="auto" w:vAnchor="margin" w:hAnchor="text" w:yAlign="inline"/>
@@ -7794,7 +7794,7 @@
         <w:gridCol w:w="1235"/>
         <w:gridCol w:w="563"/>
       </w:tblGrid>
-      <w:tr>
+      <w:tr ns2:paraId="2136D9D8">
         <w:trPr>
           <w:trHeight w:val="455" w:hRule="atLeast"/>
           <w:tblHeader/>
@@ -7818,7 +7818,7 @@
             </w:tcMar>
             <w:vAlign w:val="center"/>
           </w:tcPr>
-          <w:p>
+          <w:p ns2:paraId="0012AB32">
             <w:pPr>
               <w:pStyle w:val="9"/>
               <w:framePr w:wrap="auto" w:vAnchor="margin" w:hAnchor="text" w:yAlign="inline"/>
@@ -7861,7 +7861,7 @@
             </w:tcMar>
             <w:vAlign w:val="center"/>
           </w:tcPr>
-          <w:p>
+          <w:p ns2:paraId="746E18B3">
             <w:pPr>
               <w:pStyle w:val="9"/>
               <w:framePr w:wrap="auto" w:vAnchor="margin" w:hAnchor="text" w:yAlign="inline"/>
@@ -7904,7 +7904,7 @@
             </w:tcMar>
             <w:vAlign w:val="center"/>
           </w:tcPr>
-          <w:p>
+          <w:p ns2:paraId="09DD9145">
             <w:pPr>
               <w:pStyle w:val="9"/>
               <w:framePr w:wrap="auto" w:vAnchor="margin" w:hAnchor="text" w:yAlign="inline"/>
@@ -7987,7 +7987,7 @@
             </w:tcMar>
             <w:vAlign w:val="center"/>
           </w:tcPr>
-          <w:p>
+          <w:p ns2:paraId="2BFE6DB0">
             <w:pPr>
               <w:pStyle w:val="9"/>
               <w:framePr w:wrap="auto" w:vAnchor="margin" w:hAnchor="text" w:yAlign="inline"/>
@@ -8008,7 +8008,7 @@
                 <w:rtl w:val="0"/>
                 <w:lang w:val="en-US"/>
               </w:rPr>
-              <w:t>宽/直径</w:t>
+              <w:t>直径/mm</w:t>
             </w:r>
             <w:r>
               <w:rPr>
@@ -8021,7 +8021,7 @@
                 <w:rtl w:val="0"/>
                 <w:lang w:val="en-US"/>
               </w:rPr>
-              <w:t>/mm</w:t>
+              <w:t/>
             </w:r>
           </w:p>
         </w:tc>
@@ -8043,7 +8043,7 @@
             </w:tcMar>
             <w:vAlign w:val="center"/>
           </w:tcPr>
-          <w:p>
+          <w:p ns2:paraId="7C0F5190">
             <w:pPr>
               <w:pStyle w:val="9"/>
               <w:framePr w:wrap="auto" w:vAnchor="margin" w:hAnchor="text" w:yAlign="inline"/>
@@ -8071,10 +8071,10 @@
                 <w:rtl w:val="0"/>
                 <w:lang w:val="en-US"/>
               </w:rPr>
-              <w:t>厚度</w:t>
-            </w:r>
-          </w:p>
-          <w:p>
+              <w:t>标称值/(10⁻⁶/K)</w:t>
+            </w:r>
+          </w:p>
+          <w:p ns2:paraId="067BACB0">
             <w:pPr>
               <w:pStyle w:val="9"/>
               <w:framePr w:wrap="auto" w:vAnchor="margin" w:hAnchor="text" w:yAlign="inline"/>
@@ -8095,7 +8095,7 @@
                 <w:rtl w:val="0"/>
                 <w:lang w:val="en-US"/>
               </w:rPr>
-              <w:t>/mm</w:t>
+              <w:t/>
             </w:r>
           </w:p>
         </w:tc>
@@ -8117,7 +8117,7 @@
             </w:tcMar>
             <w:vAlign w:val="center"/>
           </w:tcPr>
-          <w:p>
+          <w:p ns2:paraId="0EE17801">
             <w:pPr>
               <w:pStyle w:val="9"/>
               <w:framePr w:wrap="auto" w:vAnchor="margin" w:hAnchor="text" w:yAlign="inline"/>
@@ -8160,7 +8160,7 @@
             </w:tcMar>
             <w:vAlign w:val="center"/>
           </w:tcPr>
-          <w:p>
+          <w:p ns2:paraId="3E30C0C9">
             <w:pPr>
               <w:pStyle w:val="9"/>
               <w:framePr w:wrap="auto" w:vAnchor="margin" w:hAnchor="text" w:yAlign="inline"/>
@@ -8229,7 +8229,7 @@
             </w:tcMar>
             <w:vAlign w:val="center"/>
           </w:tcPr>
-          <w:p>
+          <w:p ns2:paraId="0545245F">
             <w:pPr>
               <w:pStyle w:val="9"/>
               <w:framePr w:wrap="auto" w:vAnchor="margin" w:hAnchor="text" w:yAlign="inline"/>
@@ -8272,7 +8272,7 @@
             </w:tcMar>
             <w:vAlign w:val="center"/>
           </w:tcPr>
-          <w:p>
+          <w:p ns2:paraId="5F3C7BBC">
             <w:pPr>
               <w:pStyle w:val="9"/>
               <w:framePr w:wrap="auto" w:vAnchor="margin" w:hAnchor="text" w:yAlign="inline"/>
@@ -8298,7 +8298,7 @@
           </w:p>
         </w:tc>
       </w:tr>
-      <w:tr>
+      <w:tr ns2:paraId="3ADC88D4">
         <w:trPr>
           <w:trHeight w:val="461" w:hRule="atLeast"/>
           <w:jc w:val="center"/>
@@ -8321,7 +8321,7 @@
             </w:tcMar>
             <w:vAlign w:val="center"/>
           </w:tcPr>
-          <w:p>
+          <w:p ns2:paraId="14B12623">
             <w:pPr>
               <w:framePr w:wrap="auto" w:vAnchor="margin" w:hAnchor="text" w:yAlign="inline"/>
               <w:rPr>
@@ -8348,7 +8348,7 @@
             </w:tcMar>
             <w:vAlign w:val="center"/>
           </w:tcPr>
-          <w:p>
+          <w:p ns2:paraId="1463B184">
             <w:pPr>
               <w:framePr w:wrap="auto" w:vAnchor="margin" w:hAnchor="text" w:yAlign="inline"/>
               <w:rPr>
@@ -8375,7 +8375,7 @@
             </w:tcMar>
             <w:vAlign w:val="center"/>
           </w:tcPr>
-          <w:p>
+          <w:p ns2:paraId="10A26BDC">
             <w:pPr>
               <w:framePr w:wrap="auto" w:vAnchor="margin" w:hAnchor="text" w:yAlign="inline"/>
               <w:rPr>
@@ -8402,7 +8402,7 @@
             </w:tcMar>
             <w:vAlign w:val="center"/>
           </w:tcPr>
-          <w:p>
+          <w:p ns2:paraId="5650A2A9">
             <w:pPr>
               <w:framePr w:wrap="auto" w:vAnchor="margin" w:hAnchor="text" w:yAlign="inline"/>
               <w:rPr>
@@ -8429,7 +8429,7 @@
             </w:tcMar>
             <w:vAlign w:val="center"/>
           </w:tcPr>
-          <w:p>
+          <w:p ns2:paraId="4F551639">
             <w:pPr>
               <w:framePr w:wrap="auto" w:vAnchor="margin" w:hAnchor="text" w:yAlign="inline"/>
               <w:rPr>
@@ -8456,7 +8456,7 @@
             </w:tcMar>
             <w:vAlign w:val="center"/>
           </w:tcPr>
-          <w:p>
+          <w:p ns2:paraId="690FF571">
             <w:pPr>
               <w:pStyle w:val="9"/>
               <w:framePr w:wrap="auto" w:vAnchor="margin" w:hAnchor="text" w:yAlign="inline"/>
@@ -8483,7 +8483,7 @@
               <w:t xml:space="preserve">□正确 </w:t>
             </w:r>
           </w:p>
-          <w:p>
+          <w:p ns2:paraId="2AD2CE27">
             <w:pPr>
               <w:pStyle w:val="9"/>
               <w:framePr w:wrap="auto" w:vAnchor="margin" w:hAnchor="text" w:yAlign="inline"/>
@@ -8524,7 +8524,7 @@
             </w:tcMar>
             <w:vAlign w:val="center"/>
           </w:tcPr>
-          <w:p>
+          <w:p ns2:paraId="19183200">
             <w:pPr>
               <w:framePr w:wrap="auto" w:vAnchor="margin" w:hAnchor="text" w:yAlign="inline"/>
               <w:rPr>
@@ -8551,7 +8551,7 @@
             </w:tcMar>
             <w:vAlign w:val="center"/>
           </w:tcPr>
-          <w:p>
+          <w:p ns2:paraId="04464435">
             <w:pPr>
               <w:pStyle w:val="9"/>
               <w:framePr w:wrap="auto" w:vAnchor="margin" w:hAnchor="text" w:yAlign="inline"/>
@@ -8614,7 +8614,7 @@
             </w:tcMar>
             <w:vAlign w:val="center"/>
           </w:tcPr>
-          <w:p>
+          <w:p ns2:paraId="05452CB2">
             <w:pPr>
               <w:framePr w:wrap="auto" w:vAnchor="margin" w:hAnchor="text" w:yAlign="inline"/>
               <w:rPr>
@@ -8624,7 +8624,7 @@
           </w:p>
         </w:tc>
       </w:tr>
-      <w:tr>
+      <w:tr ns2:paraId="0DD39763">
         <w:trPr>
           <w:trHeight w:val="461" w:hRule="atLeast"/>
           <w:jc w:val="center"/>
@@ -8647,7 +8647,7 @@
             </w:tcMar>
             <w:vAlign w:val="center"/>
           </w:tcPr>
-          <w:p>
+          <w:p ns2:paraId="1EF6BEC1">
             <w:pPr>
               <w:framePr w:wrap="auto" w:vAnchor="margin" w:hAnchor="text" w:yAlign="inline"/>
               <w:rPr>
@@ -8674,7 +8674,7 @@
             </w:tcMar>
             <w:vAlign w:val="center"/>
           </w:tcPr>
-          <w:p>
+          <w:p ns2:paraId="4006AA17">
             <w:pPr>
               <w:framePr w:wrap="auto" w:vAnchor="margin" w:hAnchor="text" w:yAlign="inline"/>
               <w:rPr>
@@ -8701,7 +8701,7 @@
             </w:tcMar>
             <w:vAlign w:val="center"/>
           </w:tcPr>
-          <w:p>
+          <w:p ns2:paraId="2F7D3F4D">
             <w:pPr>
               <w:framePr w:wrap="auto" w:vAnchor="margin" w:hAnchor="text" w:yAlign="inline"/>
               <w:rPr>
@@ -8728,7 +8728,7 @@
             </w:tcMar>
             <w:vAlign w:val="center"/>
           </w:tcPr>
-          <w:p>
+          <w:p ns2:paraId="11884E00">
             <w:pPr>
               <w:framePr w:wrap="auto" w:vAnchor="margin" w:hAnchor="text" w:yAlign="inline"/>
               <w:rPr>
@@ -8755,7 +8755,7 @@
             </w:tcMar>
             <w:vAlign w:val="center"/>
           </w:tcPr>
-          <w:p>
+          <w:p ns2:paraId="67E951FF">
             <w:pPr>
               <w:framePr w:wrap="auto" w:vAnchor="margin" w:hAnchor="text" w:yAlign="inline"/>
               <w:rPr>
@@ -8782,7 +8782,7 @@
             </w:tcMar>
             <w:vAlign w:val="center"/>
           </w:tcPr>
-          <w:p>
+          <w:p ns2:paraId="3BD8063F">
             <w:pPr>
               <w:pStyle w:val="9"/>
               <w:framePr w:wrap="auto" w:vAnchor="margin" w:hAnchor="text" w:yAlign="inline"/>
@@ -8809,7 +8809,7 @@
               <w:t xml:space="preserve">□正确 </w:t>
             </w:r>
           </w:p>
-          <w:p>
+          <w:p ns2:paraId="0E098D74">
             <w:pPr>
               <w:pStyle w:val="9"/>
               <w:framePr w:wrap="auto" w:vAnchor="margin" w:hAnchor="text" w:yAlign="inline"/>
@@ -8850,7 +8850,7 @@
             </w:tcMar>
             <w:vAlign w:val="center"/>
           </w:tcPr>
-          <w:p>
+          <w:p ns2:paraId="2D102A08">
             <w:pPr>
               <w:framePr w:wrap="auto" w:vAnchor="margin" w:hAnchor="text" w:yAlign="inline"/>
               <w:rPr>
@@ -8877,7 +8877,7 @@
             </w:tcMar>
             <w:vAlign w:val="center"/>
           </w:tcPr>
-          <w:p>
+          <w:p ns2:paraId="75CFD78A">
             <w:pPr>
               <w:pStyle w:val="9"/>
               <w:framePr w:wrap="auto" w:vAnchor="margin" w:hAnchor="text" w:yAlign="inline"/>
@@ -8940,7 +8940,7 @@
             </w:tcMar>
             <w:vAlign w:val="center"/>
           </w:tcPr>
-          <w:p>
+          <w:p ns2:paraId="6036454A">
             <w:pPr>
               <w:framePr w:wrap="auto" w:vAnchor="margin" w:hAnchor="text" w:yAlign="inline"/>
               <w:rPr>
@@ -8950,7 +8950,7 @@
           </w:p>
         </w:tc>
       </w:tr>
-      <w:tr>
+      <w:tr ns2:paraId="36DD1FBC">
         <w:trPr>
           <w:trHeight w:val="461" w:hRule="atLeast"/>
           <w:jc w:val="center"/>
@@ -8973,7 +8973,7 @@
             </w:tcMar>
             <w:vAlign w:val="center"/>
           </w:tcPr>
-          <w:p>
+          <w:p ns2:paraId="615FF963">
             <w:pPr>
               <w:framePr w:wrap="auto" w:vAnchor="margin" w:hAnchor="text" w:yAlign="inline"/>
               <w:rPr>
@@ -9000,7 +9000,7 @@
             </w:tcMar>
             <w:vAlign w:val="center"/>
           </w:tcPr>
-          <w:p>
+          <w:p ns2:paraId="2BCEDE75">
             <w:pPr>
               <w:framePr w:wrap="auto" w:vAnchor="margin" w:hAnchor="text" w:yAlign="inline"/>
               <w:rPr>
@@ -9027,7 +9027,7 @@
             </w:tcMar>
             <w:vAlign w:val="center"/>
           </w:tcPr>
-          <w:p>
+          <w:p ns2:paraId="430DA354">
             <w:pPr>
               <w:framePr w:wrap="auto" w:vAnchor="margin" w:hAnchor="text" w:yAlign="inline"/>
               <w:rPr>
@@ -9054,7 +9054,7 @@
             </w:tcMar>
             <w:vAlign w:val="center"/>
           </w:tcPr>
-          <w:p>
+          <w:p ns2:paraId="00563BE5">
             <w:pPr>
               <w:framePr w:wrap="auto" w:vAnchor="margin" w:hAnchor="text" w:yAlign="inline"/>
               <w:rPr>
@@ -9081,7 +9081,7 @@
             </w:tcMar>
             <w:vAlign w:val="center"/>
           </w:tcPr>
-          <w:p>
+          <w:p ns2:paraId="52D8D501">
             <w:pPr>
               <w:framePr w:wrap="auto" w:vAnchor="margin" w:hAnchor="text" w:yAlign="inline"/>
               <w:rPr>
@@ -9108,7 +9108,7 @@
             </w:tcMar>
             <w:vAlign w:val="center"/>
           </w:tcPr>
-          <w:p>
+          <w:p ns2:paraId="72A747BA">
             <w:pPr>
               <w:pStyle w:val="9"/>
               <w:framePr w:wrap="auto" w:vAnchor="margin" w:hAnchor="text" w:yAlign="inline"/>
@@ -9135,7 +9135,7 @@
               <w:t xml:space="preserve">□正确 </w:t>
             </w:r>
           </w:p>
-          <w:p>
+          <w:p ns2:paraId="06DC79B2">
             <w:pPr>
               <w:pStyle w:val="9"/>
               <w:framePr w:wrap="auto" w:vAnchor="margin" w:hAnchor="text" w:yAlign="inline"/>
@@ -9187,7 +9187,7 @@
             </w:tcMar>
             <w:vAlign w:val="center"/>
           </w:tcPr>
-          <w:p>
+          <w:p ns2:paraId="014743AB">
             <w:pPr>
               <w:framePr w:wrap="auto" w:vAnchor="margin" w:hAnchor="text" w:yAlign="inline"/>
               <w:rPr>
@@ -9214,7 +9214,7 @@
             </w:tcMar>
             <w:vAlign w:val="center"/>
           </w:tcPr>
-          <w:p>
+          <w:p ns2:paraId="32C2754B">
             <w:pPr>
               <w:pStyle w:val="9"/>
               <w:framePr w:wrap="auto" w:vAnchor="margin" w:hAnchor="text" w:yAlign="inline"/>
@@ -9277,7 +9277,7 @@
             </w:tcMar>
             <w:vAlign w:val="center"/>
           </w:tcPr>
-          <w:p>
+          <w:p ns2:paraId="4C29BD90">
             <w:pPr>
               <w:framePr w:wrap="auto" w:vAnchor="margin" w:hAnchor="text" w:yAlign="inline"/>
               <w:rPr>
@@ -9287,7 +9287,7 @@
           </w:p>
         </w:tc>
       </w:tr>
-      <w:tr>
+      <w:tr ns2:paraId="07437191">
         <w:trPr>
           <w:trHeight w:val="461" w:hRule="atLeast"/>
           <w:jc w:val="center"/>
@@ -9310,7 +9310,7 @@
             </w:tcMar>
             <w:vAlign w:val="center"/>
           </w:tcPr>
-          <w:p>
+          <w:p ns2:paraId="7C589858">
             <w:pPr>
               <w:framePr w:wrap="auto" w:vAnchor="margin" w:hAnchor="text" w:yAlign="inline"/>
               <w:rPr>
@@ -9337,7 +9337,7 @@
             </w:tcMar>
             <w:vAlign w:val="center"/>
           </w:tcPr>
-          <w:p>
+          <w:p ns2:paraId="57795A78">
             <w:pPr>
               <w:framePr w:wrap="auto" w:vAnchor="margin" w:hAnchor="text" w:yAlign="inline"/>
               <w:rPr>
@@ -9364,7 +9364,7 @@
             </w:tcMar>
             <w:vAlign w:val="center"/>
           </w:tcPr>
-          <w:p>
+          <w:p ns2:paraId="47C14911">
             <w:pPr>
               <w:framePr w:wrap="auto" w:vAnchor="margin" w:hAnchor="text" w:yAlign="inline"/>
               <w:rPr>
@@ -9391,7 +9391,7 @@
             </w:tcMar>
             <w:vAlign w:val="center"/>
           </w:tcPr>
-          <w:p>
+          <w:p ns2:paraId="0C6AA3CE">
             <w:pPr>
               <w:framePr w:wrap="auto" w:vAnchor="margin" w:hAnchor="text" w:yAlign="inline"/>
               <w:rPr>
@@ -9418,7 +9418,7 @@
             </w:tcMar>
             <w:vAlign w:val="center"/>
           </w:tcPr>
-          <w:p>
+          <w:p ns2:paraId="50789454">
             <w:pPr>
               <w:framePr w:wrap="auto" w:vAnchor="margin" w:hAnchor="text" w:yAlign="inline"/>
               <w:rPr>
@@ -9445,7 +9445,7 @@
             </w:tcMar>
             <w:vAlign w:val="center"/>
           </w:tcPr>
-          <w:p>
+          <w:p ns2:paraId="6B902BF1">
             <w:pPr>
               <w:pStyle w:val="9"/>
               <w:framePr w:wrap="auto" w:vAnchor="margin" w:hAnchor="text" w:yAlign="inline"/>
@@ -9472,7 +9472,7 @@
               <w:t>□正确</w:t>
             </w:r>
           </w:p>
-          <w:p>
+          <w:p ns2:paraId="0144ABFE">
             <w:pPr>
               <w:pStyle w:val="9"/>
               <w:framePr w:wrap="auto" w:vAnchor="margin" w:hAnchor="text" w:yAlign="inline"/>
@@ -9513,7 +9513,7 @@
             </w:tcMar>
             <w:vAlign w:val="center"/>
           </w:tcPr>
-          <w:p>
+          <w:p ns2:paraId="00842A19">
             <w:pPr>
               <w:framePr w:wrap="auto" w:vAnchor="margin" w:hAnchor="text" w:yAlign="inline"/>
               <w:rPr>
@@ -9540,7 +9540,7 @@
             </w:tcMar>
             <w:vAlign w:val="center"/>
           </w:tcPr>
-          <w:p>
+          <w:p ns2:paraId="228EEB44">
             <w:pPr>
               <w:pStyle w:val="9"/>
               <w:framePr w:wrap="auto" w:vAnchor="margin" w:hAnchor="text" w:yAlign="inline"/>
@@ -9603,7 +9603,7 @@
             </w:tcMar>
             <w:vAlign w:val="center"/>
           </w:tcPr>
-          <w:p>
+          <w:p ns2:paraId="5199D4E2">
             <w:pPr>
               <w:framePr w:wrap="auto" w:vAnchor="margin" w:hAnchor="text" w:yAlign="inline"/>
               <w:rPr>
@@ -9613,7 +9613,7 @@
           </w:p>
         </w:tc>
       </w:tr>
-      <w:tr>
+      <w:tr ns2:paraId="58C6A4D4">
         <w:trPr>
           <w:trHeight w:val="461" w:hRule="atLeast"/>
           <w:jc w:val="center"/>
@@ -9636,7 +9636,7 @@
             </w:tcMar>
             <w:vAlign w:val="center"/>
           </w:tcPr>
-          <w:p>
+          <w:p ns2:paraId="0E32DD32">
             <w:pPr>
               <w:framePr w:wrap="auto" w:vAnchor="margin" w:hAnchor="text" w:yAlign="inline"/>
               <w:rPr>
@@ -9663,7 +9663,7 @@
             </w:tcMar>
             <w:vAlign w:val="center"/>
           </w:tcPr>
-          <w:p>
+          <w:p ns2:paraId="24C67B37">
             <w:pPr>
               <w:framePr w:wrap="auto" w:vAnchor="margin" w:hAnchor="text" w:yAlign="inline"/>
               <w:rPr>
@@ -9690,7 +9690,7 @@
             </w:tcMar>
             <w:vAlign w:val="center"/>
           </w:tcPr>
-          <w:p>
+          <w:p ns2:paraId="67EE7102">
             <w:pPr>
               <w:framePr w:wrap="auto" w:vAnchor="margin" w:hAnchor="text" w:yAlign="inline"/>
               <w:rPr>
@@ -9717,7 +9717,7 @@
             </w:tcMar>
             <w:vAlign w:val="center"/>
           </w:tcPr>
-          <w:p>
+          <w:p ns2:paraId="4AE4437F">
             <w:pPr>
               <w:framePr w:wrap="auto" w:vAnchor="margin" w:hAnchor="text" w:yAlign="inline"/>
               <w:rPr>
@@ -9744,7 +9744,7 @@
             </w:tcMar>
             <w:vAlign w:val="center"/>
           </w:tcPr>
-          <w:p>
+          <w:p ns2:paraId="2045DEA3">
             <w:pPr>
               <w:framePr w:wrap="auto" w:vAnchor="margin" w:hAnchor="text" w:yAlign="inline"/>
               <w:rPr>
@@ -9771,7 +9771,7 @@
             </w:tcMar>
             <w:vAlign w:val="center"/>
           </w:tcPr>
-          <w:p>
+          <w:p ns2:paraId="61C9A5C6">
             <w:pPr>
               <w:pStyle w:val="9"/>
               <w:framePr w:wrap="auto" w:vAnchor="margin" w:hAnchor="text" w:yAlign="inline"/>
@@ -9798,7 +9798,7 @@
               <w:t xml:space="preserve">□正确 </w:t>
             </w:r>
           </w:p>
-          <w:p>
+          <w:p ns2:paraId="4B72C358">
             <w:pPr>
               <w:pStyle w:val="9"/>
               <w:framePr w:wrap="auto" w:vAnchor="margin" w:hAnchor="text" w:yAlign="inline"/>
@@ -9850,7 +9850,7 @@
             </w:tcMar>
             <w:vAlign w:val="center"/>
           </w:tcPr>
-          <w:p>
+          <w:p ns2:paraId="4C0D53EE">
             <w:pPr>
               <w:framePr w:wrap="auto" w:vAnchor="margin" w:hAnchor="text" w:yAlign="inline"/>
               <w:rPr>
@@ -9877,7 +9877,7 @@
             </w:tcMar>
             <w:vAlign w:val="center"/>
           </w:tcPr>
-          <w:p>
+          <w:p ns2:paraId="3F85100B">
             <w:pPr>
               <w:pStyle w:val="9"/>
               <w:framePr w:wrap="auto" w:vAnchor="margin" w:hAnchor="text" w:yAlign="inline"/>
@@ -9940,7 +9940,7 @@
             </w:tcMar>
             <w:vAlign w:val="center"/>
           </w:tcPr>
-          <w:p>
+          <w:p ns2:paraId="1421BF5E">
             <w:pPr>
               <w:framePr w:wrap="auto" w:vAnchor="margin" w:hAnchor="text" w:yAlign="inline"/>
               <w:rPr>
@@ -9950,7 +9950,7 @@
           </w:p>
         </w:tc>
       </w:tr>
-      <w:tr>
+      <w:tr ns2:paraId="25E944DE">
         <w:trPr>
           <w:trHeight w:val="461" w:hRule="atLeast"/>
           <w:jc w:val="center"/>
@@ -9973,7 +9973,7 @@
             </w:tcMar>
             <w:vAlign w:val="center"/>
           </w:tcPr>
-          <w:p>
+          <w:p ns2:paraId="7AAC4534">
             <w:pPr>
               <w:framePr w:wrap="auto" w:vAnchor="margin" w:hAnchor="text" w:yAlign="inline"/>
               <w:rPr>
@@ -10000,7 +10000,7 @@
             </w:tcMar>
             <w:vAlign w:val="center"/>
           </w:tcPr>
-          <w:p>
+          <w:p ns2:paraId="47799EDA">
             <w:pPr>
               <w:framePr w:wrap="auto" w:vAnchor="margin" w:hAnchor="text" w:yAlign="inline"/>
               <w:rPr>
@@ -10027,7 +10027,7 @@
             </w:tcMar>
             <w:vAlign w:val="center"/>
           </w:tcPr>
-          <w:p>
+          <w:p ns2:paraId="7DBA0F0E">
             <w:pPr>
               <w:framePr w:wrap="auto" w:vAnchor="margin" w:hAnchor="text" w:yAlign="inline"/>
               <w:rPr>
@@ -10054,7 +10054,7 @@
             </w:tcMar>
             <w:vAlign w:val="center"/>
           </w:tcPr>
-          <w:p>
+          <w:p ns2:paraId="661958F2">
             <w:pPr>
               <w:framePr w:wrap="auto" w:vAnchor="margin" w:hAnchor="text" w:yAlign="inline"/>
               <w:rPr>
@@ -10081,7 +10081,7 @@
             </w:tcMar>
             <w:vAlign w:val="center"/>
           </w:tcPr>
-          <w:p>
+          <w:p ns2:paraId="1B95F62D">
             <w:pPr>
               <w:framePr w:wrap="auto" w:vAnchor="margin" w:hAnchor="text" w:yAlign="inline"/>
               <w:rPr>
@@ -10108,7 +10108,7 @@
             </w:tcMar>
             <w:vAlign w:val="center"/>
           </w:tcPr>
-          <w:p>
+          <w:p ns2:paraId="1C96EED9">
             <w:pPr>
               <w:pStyle w:val="9"/>
               <w:framePr w:wrap="auto" w:vAnchor="margin" w:hAnchor="text" w:yAlign="inline"/>
@@ -10135,7 +10135,7 @@
               <w:t xml:space="preserve">□正确 </w:t>
             </w:r>
           </w:p>
-          <w:p>
+          <w:p ns2:paraId="50528D9B">
             <w:pPr>
               <w:pStyle w:val="9"/>
               <w:framePr w:wrap="auto" w:vAnchor="margin" w:hAnchor="text" w:yAlign="inline"/>
@@ -10187,7 +10187,7 @@
             </w:tcMar>
             <w:vAlign w:val="center"/>
           </w:tcPr>
-          <w:p>
+          <w:p ns2:paraId="4B591E6E">
             <w:pPr>
               <w:framePr w:wrap="auto" w:vAnchor="margin" w:hAnchor="text" w:yAlign="inline"/>
               <w:rPr>
@@ -10214,7 +10214,7 @@
             </w:tcMar>
             <w:vAlign w:val="center"/>
           </w:tcPr>
-          <w:p>
+          <w:p ns2:paraId="5BB29DB2">
             <w:pPr>
               <w:pStyle w:val="9"/>
               <w:framePr w:wrap="auto" w:vAnchor="margin" w:hAnchor="text" w:yAlign="inline"/>
@@ -10277,7 +10277,7 @@
             </w:tcMar>
             <w:vAlign w:val="center"/>
           </w:tcPr>
-          <w:p>
+          <w:p ns2:paraId="643C0C89">
             <w:pPr>
               <w:framePr w:wrap="auto" w:vAnchor="margin" w:hAnchor="text" w:yAlign="inline"/>
               <w:rPr>
@@ -10288,7 +10288,7 @@
         </w:tc>
       </w:tr>
     </w:tbl>
-    <w:p>
+    <w:p ns2:paraId="773DE8D6">
       <w:pPr>
         <w:pStyle w:val="10"/>
         <w:framePr w:wrap="auto" w:vAnchor="margin" w:hAnchor="text" w:yAlign="inline"/>
@@ -10335,7 +10335,7 @@
         <w:gridCol w:w="1027"/>
         <w:gridCol w:w="733"/>
       </w:tblGrid>
-      <w:tr>
+      <w:tr ns2:paraId="33BF1B5D">
         <w:trPr>
           <w:trHeight w:val="495" w:hRule="atLeast"/>
           <w:tblHeader/>
@@ -10359,7 +10359,7 @@
             </w:tcMar>
             <w:vAlign w:val="center"/>
           </w:tcPr>
-          <w:p>
+          <w:p ns2:paraId="36F35DE6">
             <w:pPr>
               <w:pStyle w:val="9"/>
               <w:framePr w:wrap="auto" w:vAnchor="margin" w:hAnchor="text" w:yAlign="inline"/>
@@ -10402,7 +10402,7 @@
             </w:tcMar>
             <w:vAlign w:val="center"/>
           </w:tcPr>
-          <w:p>
+          <w:p ns2:paraId="49FEEAD3">
             <w:pPr>
               <w:pStyle w:val="9"/>
               <w:framePr w:wrap="auto" w:vAnchor="margin" w:hAnchor="text" w:yAlign="inline"/>
@@ -10423,7 +10423,7 @@
                 <w:rtl w:val="0"/>
                 <w:lang w:val="en-US"/>
               </w:rPr>
-              <w:t>开始时间</w:t>
+              <w:t>起始温度/℃</w:t>
             </w:r>
           </w:p>
         </w:tc>
@@ -10445,7 +10445,7 @@
             </w:tcMar>
             <w:vAlign w:val="center"/>
           </w:tcPr>
-          <w:p>
+          <w:p ns2:paraId="381A204D">
             <w:pPr>
               <w:pStyle w:val="9"/>
               <w:framePr w:wrap="auto" w:vAnchor="margin" w:hAnchor="text" w:yAlign="inline"/>
@@ -10466,7 +10466,7 @@
                 <w:rtl w:val="0"/>
                 <w:lang w:val="en-US"/>
               </w:rPr>
-              <w:t>结束时间</w:t>
+              <w:t>终止温度/℃</w:t>
             </w:r>
           </w:p>
         </w:tc>
@@ -10488,7 +10488,7 @@
             </w:tcMar>
             <w:vAlign w:val="center"/>
           </w:tcPr>
-          <w:p>
+          <w:p ns2:paraId="15EBD0BA">
             <w:pPr>
               <w:pStyle w:val="9"/>
               <w:framePr w:wrap="auto" w:vAnchor="margin" w:hAnchor="text" w:yAlign="inline"/>
@@ -10509,7 +10509,7 @@
                 <w:rtl w:val="0"/>
                 <w:lang w:val="en-US"/>
               </w:rPr>
-              <w:t>起始温度</w:t>
+              <w:t>温差ΔT/℃</w:t>
             </w:r>
             <w:r>
               <w:rPr>
@@ -10522,7 +10522,7 @@
                 <w:rtl w:val="0"/>
                 <w:lang w:val="en-US"/>
               </w:rPr>
-              <w:t>/℃</w:t>
+              <w:t/>
             </w:r>
           </w:p>
         </w:tc>
@@ -10544,7 +10544,7 @@
             </w:tcMar>
             <w:vAlign w:val="center"/>
           </w:tcPr>
-          <w:p>
+          <w:p ns2:paraId="4E7D7D5B">
             <w:pPr>
               <w:pStyle w:val="9"/>
               <w:framePr w:wrap="auto" w:vAnchor="margin" w:hAnchor="text" w:yAlign="inline"/>
@@ -10565,7 +10565,7 @@
                 <w:rtl w:val="0"/>
                 <w:lang w:val="en-US"/>
               </w:rPr>
-              <w:t>终止温度</w:t>
+              <w:t>长度变化ΔL/μm</w:t>
             </w:r>
             <w:r>
               <w:rPr>
@@ -10578,7 +10578,7 @@
                 <w:rtl w:val="0"/>
                 <w:lang w:val="en-US"/>
               </w:rPr>
-              <w:t>/℃</w:t>
+              <w:t/>
             </w:r>
           </w:p>
         </w:tc>
@@ -10600,7 +10600,7 @@
             </w:tcMar>
             <w:vAlign w:val="center"/>
           </w:tcPr>
-          <w:p>
+          <w:p ns2:paraId="1F00C9D1">
             <w:pPr>
               <w:pStyle w:val="9"/>
               <w:framePr w:wrap="auto" w:vAnchor="margin" w:hAnchor="text" w:yAlign="inline"/>
@@ -10643,7 +10643,7 @@
             </w:tcMar>
             <w:vAlign w:val="center"/>
           </w:tcPr>
-          <w:p>
+          <w:p ns2:paraId="0D85C0D0">
             <w:pPr>
               <w:pStyle w:val="9"/>
               <w:framePr w:wrap="auto" w:vAnchor="margin" w:hAnchor="text" w:yAlign="inline"/>
@@ -10686,7 +10686,7 @@
             </w:tcMar>
             <w:vAlign w:val="center"/>
           </w:tcPr>
-          <w:p>
+          <w:p ns2:paraId="5BD453AA">
             <w:pPr>
               <w:pStyle w:val="9"/>
               <w:framePr w:wrap="auto" w:vAnchor="margin" w:hAnchor="text" w:yAlign="inline"/>
@@ -10707,7 +10707,7 @@
                 <w:rtl w:val="0"/>
                 <w:lang w:val="en-US"/>
               </w:rPr>
-              <w:t>软件报告名</w:t>
+              <w:t>设备数据文件编号</w:t>
             </w:r>
           </w:p>
         </w:tc>
@@ -10729,7 +10729,7 @@
             </w:tcMar>
             <w:vAlign w:val="center"/>
           </w:tcPr>
-          <w:p>
+          <w:p ns2:paraId="43F17B6D">
             <w:pPr>
               <w:pStyle w:val="9"/>
               <w:framePr w:wrap="auto" w:vAnchor="margin" w:hAnchor="text" w:yAlign="inline"/>
@@ -10755,7 +10755,7 @@
           </w:p>
         </w:tc>
       </w:tr>
-      <w:tr>
+      <w:tr ns2:paraId="482CF2FC">
         <w:trPr>
           <w:trHeight w:val="381" w:hRule="atLeast"/>
           <w:jc w:val="center"/>
@@ -10778,7 +10778,7 @@
             </w:tcMar>
             <w:vAlign w:val="center"/>
           </w:tcPr>
-          <w:p>
+          <w:p ns2:paraId="35D6F7EA">
             <w:pPr>
               <w:framePr w:wrap="auto" w:vAnchor="margin" w:hAnchor="text" w:yAlign="inline"/>
               <w:rPr>
@@ -10805,7 +10805,7 @@
             </w:tcMar>
             <w:vAlign w:val="center"/>
           </w:tcPr>
-          <w:p>
+          <w:p ns2:paraId="71F72FBE">
             <w:pPr>
               <w:pStyle w:val="9"/>
               <w:framePr w:wrap="auto" w:vAnchor="margin" w:hAnchor="text" w:yAlign="inline"/>
@@ -10846,7 +10846,7 @@
             </w:tcMar>
             <w:vAlign w:val="center"/>
           </w:tcPr>
-          <w:p>
+          <w:p ns2:paraId="216293AA">
             <w:pPr>
               <w:pStyle w:val="9"/>
               <w:framePr w:wrap="auto" w:vAnchor="margin" w:hAnchor="text" w:yAlign="inline"/>
@@ -10887,7 +10887,7 @@
             </w:tcMar>
             <w:vAlign w:val="center"/>
           </w:tcPr>
-          <w:p>
+          <w:p ns2:paraId="171661BA">
             <w:pPr>
               <w:framePr w:wrap="auto" w:vAnchor="margin" w:hAnchor="text" w:yAlign="inline"/>
               <w:rPr>
@@ -10914,7 +10914,7 @@
             </w:tcMar>
             <w:vAlign w:val="center"/>
           </w:tcPr>
-          <w:p>
+          <w:p ns2:paraId="1BA3F820">
             <w:pPr>
               <w:pStyle w:val="9"/>
               <w:framePr w:wrap="auto" w:vAnchor="margin" w:hAnchor="text" w:yAlign="inline"/>
@@ -10955,7 +10955,7 @@
             </w:tcMar>
             <w:vAlign w:val="center"/>
           </w:tcPr>
-          <w:p>
+          <w:p ns2:paraId="769BB965">
             <w:pPr>
               <w:pStyle w:val="9"/>
               <w:framePr w:wrap="auto" w:vAnchor="margin" w:hAnchor="text" w:yAlign="inline"/>
@@ -10982,7 +10982,7 @@
               <w:t xml:space="preserve">□正常 </w:t>
             </w:r>
           </w:p>
-          <w:p>
+          <w:p ns2:paraId="42CD9E54">
             <w:pPr>
               <w:pStyle w:val="9"/>
               <w:framePr w:wrap="auto" w:vAnchor="margin" w:hAnchor="text" w:yAlign="inline"/>
@@ -11023,7 +11023,7 @@
             </w:tcMar>
             <w:vAlign w:val="center"/>
           </w:tcPr>
-          <w:p>
+          <w:p ns2:paraId="1466F4A3">
             <w:pPr>
               <w:pStyle w:val="9"/>
               <w:framePr w:wrap="auto" w:vAnchor="margin" w:hAnchor="text" w:yAlign="inline"/>
@@ -11064,7 +11064,7 @@
             </w:tcMar>
             <w:vAlign w:val="center"/>
           </w:tcPr>
-          <w:p>
+          <w:p ns2:paraId="14F5C2CC">
             <w:pPr>
               <w:framePr w:wrap="auto" w:vAnchor="margin" w:hAnchor="text" w:yAlign="inline"/>
               <w:rPr>
@@ -11091,7 +11091,7 @@
             </w:tcMar>
             <w:vAlign w:val="center"/>
           </w:tcPr>
-          <w:p>
+          <w:p ns2:paraId="33D63206">
             <w:pPr>
               <w:pStyle w:val="9"/>
               <w:framePr w:wrap="auto" w:vAnchor="margin" w:hAnchor="text" w:yAlign="inline"/>
@@ -11118,7 +11118,7 @@
               <w:t xml:space="preserve">□有效 </w:t>
             </w:r>
           </w:p>
-          <w:p>
+          <w:p ns2:paraId="3F81A6BE">
             <w:pPr>
               <w:pStyle w:val="9"/>
               <w:framePr w:wrap="auto" w:vAnchor="margin" w:hAnchor="text" w:yAlign="inline"/>
@@ -11153,7 +11153,7 @@
           </w:p>
         </w:tc>
       </w:tr>
-      <w:tr>
+      <w:tr ns2:paraId="0CDCD0A9">
         <w:trPr>
           <w:trHeight w:val="381" w:hRule="atLeast"/>
           <w:jc w:val="center"/>
@@ -11176,7 +11176,7 @@
             </w:tcMar>
             <w:vAlign w:val="center"/>
           </w:tcPr>
-          <w:p>
+          <w:p ns2:paraId="61C94CD1">
             <w:pPr>
               <w:framePr w:wrap="auto" w:vAnchor="margin" w:hAnchor="text" w:yAlign="inline"/>
               <w:rPr>
@@ -11203,7 +11203,7 @@
             </w:tcMar>
             <w:vAlign w:val="center"/>
           </w:tcPr>
-          <w:p>
+          <w:p ns2:paraId="48B821D0">
             <w:pPr>
               <w:pStyle w:val="9"/>
               <w:framePr w:wrap="auto" w:vAnchor="margin" w:hAnchor="text" w:yAlign="inline"/>
@@ -11244,7 +11244,7 @@
             </w:tcMar>
             <w:vAlign w:val="center"/>
           </w:tcPr>
-          <w:p>
+          <w:p ns2:paraId="458696FA">
             <w:pPr>
               <w:pStyle w:val="9"/>
               <w:framePr w:wrap="auto" w:vAnchor="margin" w:hAnchor="text" w:yAlign="inline"/>
@@ -11285,7 +11285,7 @@
             </w:tcMar>
             <w:vAlign w:val="center"/>
           </w:tcPr>
-          <w:p>
+          <w:p ns2:paraId="2E408F2F">
             <w:pPr>
               <w:framePr w:wrap="auto" w:vAnchor="margin" w:hAnchor="text" w:yAlign="inline"/>
               <w:rPr>
@@ -11312,7 +11312,7 @@
             </w:tcMar>
             <w:vAlign w:val="center"/>
           </w:tcPr>
-          <w:p>
+          <w:p ns2:paraId="26557BAD">
             <w:pPr>
               <w:pStyle w:val="9"/>
               <w:framePr w:wrap="auto" w:vAnchor="margin" w:hAnchor="text" w:yAlign="inline"/>
@@ -11353,7 +11353,7 @@
             </w:tcMar>
             <w:vAlign w:val="center"/>
           </w:tcPr>
-          <w:p>
+          <w:p ns2:paraId="636A4347">
             <w:pPr>
               <w:pStyle w:val="9"/>
               <w:framePr w:wrap="auto" w:vAnchor="margin" w:hAnchor="text" w:yAlign="inline"/>
@@ -11380,7 +11380,7 @@
               <w:t xml:space="preserve">□正常 </w:t>
             </w:r>
           </w:p>
-          <w:p>
+          <w:p ns2:paraId="4BD7180A">
             <w:pPr>
               <w:pStyle w:val="9"/>
               <w:framePr w:wrap="auto" w:vAnchor="margin" w:hAnchor="text" w:yAlign="inline"/>
@@ -11421,7 +11421,7 @@
             </w:tcMar>
             <w:vAlign w:val="center"/>
           </w:tcPr>
-          <w:p>
+          <w:p ns2:paraId="34925B89">
             <w:pPr>
               <w:pStyle w:val="9"/>
               <w:framePr w:wrap="auto" w:vAnchor="margin" w:hAnchor="text" w:yAlign="inline"/>
@@ -11462,7 +11462,7 @@
             </w:tcMar>
             <w:vAlign w:val="center"/>
           </w:tcPr>
-          <w:p>
+          <w:p ns2:paraId="2E7F7FE7">
             <w:pPr>
               <w:framePr w:wrap="auto" w:vAnchor="margin" w:hAnchor="text" w:yAlign="inline"/>
               <w:rPr>
@@ -11489,7 +11489,7 @@
             </w:tcMar>
             <w:vAlign w:val="center"/>
           </w:tcPr>
-          <w:p>
+          <w:p ns2:paraId="64BFE4CC">
             <w:pPr>
               <w:pStyle w:val="9"/>
               <w:framePr w:wrap="auto" w:vAnchor="margin" w:hAnchor="text" w:yAlign="inline"/>
@@ -11516,7 +11516,7 @@
               <w:t xml:space="preserve">□有效 </w:t>
             </w:r>
           </w:p>
-          <w:p>
+          <w:p ns2:paraId="3F72977E">
             <w:pPr>
               <w:pStyle w:val="9"/>
               <w:framePr w:wrap="auto" w:vAnchor="margin" w:hAnchor="text" w:yAlign="inline"/>
@@ -11540,7 +11540,7 @@
           </w:p>
         </w:tc>
       </w:tr>
-      <w:tr>
+      <w:tr ns2:paraId="03297306">
         <w:trPr>
           <w:trHeight w:val="381" w:hRule="atLeast"/>
           <w:jc w:val="center"/>
@@ -11563,7 +11563,7 @@
             </w:tcMar>
             <w:vAlign w:val="center"/>
           </w:tcPr>
-          <w:p>
+          <w:p ns2:paraId="2C902B5E">
             <w:pPr>
               <w:framePr w:wrap="auto" w:vAnchor="margin" w:hAnchor="text" w:yAlign="inline"/>
               <w:rPr>
@@ -11590,7 +11590,7 @@
             </w:tcMar>
             <w:vAlign w:val="center"/>
           </w:tcPr>
-          <w:p>
+          <w:p ns2:paraId="4012C758">
             <w:pPr>
               <w:pStyle w:val="9"/>
               <w:framePr w:wrap="auto" w:vAnchor="margin" w:hAnchor="text" w:yAlign="inline"/>
@@ -11631,7 +11631,7 @@
             </w:tcMar>
             <w:vAlign w:val="center"/>
           </w:tcPr>
-          <w:p>
+          <w:p ns2:paraId="4C639F27">
             <w:pPr>
               <w:pStyle w:val="9"/>
               <w:framePr w:wrap="auto" w:vAnchor="margin" w:hAnchor="text" w:yAlign="inline"/>
@@ -11672,7 +11672,7 @@
             </w:tcMar>
             <w:vAlign w:val="center"/>
           </w:tcPr>
-          <w:p>
+          <w:p ns2:paraId="271D332D">
             <w:pPr>
               <w:framePr w:wrap="auto" w:vAnchor="margin" w:hAnchor="text" w:yAlign="inline"/>
               <w:rPr>
@@ -11699,7 +11699,7 @@
             </w:tcMar>
             <w:vAlign w:val="center"/>
           </w:tcPr>
-          <w:p>
+          <w:p ns2:paraId="700DFB62">
             <w:pPr>
               <w:pStyle w:val="9"/>
               <w:framePr w:wrap="auto" w:vAnchor="margin" w:hAnchor="text" w:yAlign="inline"/>
@@ -11740,7 +11740,7 @@
             </w:tcMar>
             <w:vAlign w:val="center"/>
           </w:tcPr>
-          <w:p>
+          <w:p ns2:paraId="1E7F9435">
             <w:pPr>
               <w:pStyle w:val="9"/>
               <w:framePr w:wrap="auto" w:vAnchor="margin" w:hAnchor="text" w:yAlign="inline"/>
@@ -11767,7 +11767,7 @@
               <w:t xml:space="preserve">□正常 </w:t>
             </w:r>
           </w:p>
-          <w:p>
+          <w:p ns2:paraId="4DB9CFCD">
             <w:pPr>
               <w:pStyle w:val="9"/>
               <w:framePr w:wrap="auto" w:vAnchor="margin" w:hAnchor="text" w:yAlign="inline"/>
@@ -11819,7 +11819,7 @@
             </w:tcMar>
             <w:vAlign w:val="center"/>
           </w:tcPr>
-          <w:p>
+          <w:p ns2:paraId="1C4E7EBC">
             <w:pPr>
               <w:pStyle w:val="9"/>
               <w:framePr w:wrap="auto" w:vAnchor="margin" w:hAnchor="text" w:yAlign="inline"/>
@@ -11860,7 +11860,7 @@
             </w:tcMar>
             <w:vAlign w:val="center"/>
           </w:tcPr>
-          <w:p>
+          <w:p ns2:paraId="11E58AC4">
             <w:pPr>
               <w:framePr w:wrap="auto" w:vAnchor="margin" w:hAnchor="text" w:yAlign="inline"/>
               <w:rPr>
@@ -11887,7 +11887,7 @@
             </w:tcMar>
             <w:vAlign w:val="center"/>
           </w:tcPr>
-          <w:p>
+          <w:p ns2:paraId="3B5B72C1">
             <w:pPr>
               <w:pStyle w:val="9"/>
               <w:framePr w:wrap="auto" w:vAnchor="margin" w:hAnchor="text" w:yAlign="inline"/>
@@ -11914,7 +11914,7 @@
               <w:t xml:space="preserve">□有效 </w:t>
             </w:r>
           </w:p>
-          <w:p>
+          <w:p ns2:paraId="5A464464">
             <w:pPr>
               <w:pStyle w:val="9"/>
               <w:framePr w:wrap="auto" w:vAnchor="margin" w:hAnchor="text" w:yAlign="inline"/>
@@ -11949,7 +11949,7 @@
           </w:p>
         </w:tc>
       </w:tr>
-      <w:tr>
+      <w:tr ns2:paraId="4E11C989">
         <w:trPr>
           <w:trHeight w:val="381" w:hRule="atLeast"/>
           <w:jc w:val="center"/>
@@ -11972,7 +11972,7 @@
             </w:tcMar>
             <w:vAlign w:val="center"/>
           </w:tcPr>
-          <w:p>
+          <w:p ns2:paraId="7ED92C6A">
             <w:pPr>
               <w:framePr w:wrap="auto" w:vAnchor="margin" w:hAnchor="text" w:yAlign="inline"/>
               <w:rPr>
@@ -11999,7 +11999,7 @@
             </w:tcMar>
             <w:vAlign w:val="center"/>
           </w:tcPr>
-          <w:p>
+          <w:p ns2:paraId="0FF1711C">
             <w:pPr>
               <w:pStyle w:val="9"/>
               <w:framePr w:wrap="auto" w:vAnchor="margin" w:hAnchor="text" w:yAlign="inline"/>
@@ -12040,7 +12040,7 @@
             </w:tcMar>
             <w:vAlign w:val="center"/>
           </w:tcPr>
-          <w:p>
+          <w:p ns2:paraId="3612C805">
             <w:pPr>
               <w:pStyle w:val="9"/>
               <w:framePr w:wrap="auto" w:vAnchor="margin" w:hAnchor="text" w:yAlign="inline"/>
@@ -12081,7 +12081,7 @@
             </w:tcMar>
             <w:vAlign w:val="center"/>
           </w:tcPr>
-          <w:p>
+          <w:p ns2:paraId="107580AD">
             <w:pPr>
               <w:framePr w:wrap="auto" w:vAnchor="margin" w:hAnchor="text" w:yAlign="inline"/>
               <w:rPr>
@@ -12108,7 +12108,7 @@
             </w:tcMar>
             <w:vAlign w:val="center"/>
           </w:tcPr>
-          <w:p>
+          <w:p ns2:paraId="25F8A482">
             <w:pPr>
               <w:pStyle w:val="9"/>
               <w:framePr w:wrap="auto" w:vAnchor="margin" w:hAnchor="text" w:yAlign="inline"/>
@@ -12149,7 +12149,7 @@
             </w:tcMar>
             <w:vAlign w:val="center"/>
           </w:tcPr>
-          <w:p>
+          <w:p ns2:paraId="7360BF91">
             <w:pPr>
               <w:pStyle w:val="9"/>
               <w:framePr w:wrap="auto" w:vAnchor="margin" w:hAnchor="text" w:yAlign="inline"/>
@@ -12176,7 +12176,7 @@
               <w:t xml:space="preserve">□正常 </w:t>
             </w:r>
           </w:p>
-          <w:p>
+          <w:p ns2:paraId="263B5DDF">
             <w:pPr>
               <w:pStyle w:val="9"/>
               <w:framePr w:wrap="auto" w:vAnchor="margin" w:hAnchor="text" w:yAlign="inline"/>
@@ -12217,7 +12217,7 @@
             </w:tcMar>
             <w:vAlign w:val="center"/>
           </w:tcPr>
-          <w:p>
+          <w:p ns2:paraId="7B82FB69">
             <w:pPr>
               <w:pStyle w:val="9"/>
               <w:framePr w:wrap="auto" w:vAnchor="margin" w:hAnchor="text" w:yAlign="inline"/>
@@ -12258,7 +12258,7 @@
             </w:tcMar>
             <w:vAlign w:val="center"/>
           </w:tcPr>
-          <w:p>
+          <w:p ns2:paraId="3B600FA0">
             <w:pPr>
               <w:framePr w:wrap="auto" w:vAnchor="margin" w:hAnchor="text" w:yAlign="inline"/>
               <w:rPr>
@@ -12285,7 +12285,7 @@
             </w:tcMar>
             <w:vAlign w:val="center"/>
           </w:tcPr>
-          <w:p>
+          <w:p ns2:paraId="57758C12">
             <w:pPr>
               <w:pStyle w:val="9"/>
               <w:framePr w:wrap="auto" w:vAnchor="margin" w:hAnchor="text" w:yAlign="inline"/>
@@ -12312,7 +12312,7 @@
               <w:t xml:space="preserve">□有效 </w:t>
             </w:r>
           </w:p>
-          <w:p>
+          <w:p ns2:paraId="082AB1FB">
             <w:pPr>
               <w:pStyle w:val="9"/>
               <w:framePr w:wrap="auto" w:vAnchor="margin" w:hAnchor="text" w:yAlign="inline"/>
@@ -12336,7 +12336,7 @@
           </w:p>
         </w:tc>
       </w:tr>
-      <w:tr>
+      <w:tr ns2:paraId="32C67DEB">
         <w:trPr>
           <w:trHeight w:val="381" w:hRule="atLeast"/>
           <w:jc w:val="center"/>
@@ -12359,7 +12359,7 @@
             </w:tcMar>
             <w:vAlign w:val="center"/>
           </w:tcPr>
-          <w:p>
+          <w:p ns2:paraId="13BEAE3A">
             <w:pPr>
               <w:framePr w:wrap="auto" w:vAnchor="margin" w:hAnchor="text" w:yAlign="inline"/>
               <w:rPr>
@@ -12386,7 +12386,7 @@
             </w:tcMar>
             <w:vAlign w:val="center"/>
           </w:tcPr>
-          <w:p>
+          <w:p ns2:paraId="61F89D05">
             <w:pPr>
               <w:pStyle w:val="9"/>
               <w:framePr w:wrap="auto" w:vAnchor="margin" w:hAnchor="text" w:yAlign="inline"/>
@@ -12427,7 +12427,7 @@
             </w:tcMar>
             <w:vAlign w:val="center"/>
           </w:tcPr>
-          <w:p>
+          <w:p ns2:paraId="1E32E549">
             <w:pPr>
               <w:pStyle w:val="9"/>
               <w:framePr w:wrap="auto" w:vAnchor="margin" w:hAnchor="text" w:yAlign="inline"/>
@@ -12468,7 +12468,7 @@
             </w:tcMar>
             <w:vAlign w:val="center"/>
           </w:tcPr>
-          <w:p>
+          <w:p ns2:paraId="5F7301CE">
             <w:pPr>
               <w:framePr w:wrap="auto" w:vAnchor="margin" w:hAnchor="text" w:yAlign="inline"/>
               <w:rPr>
@@ -12495,7 +12495,7 @@
             </w:tcMar>
             <w:vAlign w:val="center"/>
           </w:tcPr>
-          <w:p>
+          <w:p ns2:paraId="3EE6FD9D">
             <w:pPr>
               <w:pStyle w:val="9"/>
               <w:framePr w:wrap="auto" w:vAnchor="margin" w:hAnchor="text" w:yAlign="inline"/>
@@ -12536,7 +12536,7 @@
             </w:tcMar>
             <w:vAlign w:val="center"/>
           </w:tcPr>
-          <w:p>
+          <w:p ns2:paraId="2154B1CC">
             <w:pPr>
               <w:pStyle w:val="9"/>
               <w:framePr w:wrap="auto" w:vAnchor="margin" w:hAnchor="text" w:yAlign="inline"/>
@@ -12563,7 +12563,7 @@
               <w:t xml:space="preserve">□正常 </w:t>
             </w:r>
           </w:p>
-          <w:p>
+          <w:p ns2:paraId="7CF58B54">
             <w:pPr>
               <w:pStyle w:val="9"/>
               <w:framePr w:wrap="auto" w:vAnchor="margin" w:hAnchor="text" w:yAlign="inline"/>
@@ -12604,7 +12604,7 @@
             </w:tcMar>
             <w:vAlign w:val="center"/>
           </w:tcPr>
-          <w:p>
+          <w:p ns2:paraId="3D2DDDA2">
             <w:pPr>
               <w:pStyle w:val="9"/>
               <w:framePr w:wrap="auto" w:vAnchor="margin" w:hAnchor="text" w:yAlign="inline"/>
@@ -12645,7 +12645,7 @@
             </w:tcMar>
             <w:vAlign w:val="center"/>
           </w:tcPr>
-          <w:p>
+          <w:p ns2:paraId="13FFD8E0">
             <w:pPr>
               <w:framePr w:wrap="auto" w:vAnchor="margin" w:hAnchor="text" w:yAlign="inline"/>
               <w:rPr>
@@ -12672,7 +12672,7 @@
             </w:tcMar>
             <w:vAlign w:val="center"/>
           </w:tcPr>
-          <w:p>
+          <w:p ns2:paraId="7894618B">
             <w:pPr>
               <w:pStyle w:val="9"/>
               <w:framePr w:wrap="auto" w:vAnchor="margin" w:hAnchor="text" w:yAlign="inline"/>
@@ -12699,7 +12699,7 @@
               <w:t xml:space="preserve">□有效 </w:t>
             </w:r>
           </w:p>
-          <w:p>
+          <w:p ns2:paraId="193ACAF3">
             <w:pPr>
               <w:pStyle w:val="9"/>
               <w:framePr w:wrap="auto" w:vAnchor="margin" w:hAnchor="text" w:yAlign="inline"/>
@@ -12723,7 +12723,7 @@
           </w:p>
         </w:tc>
       </w:tr>
-      <w:tr>
+      <w:tr ns2:paraId="6A605C67">
         <w:trPr>
           <w:trHeight w:val="381" w:hRule="atLeast"/>
           <w:jc w:val="center"/>
@@ -12746,7 +12746,7 @@
             </w:tcMar>
             <w:vAlign w:val="center"/>
           </w:tcPr>
-          <w:p>
+          <w:p ns2:paraId="5E1DB79C">
             <w:pPr>
               <w:framePr w:wrap="auto" w:vAnchor="margin" w:hAnchor="text" w:yAlign="inline"/>
               <w:rPr>
@@ -12773,7 +12773,7 @@
             </w:tcMar>
             <w:vAlign w:val="center"/>
           </w:tcPr>
-          <w:p>
+          <w:p ns2:paraId="31318935">
             <w:pPr>
               <w:pStyle w:val="9"/>
               <w:framePr w:wrap="auto" w:vAnchor="margin" w:hAnchor="text" w:yAlign="inline"/>
@@ -12814,7 +12814,7 @@
             </w:tcMar>
             <w:vAlign w:val="center"/>
           </w:tcPr>
-          <w:p>
+          <w:p ns2:paraId="55B98DAE">
             <w:pPr>
               <w:pStyle w:val="9"/>
               <w:framePr w:wrap="auto" w:vAnchor="margin" w:hAnchor="text" w:yAlign="inline"/>
@@ -12855,7 +12855,7 @@
             </w:tcMar>
             <w:vAlign w:val="center"/>
           </w:tcPr>
-          <w:p>
+          <w:p ns2:paraId="0746C637">
             <w:pPr>
               <w:framePr w:wrap="auto" w:vAnchor="margin" w:hAnchor="text" w:yAlign="inline"/>
               <w:rPr>
@@ -12882,7 +12882,7 @@
             </w:tcMar>
             <w:vAlign w:val="center"/>
           </w:tcPr>
-          <w:p>
+          <w:p ns2:paraId="20833BB8">
             <w:pPr>
               <w:pStyle w:val="9"/>
               <w:framePr w:wrap="auto" w:vAnchor="margin" w:hAnchor="text" w:yAlign="inline"/>
@@ -12923,7 +12923,7 @@
             </w:tcMar>
             <w:vAlign w:val="center"/>
           </w:tcPr>
-          <w:p>
+          <w:p ns2:paraId="652E5AF9">
             <w:pPr>
               <w:pStyle w:val="9"/>
               <w:framePr w:wrap="auto" w:vAnchor="margin" w:hAnchor="text" w:yAlign="inline"/>
@@ -12950,7 +12950,7 @@
               <w:t xml:space="preserve">□正常 </w:t>
             </w:r>
           </w:p>
-          <w:p>
+          <w:p ns2:paraId="1FE1F611">
             <w:pPr>
               <w:pStyle w:val="9"/>
               <w:framePr w:wrap="auto" w:vAnchor="margin" w:hAnchor="text" w:yAlign="inline"/>
@@ -13002,7 +13002,7 @@
             </w:tcMar>
             <w:vAlign w:val="center"/>
           </w:tcPr>
-          <w:p>
+          <w:p ns2:paraId="532AB2E8">
             <w:pPr>
               <w:pStyle w:val="9"/>
               <w:framePr w:wrap="auto" w:vAnchor="margin" w:hAnchor="text" w:yAlign="inline"/>
@@ -13043,7 +13043,7 @@
             </w:tcMar>
             <w:vAlign w:val="center"/>
           </w:tcPr>
-          <w:p>
+          <w:p ns2:paraId="2C0C24FA">
             <w:pPr>
               <w:framePr w:wrap="auto" w:vAnchor="margin" w:hAnchor="text" w:yAlign="inline"/>
               <w:rPr>
@@ -13070,7 +13070,7 @@
             </w:tcMar>
             <w:vAlign w:val="center"/>
           </w:tcPr>
-          <w:p>
+          <w:p ns2:paraId="771B015C">
             <w:pPr>
               <w:pStyle w:val="9"/>
               <w:framePr w:wrap="auto" w:vAnchor="margin" w:hAnchor="text" w:yAlign="inline"/>
@@ -13095,7 +13095,7 @@
         </w:tc>
       </w:tr>
     </w:tbl>
-    <w:p>
+    <w:p ns2:paraId="11B75CFE">
       <w:pPr>
         <w:pStyle w:val="10"/>
         <w:framePr w:wrap="auto" w:vAnchor="margin" w:hAnchor="text" w:yAlign="inline"/>
@@ -13122,7 +13122,7 @@
         <w:t>膨胀原始数据记录（软件输出）</w:t>
       </w:r>
     </w:p>
-    <w:p>
+    <w:p ns2:paraId="1E2AAA09">
       <w:pPr>
         <w:pStyle w:val="9"/>
         <w:framePr w:wrap="auto" w:vAnchor="margin" w:hAnchor="text" w:yAlign="inline"/>
@@ -13182,7 +13182,7 @@
         <w:t>。</w:t>
       </w:r>
     </w:p>
-    <w:p>
+    <w:p ns2:paraId="32D62D52">
       <w:pPr>
         <w:pStyle w:val="9"/>
         <w:framePr w:wrap="auto" w:vAnchor="margin" w:hAnchor="text" w:yAlign="inline"/>
@@ -13191,7 +13191,7 @@
         <w:jc w:val="center"/>
       </w:pPr>
     </w:p>
-    <w:p>
+    <w:p ns2:paraId="796061ED">
       <w:pPr>
         <w:pStyle w:val="10"/>
         <w:framePr w:wrap="auto" w:vAnchor="margin" w:hAnchor="text" w:yAlign="inline"/>
@@ -13205,7 +13205,7 @@
         <w:t>八、热膨胀系数计算与结果汇总</w:t>
       </w:r>
     </w:p>
-    <w:p>
+    <w:p ns2:paraId="39E89D1E">
       <w:pPr>
         <w:pStyle w:val="9"/>
         <w:framePr w:wrap="auto" w:vAnchor="margin" w:hAnchor="text" w:yAlign="inline"/>
@@ -13373,7 +13373,7 @@
         <w:gridCol w:w="1165"/>
         <w:gridCol w:w="557"/>
       </w:tblGrid>
-      <w:tr>
+      <w:tr ns2:paraId="49AEF4E7">
         <w:trPr>
           <w:trHeight w:val="495" w:hRule="atLeast"/>
           <w:tblHeader/>
@@ -13397,7 +13397,7 @@
             </w:tcMar>
             <w:vAlign w:val="center"/>
           </w:tcPr>
-          <w:p>
+          <w:p ns2:paraId="519CB6CE">
             <w:pPr>
               <w:pStyle w:val="9"/>
               <w:framePr w:wrap="auto" w:vAnchor="margin" w:hAnchor="text" w:yAlign="inline"/>
@@ -13440,7 +13440,7 @@
             </w:tcMar>
             <w:vAlign w:val="center"/>
           </w:tcPr>
-          <w:p>
+          <w:p ns2:paraId="29F0B2F6">
             <w:pPr>
               <w:pStyle w:val="9"/>
               <w:framePr w:wrap="auto" w:vAnchor="margin" w:hAnchor="text" w:yAlign="inline"/>
@@ -13483,7 +13483,7 @@
             </w:tcMar>
             <w:vAlign w:val="center"/>
           </w:tcPr>
-          <w:p>
+          <w:p ns2:paraId="45B9C579">
             <w:pPr>
               <w:pStyle w:val="9"/>
               <w:framePr w:wrap="auto" w:vAnchor="margin" w:hAnchor="text" w:yAlign="inline"/>
@@ -13526,7 +13526,7 @@
             </w:tcMar>
             <w:vAlign w:val="center"/>
           </w:tcPr>
-          <w:p>
+          <w:p ns2:paraId="696B9B0B">
             <w:pPr>
               <w:pStyle w:val="9"/>
               <w:framePr w:wrap="auto" w:vAnchor="margin" w:hAnchor="text" w:yAlign="inline"/>
@@ -13569,7 +13569,7 @@
             </w:tcMar>
             <w:vAlign w:val="center"/>
           </w:tcPr>
-          <w:p>
+          <w:p ns2:paraId="507ED239">
             <w:pPr>
               <w:pStyle w:val="9"/>
               <w:framePr w:wrap="auto" w:vAnchor="margin" w:hAnchor="text" w:yAlign="inline"/>
@@ -13612,7 +13612,7 @@
             </w:tcMar>
             <w:vAlign w:val="center"/>
           </w:tcPr>
-          <w:p>
+          <w:p ns2:paraId="6D69FE16">
             <w:pPr>
               <w:pStyle w:val="9"/>
               <w:framePr w:wrap="auto" w:vAnchor="margin" w:hAnchor="text" w:yAlign="inline"/>
@@ -13655,7 +13655,7 @@
             </w:tcMar>
             <w:vAlign w:val="center"/>
           </w:tcPr>
-          <w:p>
+          <w:p ns2:paraId="4CB9C18C">
             <w:pPr>
               <w:pStyle w:val="9"/>
               <w:framePr w:wrap="auto" w:vAnchor="margin" w:hAnchor="text" w:yAlign="inline"/>
@@ -13698,7 +13698,7 @@
             </w:tcMar>
             <w:vAlign w:val="center"/>
           </w:tcPr>
-          <w:p>
+          <w:p ns2:paraId="1FA922CA">
             <w:pPr>
               <w:pStyle w:val="9"/>
               <w:framePr w:wrap="auto" w:vAnchor="margin" w:hAnchor="text" w:yAlign="inline"/>
@@ -13719,7 +13719,7 @@
                 <w:rtl w:val="0"/>
                 <w:lang w:val="en-US"/>
               </w:rPr>
-              <w:t>结果</w:t>
+              <w:t>判定结果</w:t>
             </w:r>
           </w:p>
         </w:tc>
@@ -13741,7 +13741,7 @@
             </w:tcMar>
             <w:vAlign w:val="center"/>
           </w:tcPr>
-          <w:p>
+          <w:p ns2:paraId="41E01180">
             <w:pPr>
               <w:pStyle w:val="9"/>
               <w:framePr w:wrap="auto" w:vAnchor="margin" w:hAnchor="text" w:yAlign="inline"/>
@@ -13767,7 +13767,7 @@
           </w:p>
         </w:tc>
       </w:tr>
-      <w:tr>
+      <w:tr ns2:paraId="4BABFFA1">
         <w:tblPrEx>
           <w:shd w:val="clear" w:color="auto" w:fill="CED7E7"/>
         </w:tblPrEx>
@@ -13793,7 +13793,7 @@
             </w:tcMar>
             <w:vAlign w:val="center"/>
           </w:tcPr>
-          <w:p>
+          <w:p ns2:paraId="39245805">
             <w:pPr>
               <w:framePr w:wrap="auto" w:vAnchor="margin" w:hAnchor="text" w:yAlign="inline"/>
               <w:rPr>
@@ -13820,7 +13820,7 @@
             </w:tcMar>
             <w:vAlign w:val="center"/>
           </w:tcPr>
-          <w:p>
+          <w:p ns2:paraId="5187FF94">
             <w:pPr>
               <w:pStyle w:val="9"/>
               <w:framePr w:wrap="auto" w:vAnchor="margin" w:hAnchor="text" w:yAlign="inline"/>
@@ -13883,7 +13883,7 @@
             </w:tcMar>
             <w:vAlign w:val="center"/>
           </w:tcPr>
-          <w:p>
+          <w:p ns2:paraId="0CFB2954">
             <w:pPr>
               <w:framePr w:wrap="auto" w:vAnchor="margin" w:hAnchor="text" w:yAlign="inline"/>
               <w:rPr>
@@ -13910,7 +13910,7 @@
             </w:tcMar>
             <w:vAlign w:val="center"/>
           </w:tcPr>
-          <w:p>
+          <w:p ns2:paraId="78F6749E">
             <w:pPr>
               <w:framePr w:wrap="auto" w:vAnchor="margin" w:hAnchor="text" w:yAlign="inline"/>
               <w:rPr>
@@ -13937,7 +13937,7 @@
             </w:tcMar>
             <w:vAlign w:val="center"/>
           </w:tcPr>
-          <w:p>
+          <w:p ns2:paraId="688C945D">
             <w:pPr>
               <w:framePr w:wrap="auto" w:vAnchor="margin" w:hAnchor="text" w:yAlign="inline"/>
               <w:rPr>
@@ -13964,7 +13964,7 @@
             </w:tcMar>
             <w:vAlign w:val="center"/>
           </w:tcPr>
-          <w:p>
+          <w:p ns2:paraId="00C5C8B8">
             <w:pPr>
               <w:framePr w:wrap="auto" w:vAnchor="margin" w:hAnchor="text" w:yAlign="inline"/>
               <w:rPr>
@@ -13991,7 +13991,7 @@
             </w:tcMar>
             <w:vAlign w:val="center"/>
           </w:tcPr>
-          <w:p>
+          <w:p ns2:paraId="0AA5410F">
             <w:pPr>
               <w:framePr w:wrap="auto" w:vAnchor="margin" w:hAnchor="text" w:yAlign="inline"/>
               <w:rPr>
@@ -14018,7 +14018,7 @@
             </w:tcMar>
             <w:vAlign w:val="center"/>
           </w:tcPr>
-          <w:p>
+          <w:p ns2:paraId="2208B1EB">
             <w:pPr>
               <w:pStyle w:val="9"/>
               <w:framePr w:wrap="auto" w:vAnchor="margin" w:hAnchor="text" w:yAlign="inline"/>
@@ -14042,10 +14042,10 @@
                 <w:rtl w:val="0"/>
                 <w:lang w:val="en-US"/>
               </w:rPr>
-              <w:t xml:space="preserve">□合格 </w:t>
-            </w:r>
-          </w:p>
-          <w:p>
+              <w:t xml:space="preserve">□符合 □不符合</w:t>
+            </w:r>
+          </w:p>
+          <w:p ns2:paraId="6BCDAE00">
             <w:pPr>
               <w:pStyle w:val="9"/>
               <w:framePr w:wrap="auto" w:vAnchor="margin" w:hAnchor="text" w:yAlign="inline"/>
@@ -14069,7 +14069,7 @@
                 <w:rtl w:val="0"/>
                 <w:lang w:val="en-US" w:eastAsia="zh-CN"/>
               </w:rPr>
-              <w:t>□</w:t>
+              <w:t/>
             </w:r>
             <w:r>
               <w:rPr>
@@ -14080,10 +14080,10 @@
                 <w:rtl w:val="0"/>
                 <w:lang w:val="en-US"/>
               </w:rPr>
-              <w:t xml:space="preserve">不合格 </w:t>
-            </w:r>
-          </w:p>
-          <w:p>
+              <w:t xml:space="preserve"/>
+            </w:r>
+          </w:p>
+          <w:p ns2:paraId="2871638A">
             <w:pPr>
               <w:pStyle w:val="9"/>
               <w:framePr w:wrap="auto" w:vAnchor="margin" w:hAnchor="text" w:yAlign="inline"/>
@@ -14102,7 +14102,7 @@
                 <w:rtl w:val="0"/>
                 <w:lang w:val="en-US"/>
               </w:rPr>
-              <w:t>□仅记录</w:t>
+              <w:t/>
             </w:r>
           </w:p>
         </w:tc>
@@ -14124,7 +14124,7 @@
             </w:tcMar>
             <w:vAlign w:val="center"/>
           </w:tcPr>
-          <w:p>
+          <w:p ns2:paraId="167D9473">
             <w:pPr>
               <w:framePr w:wrap="auto" w:vAnchor="margin" w:hAnchor="text" w:yAlign="inline"/>
               <w:rPr>
@@ -14134,7 +14134,7 @@
           </w:p>
         </w:tc>
       </w:tr>
-      <w:tr>
+      <w:tr ns2:paraId="2B3D930E">
         <w:tblPrEx>
           <w:shd w:val="clear" w:color="auto" w:fill="CED7E7"/>
         </w:tblPrEx>
@@ -14160,7 +14160,7 @@
             </w:tcMar>
             <w:vAlign w:val="center"/>
           </w:tcPr>
-          <w:p>
+          <w:p ns2:paraId="3AD1D75B">
             <w:pPr>
               <w:framePr w:wrap="auto" w:vAnchor="margin" w:hAnchor="text" w:yAlign="inline"/>
               <w:rPr>
@@ -14187,7 +14187,7 @@
             </w:tcMar>
             <w:vAlign w:val="center"/>
           </w:tcPr>
-          <w:p>
+          <w:p ns2:paraId="52917B4E">
             <w:pPr>
               <w:framePr/>
               <w:spacing w:after="0" w:line="240" w:lineRule="auto"/>
@@ -14250,7 +14250,7 @@
             </w:tcMar>
             <w:vAlign w:val="center"/>
           </w:tcPr>
-          <w:p>
+          <w:p ns2:paraId="25B9985D">
             <w:pPr>
               <w:framePr w:wrap="auto" w:vAnchor="margin" w:hAnchor="text" w:yAlign="inline"/>
               <w:rPr>
@@ -14277,7 +14277,7 @@
             </w:tcMar>
             <w:vAlign w:val="center"/>
           </w:tcPr>
-          <w:p>
+          <w:p ns2:paraId="7B6A2739">
             <w:pPr>
               <w:framePr w:wrap="auto" w:vAnchor="margin" w:hAnchor="text" w:yAlign="inline"/>
               <w:rPr>
@@ -14304,7 +14304,7 @@
             </w:tcMar>
             <w:vAlign w:val="center"/>
           </w:tcPr>
-          <w:p>
+          <w:p ns2:paraId="1CDDF52F">
             <w:pPr>
               <w:framePr w:wrap="auto" w:vAnchor="margin" w:hAnchor="text" w:yAlign="inline"/>
               <w:rPr>
@@ -14331,7 +14331,7 @@
             </w:tcMar>
             <w:vAlign w:val="center"/>
           </w:tcPr>
-          <w:p>
+          <w:p ns2:paraId="3A8F8725">
             <w:pPr>
               <w:framePr w:wrap="auto" w:vAnchor="margin" w:hAnchor="text" w:yAlign="inline"/>
               <w:rPr>
@@ -14358,7 +14358,7 @@
             </w:tcMar>
             <w:vAlign w:val="center"/>
           </w:tcPr>
-          <w:p>
+          <w:p ns2:paraId="4FD23460">
             <w:pPr>
               <w:framePr w:wrap="auto" w:vAnchor="margin" w:hAnchor="text" w:yAlign="inline"/>
               <w:rPr>
@@ -14385,7 +14385,7 @@
             </w:tcMar>
             <w:vAlign w:val="center"/>
           </w:tcPr>
-          <w:p>
+          <w:p ns2:paraId="625BF560">
             <w:pPr>
               <w:pStyle w:val="9"/>
               <w:framePr w:wrap="auto" w:vAnchor="margin" w:hAnchor="text" w:yAlign="inline"/>
@@ -14409,10 +14409,10 @@
                 <w:rtl w:val="0"/>
                 <w:lang w:val="en-US"/>
               </w:rPr>
-              <w:t xml:space="preserve">□合格 </w:t>
-            </w:r>
-          </w:p>
-          <w:p>
+              <w:t xml:space="preserve">□符合 □不符合</w:t>
+            </w:r>
+          </w:p>
+          <w:p ns2:paraId="2E691882">
             <w:pPr>
               <w:pStyle w:val="9"/>
               <w:framePr w:wrap="auto" w:vAnchor="margin" w:hAnchor="text" w:yAlign="inline"/>
@@ -14436,7 +14436,7 @@
                 <w:rtl w:val="0"/>
                 <w:lang w:val="en-US" w:eastAsia="zh-CN"/>
               </w:rPr>
-              <w:t>□</w:t>
+              <w:t/>
             </w:r>
             <w:r>
               <w:rPr>
@@ -14447,10 +14447,10 @@
                 <w:rtl w:val="0"/>
                 <w:lang w:val="en-US"/>
               </w:rPr>
-              <w:t xml:space="preserve">不合格 </w:t>
-            </w:r>
-          </w:p>
-          <w:p>
+              <w:t xml:space="preserve"/>
+            </w:r>
+          </w:p>
+          <w:p ns2:paraId="14921047">
             <w:pPr>
               <w:pStyle w:val="9"/>
               <w:framePr w:wrap="auto" w:vAnchor="margin" w:hAnchor="text" w:yAlign="inline"/>
@@ -14469,7 +14469,7 @@
                 <w:rtl w:val="0"/>
                 <w:lang w:val="en-US" w:eastAsia="zh-CN"/>
               </w:rPr>
-              <w:t>□</w:t>
+              <w:t/>
             </w:r>
             <w:r>
               <w:rPr>
@@ -14480,7 +14480,7 @@
                 <w:rtl w:val="0"/>
                 <w:lang w:val="en-US"/>
               </w:rPr>
-              <w:t>仅记录</w:t>
+              <w:t/>
             </w:r>
           </w:p>
         </w:tc>
@@ -14502,7 +14502,7 @@
             </w:tcMar>
             <w:vAlign w:val="center"/>
           </w:tcPr>
-          <w:p>
+          <w:p ns2:paraId="7FD545DA">
             <w:pPr>
               <w:framePr w:wrap="auto" w:vAnchor="margin" w:hAnchor="text" w:yAlign="inline"/>
               <w:rPr>
@@ -14512,7 +14512,7 @@
           </w:p>
         </w:tc>
       </w:tr>
-      <w:tr>
+      <w:tr ns2:paraId="16847D1A">
         <w:tblPrEx>
           <w:shd w:val="clear" w:color="auto" w:fill="CED7E7"/>
         </w:tblPrEx>
@@ -14538,7 +14538,7 @@
             </w:tcMar>
             <w:vAlign w:val="center"/>
           </w:tcPr>
-          <w:p>
+          <w:p ns2:paraId="3DA53BC0">
             <w:pPr>
               <w:framePr w:wrap="auto" w:vAnchor="margin" w:hAnchor="text" w:yAlign="inline"/>
               <w:rPr>
@@ -14565,7 +14565,7 @@
             </w:tcMar>
             <w:vAlign w:val="center"/>
           </w:tcPr>
-          <w:p>
+          <w:p ns2:paraId="60109648">
             <w:pPr>
               <w:framePr/>
               <w:spacing w:after="0" w:line="240" w:lineRule="auto"/>
@@ -14628,7 +14628,7 @@
             </w:tcMar>
             <w:vAlign w:val="center"/>
           </w:tcPr>
-          <w:p>
+          <w:p ns2:paraId="26D85BC7">
             <w:pPr>
               <w:framePr w:wrap="auto" w:vAnchor="margin" w:hAnchor="text" w:yAlign="inline"/>
               <w:rPr>
@@ -14655,7 +14655,7 @@
             </w:tcMar>
             <w:vAlign w:val="center"/>
           </w:tcPr>
-          <w:p>
+          <w:p ns2:paraId="4A4DE838">
             <w:pPr>
               <w:framePr w:wrap="auto" w:vAnchor="margin" w:hAnchor="text" w:yAlign="inline"/>
               <w:rPr>
@@ -14682,7 +14682,7 @@
             </w:tcMar>
             <w:vAlign w:val="center"/>
           </w:tcPr>
-          <w:p>
+          <w:p ns2:paraId="5BF2E4BF">
             <w:pPr>
               <w:framePr w:wrap="auto" w:vAnchor="margin" w:hAnchor="text" w:yAlign="inline"/>
               <w:rPr>
@@ -14709,7 +14709,7 @@
             </w:tcMar>
             <w:vAlign w:val="center"/>
           </w:tcPr>
-          <w:p>
+          <w:p ns2:paraId="1ED34B90">
             <w:pPr>
               <w:framePr w:wrap="auto" w:vAnchor="margin" w:hAnchor="text" w:yAlign="inline"/>
               <w:rPr>
@@ -14736,7 +14736,7 @@
             </w:tcMar>
             <w:vAlign w:val="center"/>
           </w:tcPr>
-          <w:p>
+          <w:p ns2:paraId="3556A1C3">
             <w:pPr>
               <w:framePr w:wrap="auto" w:vAnchor="margin" w:hAnchor="text" w:yAlign="inline"/>
               <w:rPr>
@@ -14763,7 +14763,7 @@
             </w:tcMar>
             <w:vAlign w:val="center"/>
           </w:tcPr>
-          <w:p>
+          <w:p ns2:paraId="47B36B21">
             <w:pPr>
               <w:pStyle w:val="9"/>
               <w:framePr w:wrap="auto" w:vAnchor="margin" w:hAnchor="text" w:yAlign="inline"/>
@@ -14787,10 +14787,10 @@
                 <w:rtl w:val="0"/>
                 <w:lang w:val="en-US"/>
               </w:rPr>
-              <w:t xml:space="preserve">□合格 </w:t>
-            </w:r>
-          </w:p>
-          <w:p>
+              <w:t xml:space="preserve">□符合 □不符合</w:t>
+            </w:r>
+          </w:p>
+          <w:p ns2:paraId="58B414B2">
             <w:pPr>
               <w:pStyle w:val="9"/>
               <w:framePr w:wrap="auto" w:vAnchor="margin" w:hAnchor="text" w:yAlign="inline"/>
@@ -14814,10 +14814,10 @@
                 <w:rtl w:val="0"/>
                 <w:lang w:val="en-US"/>
               </w:rPr>
-              <w:t xml:space="preserve">□不合格 </w:t>
-            </w:r>
-          </w:p>
-          <w:p>
+              <w:t xml:space="preserve"/>
+            </w:r>
+          </w:p>
+          <w:p ns2:paraId="0ABBF08B">
             <w:pPr>
               <w:pStyle w:val="9"/>
               <w:framePr w:wrap="auto" w:vAnchor="margin" w:hAnchor="text" w:yAlign="inline"/>
@@ -14836,7 +14836,7 @@
                 <w:rtl w:val="0"/>
                 <w:lang w:val="en-US" w:eastAsia="zh-CN"/>
               </w:rPr>
-              <w:t>□</w:t>
+              <w:t/>
             </w:r>
             <w:r>
               <w:rPr>
@@ -14847,7 +14847,7 @@
                 <w:rtl w:val="0"/>
                 <w:lang w:val="en-US"/>
               </w:rPr>
-              <w:t>仅记录</w:t>
+              <w:t/>
             </w:r>
           </w:p>
         </w:tc>
@@ -14869,7 +14869,7 @@
             </w:tcMar>
             <w:vAlign w:val="center"/>
           </w:tcPr>
-          <w:p>
+          <w:p ns2:paraId="2FC9042C">
             <w:pPr>
               <w:framePr w:wrap="auto" w:vAnchor="margin" w:hAnchor="text" w:yAlign="inline"/>
               <w:rPr>
@@ -14879,7 +14879,7 @@
           </w:p>
         </w:tc>
       </w:tr>
-      <w:tr>
+      <w:tr ns2:paraId="238A7FBB">
         <w:tblPrEx>
           <w:shd w:val="clear" w:color="auto" w:fill="CED7E7"/>
         </w:tblPrEx>
@@ -14905,7 +14905,7 @@
             </w:tcMar>
             <w:vAlign w:val="center"/>
           </w:tcPr>
-          <w:p>
+          <w:p ns2:paraId="0B8E5666">
             <w:pPr>
               <w:framePr w:wrap="auto" w:vAnchor="margin" w:hAnchor="text" w:yAlign="inline"/>
               <w:rPr>
@@ -14932,7 +14932,7 @@
             </w:tcMar>
             <w:vAlign w:val="center"/>
           </w:tcPr>
-          <w:p>
+          <w:p ns2:paraId="71F13DA8">
             <w:pPr>
               <w:framePr/>
               <w:spacing w:after="0" w:line="240" w:lineRule="auto"/>
@@ -14995,7 +14995,7 @@
             </w:tcMar>
             <w:vAlign w:val="center"/>
           </w:tcPr>
-          <w:p>
+          <w:p ns2:paraId="3168A92F">
             <w:pPr>
               <w:framePr w:wrap="auto" w:vAnchor="margin" w:hAnchor="text" w:yAlign="inline"/>
               <w:rPr>
@@ -15022,7 +15022,7 @@
             </w:tcMar>
             <w:vAlign w:val="center"/>
           </w:tcPr>
-          <w:p>
+          <w:p ns2:paraId="1886B4B9">
             <w:pPr>
               <w:framePr w:wrap="auto" w:vAnchor="margin" w:hAnchor="text" w:yAlign="inline"/>
               <w:rPr>
@@ -15049,7 +15049,7 @@
             </w:tcMar>
             <w:vAlign w:val="center"/>
           </w:tcPr>
-          <w:p>
+          <w:p ns2:paraId="7E37E393">
             <w:pPr>
               <w:framePr w:wrap="auto" w:vAnchor="margin" w:hAnchor="text" w:yAlign="inline"/>
               <w:rPr>
@@ -15076,7 +15076,7 @@
             </w:tcMar>
             <w:vAlign w:val="center"/>
           </w:tcPr>
-          <w:p>
+          <w:p ns2:paraId="15C84BA6">
             <w:pPr>
               <w:framePr w:wrap="auto" w:vAnchor="margin" w:hAnchor="text" w:yAlign="inline"/>
               <w:rPr>
@@ -15103,7 +15103,7 @@
             </w:tcMar>
             <w:vAlign w:val="center"/>
           </w:tcPr>
-          <w:p>
+          <w:p ns2:paraId="4A9641DA">
             <w:pPr>
               <w:framePr w:wrap="auto" w:vAnchor="margin" w:hAnchor="text" w:yAlign="inline"/>
               <w:rPr>
@@ -15130,7 +15130,7 @@
             </w:tcMar>
             <w:vAlign w:val="center"/>
           </w:tcPr>
-          <w:p>
+          <w:p ns2:paraId="325E2BCB">
             <w:pPr>
               <w:pStyle w:val="9"/>
               <w:framePr w:wrap="auto" w:vAnchor="margin" w:hAnchor="text" w:yAlign="inline"/>
@@ -15154,10 +15154,10 @@
                 <w:rtl w:val="0"/>
                 <w:lang w:val="en-US"/>
               </w:rPr>
-              <w:t xml:space="preserve">□合格 </w:t>
-            </w:r>
-          </w:p>
-          <w:p>
+              <w:t xml:space="preserve">□符合 □不符合</w:t>
+            </w:r>
+          </w:p>
+          <w:p ns2:paraId="4F85E5AE">
             <w:pPr>
               <w:pStyle w:val="9"/>
               <w:framePr w:wrap="auto" w:vAnchor="margin" w:hAnchor="text" w:yAlign="inline"/>
@@ -15181,10 +15181,10 @@
                 <w:rtl w:val="0"/>
                 <w:lang w:val="en-US"/>
               </w:rPr>
-              <w:t xml:space="preserve">□不合格 </w:t>
-            </w:r>
-          </w:p>
-          <w:p>
+              <w:t xml:space="preserve"/>
+            </w:r>
+          </w:p>
+          <w:p ns2:paraId="7B9A9DF9">
             <w:pPr>
               <w:pStyle w:val="9"/>
               <w:framePr w:wrap="auto" w:vAnchor="margin" w:hAnchor="text" w:yAlign="inline"/>
@@ -15203,7 +15203,7 @@
                 <w:rtl w:val="0"/>
                 <w:lang w:val="en-US"/>
               </w:rPr>
-              <w:t>□仅记录</w:t>
+              <w:t/>
             </w:r>
           </w:p>
         </w:tc>
@@ -15225,7 +15225,7 @@
             </w:tcMar>
             <w:vAlign w:val="center"/>
           </w:tcPr>
-          <w:p>
+          <w:p ns2:paraId="61C789C4">
             <w:pPr>
               <w:framePr w:wrap="auto" w:vAnchor="margin" w:hAnchor="text" w:yAlign="inline"/>
               <w:rPr>
@@ -15235,7 +15235,7 @@
           </w:p>
         </w:tc>
       </w:tr>
-      <w:tr>
+      <w:tr ns2:paraId="33735298">
         <w:tblPrEx>
           <w:shd w:val="clear" w:color="auto" w:fill="CED7E7"/>
         </w:tblPrEx>
@@ -15261,7 +15261,7 @@
             </w:tcMar>
             <w:vAlign w:val="center"/>
           </w:tcPr>
-          <w:p>
+          <w:p ns2:paraId="3EE07056">
             <w:pPr>
               <w:framePr w:wrap="auto" w:vAnchor="margin" w:hAnchor="text" w:yAlign="inline"/>
               <w:rPr>
@@ -15288,7 +15288,7 @@
             </w:tcMar>
             <w:vAlign w:val="center"/>
           </w:tcPr>
-          <w:p>
+          <w:p ns2:paraId="6768731D">
             <w:pPr>
               <w:framePr/>
               <w:spacing w:after="0" w:line="240" w:lineRule="auto"/>
@@ -15351,7 +15351,7 @@
             </w:tcMar>
             <w:vAlign w:val="center"/>
           </w:tcPr>
-          <w:p>
+          <w:p ns2:paraId="7B2F5BE3">
             <w:pPr>
               <w:framePr w:wrap="auto" w:vAnchor="margin" w:hAnchor="text" w:yAlign="inline"/>
               <w:rPr>
@@ -15378,7 +15378,7 @@
             </w:tcMar>
             <w:vAlign w:val="center"/>
           </w:tcPr>
-          <w:p>
+          <w:p ns2:paraId="02A700B4">
             <w:pPr>
               <w:framePr w:wrap="auto" w:vAnchor="margin" w:hAnchor="text" w:yAlign="inline"/>
               <w:rPr>
@@ -15405,7 +15405,7 @@
             </w:tcMar>
             <w:vAlign w:val="center"/>
           </w:tcPr>
-          <w:p>
+          <w:p ns2:paraId="1C484DEB">
             <w:pPr>
               <w:framePr w:wrap="auto" w:vAnchor="margin" w:hAnchor="text" w:yAlign="inline"/>
               <w:rPr>
@@ -15432,7 +15432,7 @@
             </w:tcMar>
             <w:vAlign w:val="center"/>
           </w:tcPr>
-          <w:p>
+          <w:p ns2:paraId="0A2B3B85">
             <w:pPr>
               <w:framePr w:wrap="auto" w:vAnchor="margin" w:hAnchor="text" w:yAlign="inline"/>
               <w:rPr>
@@ -15459,7 +15459,7 @@
             </w:tcMar>
             <w:vAlign w:val="center"/>
           </w:tcPr>
-          <w:p>
+          <w:p ns2:paraId="4C074148">
             <w:pPr>
               <w:framePr w:wrap="auto" w:vAnchor="margin" w:hAnchor="text" w:yAlign="inline"/>
               <w:rPr>
@@ -15486,7 +15486,7 @@
             </w:tcMar>
             <w:vAlign w:val="center"/>
           </w:tcPr>
-          <w:p>
+          <w:p ns2:paraId="4D009638">
             <w:pPr>
               <w:pStyle w:val="9"/>
               <w:framePr w:wrap="auto" w:vAnchor="margin" w:hAnchor="text" w:yAlign="inline"/>
@@ -15510,10 +15510,10 @@
                 <w:rtl w:val="0"/>
                 <w:lang w:val="en-US"/>
               </w:rPr>
-              <w:t xml:space="preserve">□合格 </w:t>
-            </w:r>
-          </w:p>
-          <w:p>
+              <w:t xml:space="preserve">□符合 □不符合</w:t>
+            </w:r>
+          </w:p>
+          <w:p ns2:paraId="57AA638D">
             <w:pPr>
               <w:pStyle w:val="9"/>
               <w:framePr w:wrap="auto" w:vAnchor="margin" w:hAnchor="text" w:yAlign="inline"/>
@@ -15537,7 +15537,7 @@
                 <w:rtl w:val="0"/>
                 <w:lang w:val="en-US" w:eastAsia="zh-CN"/>
               </w:rPr>
-              <w:t>□</w:t>
+              <w:t/>
             </w:r>
             <w:r>
               <w:rPr>
@@ -15548,10 +15548,10 @@
                 <w:rtl w:val="0"/>
                 <w:lang w:val="en-US"/>
               </w:rPr>
-              <w:t xml:space="preserve">不合格 </w:t>
-            </w:r>
-          </w:p>
-          <w:p>
+              <w:t xml:space="preserve"/>
+            </w:r>
+          </w:p>
+          <w:p ns2:paraId="4DBBB5B5">
             <w:pPr>
               <w:pStyle w:val="9"/>
               <w:framePr w:wrap="auto" w:vAnchor="margin" w:hAnchor="text" w:yAlign="inline"/>
@@ -15570,7 +15570,7 @@
                 <w:rtl w:val="0"/>
                 <w:lang w:val="en-US"/>
               </w:rPr>
-              <w:t>□仅记录</w:t>
+              <w:t/>
             </w:r>
           </w:p>
         </w:tc>
@@ -15592,7 +15592,7 @@
             </w:tcMar>
             <w:vAlign w:val="center"/>
           </w:tcPr>
-          <w:p>
+          <w:p ns2:paraId="6C2D7086">
             <w:pPr>
               <w:framePr w:wrap="auto" w:vAnchor="margin" w:hAnchor="text" w:yAlign="inline"/>
               <w:rPr>
@@ -15602,7 +15602,7 @@
           </w:p>
         </w:tc>
       </w:tr>
-      <w:tr>
+      <w:tr ns2:paraId="2FE5802D">
         <w:tblPrEx>
           <w:shd w:val="clear" w:color="auto" w:fill="CED7E7"/>
         </w:tblPrEx>
@@ -15628,7 +15628,7 @@
             </w:tcMar>
             <w:vAlign w:val="center"/>
           </w:tcPr>
-          <w:p>
+          <w:p ns2:paraId="72520612">
             <w:pPr>
               <w:framePr w:wrap="auto" w:vAnchor="margin" w:hAnchor="text" w:yAlign="inline"/>
               <w:rPr>
@@ -15655,7 +15655,7 @@
             </w:tcMar>
             <w:vAlign w:val="center"/>
           </w:tcPr>
-          <w:p>
+          <w:p ns2:paraId="7CBAEDF9">
             <w:pPr>
               <w:framePr/>
               <w:spacing w:after="0" w:line="240" w:lineRule="auto"/>
@@ -15718,7 +15718,7 @@
             </w:tcMar>
             <w:vAlign w:val="center"/>
           </w:tcPr>
-          <w:p>
+          <w:p ns2:paraId="1E8B59FC">
             <w:pPr>
               <w:framePr w:wrap="auto" w:vAnchor="margin" w:hAnchor="text" w:yAlign="inline"/>
               <w:rPr>
@@ -15745,7 +15745,7 @@
             </w:tcMar>
             <w:vAlign w:val="center"/>
           </w:tcPr>
-          <w:p>
+          <w:p ns2:paraId="358B57A4">
             <w:pPr>
               <w:framePr w:wrap="auto" w:vAnchor="margin" w:hAnchor="text" w:yAlign="inline"/>
               <w:rPr>
@@ -15772,7 +15772,7 @@
             </w:tcMar>
             <w:vAlign w:val="center"/>
           </w:tcPr>
-          <w:p>
+          <w:p ns2:paraId="4A3ED613">
             <w:pPr>
               <w:framePr w:wrap="auto" w:vAnchor="margin" w:hAnchor="text" w:yAlign="inline"/>
               <w:rPr>
@@ -15799,7 +15799,7 @@
             </w:tcMar>
             <w:vAlign w:val="center"/>
           </w:tcPr>
-          <w:p>
+          <w:p ns2:paraId="29258231">
             <w:pPr>
               <w:framePr w:wrap="auto" w:vAnchor="margin" w:hAnchor="text" w:yAlign="inline"/>
               <w:rPr>
@@ -15826,7 +15826,7 @@
             </w:tcMar>
             <w:vAlign w:val="center"/>
           </w:tcPr>
-          <w:p>
+          <w:p ns2:paraId="0A8591C3">
             <w:pPr>
               <w:framePr w:wrap="auto" w:vAnchor="margin" w:hAnchor="text" w:yAlign="inline"/>
               <w:rPr>
@@ -15853,7 +15853,7 @@
             </w:tcMar>
             <w:vAlign w:val="center"/>
           </w:tcPr>
-          <w:p>
+          <w:p ns2:paraId="4C0C66A1">
             <w:pPr>
               <w:pStyle w:val="9"/>
               <w:framePr w:wrap="auto" w:vAnchor="margin" w:hAnchor="text" w:yAlign="inline"/>
@@ -15877,10 +15877,10 @@
                 <w:rtl w:val="0"/>
                 <w:lang w:val="en-US"/>
               </w:rPr>
-              <w:t xml:space="preserve">□合格 </w:t>
-            </w:r>
-          </w:p>
-          <w:p>
+              <w:t xml:space="preserve">□符合 □不符合</w:t>
+            </w:r>
+          </w:p>
+          <w:p ns2:paraId="0FC725CE">
             <w:pPr>
               <w:pStyle w:val="9"/>
               <w:framePr w:wrap="auto" w:vAnchor="margin" w:hAnchor="text" w:yAlign="inline"/>
@@ -15904,7 +15904,7 @@
                 <w:rtl w:val="0"/>
                 <w:lang w:val="en-US" w:eastAsia="zh-CN"/>
               </w:rPr>
-              <w:t>□</w:t>
+              <w:t/>
             </w:r>
             <w:r>
               <w:rPr>
@@ -15915,10 +15915,10 @@
                 <w:rtl w:val="0"/>
                 <w:lang w:val="en-US"/>
               </w:rPr>
-              <w:t xml:space="preserve">不合格 </w:t>
-            </w:r>
-          </w:p>
-          <w:p>
+              <w:t xml:space="preserve"/>
+            </w:r>
+          </w:p>
+          <w:p ns2:paraId="3A0CE778">
             <w:pPr>
               <w:pStyle w:val="9"/>
               <w:framePr w:wrap="auto" w:vAnchor="margin" w:hAnchor="text" w:yAlign="inline"/>
@@ -15937,7 +15937,7 @@
                 <w:rtl w:val="0"/>
                 <w:lang w:val="en-US"/>
               </w:rPr>
-              <w:t>□仅记录</w:t>
+              <w:t/>
             </w:r>
           </w:p>
         </w:tc>
@@ -15959,7 +15959,7 @@
             </w:tcMar>
             <w:vAlign w:val="center"/>
           </w:tcPr>
-          <w:p>
+          <w:p ns2:paraId="6790138E">
             <w:pPr>
               <w:framePr w:wrap="auto" w:vAnchor="margin" w:hAnchor="text" w:yAlign="inline"/>
               <w:rPr>
@@ -15970,7 +15970,7 @@
         </w:tc>
       </w:tr>
     </w:tbl>
-    <w:p>
+    <w:p ns2:paraId="158AA09B">
       <w:pPr>
         <w:pStyle w:val="9"/>
         <w:framePr w:wrap="auto" w:vAnchor="margin" w:hAnchor="text" w:yAlign="inline"/>
@@ -15979,7 +15979,7 @@
         <w:jc w:val="center"/>
       </w:pPr>
     </w:p>
-    <w:p>
+    <w:p ns2:paraId="58F01DAC">
       <w:pPr>
         <w:pStyle w:val="10"/>
         <w:framePr w:wrap="auto" w:vAnchor="margin" w:hAnchor="text" w:yAlign="inline"/>
@@ -16001,7 +16001,7 @@
         <w:t>图谱、报告和数据文件归档记录</w:t>
       </w:r>
     </w:p>
-    <w:p>
+    <w:p ns2:paraId="48DBD745">
       <w:pPr>
         <w:pStyle w:val="9"/>
         <w:framePr w:wrap="auto" w:vAnchor="margin" w:hAnchor="text" w:yAlign="inline"/>
@@ -16023,7 +16023,7 @@
         <w:t xml:space="preserve"> 本记录、软件生成的报告、温度-膨胀曲线图、参数设置图片、样品照片等一并归档保存。</w:t>
       </w:r>
     </w:p>
-    <w:p>
+    <w:p ns2:paraId="37935E28">
       <w:pPr>
         <w:pStyle w:val="10"/>
         <w:framePr w:wrap="auto" w:vAnchor="margin" w:hAnchor="text" w:yAlign="inline"/>
@@ -16067,7 +16067,7 @@
         <w:gridCol w:w="1701"/>
         <w:gridCol w:w="1701"/>
       </w:tblGrid>
-      <w:tr>
+      <w:tr ns2:paraId="4282AFED">
         <w:trPr>
           <w:trHeight w:val="433" w:hRule="atLeast"/>
           <w:tblHeader/>
@@ -16091,7 +16091,7 @@
             </w:tcMar>
             <w:vAlign w:val="center"/>
           </w:tcPr>
-          <w:p>
+          <w:p ns2:paraId="1AC4D0BA">
             <w:pPr>
               <w:pStyle w:val="9"/>
               <w:framePr w:wrap="auto" w:vAnchor="margin" w:hAnchor="text" w:yAlign="inline"/>
@@ -16134,7 +16134,7 @@
             </w:tcMar>
             <w:vAlign w:val="center"/>
           </w:tcPr>
-          <w:p>
+          <w:p ns2:paraId="500A4D15">
             <w:pPr>
               <w:pStyle w:val="9"/>
               <w:framePr w:wrap="auto" w:vAnchor="margin" w:hAnchor="text" w:yAlign="inline"/>
@@ -16177,7 +16177,7 @@
             </w:tcMar>
             <w:vAlign w:val="center"/>
           </w:tcPr>
-          <w:p>
+          <w:p ns2:paraId="32C8A786">
             <w:pPr>
               <w:pStyle w:val="9"/>
               <w:framePr w:wrap="auto" w:vAnchor="margin" w:hAnchor="text" w:yAlign="inline"/>
@@ -16220,7 +16220,7 @@
             </w:tcMar>
             <w:vAlign w:val="center"/>
           </w:tcPr>
-          <w:p>
+          <w:p ns2:paraId="20E268A3">
             <w:pPr>
               <w:pStyle w:val="9"/>
               <w:framePr w:wrap="auto" w:vAnchor="margin" w:hAnchor="text" w:yAlign="inline"/>
@@ -16263,7 +16263,7 @@
             </w:tcMar>
             <w:vAlign w:val="center"/>
           </w:tcPr>
-          <w:p>
+          <w:p ns2:paraId="7EAC162A">
             <w:pPr>
               <w:pStyle w:val="9"/>
               <w:framePr w:wrap="auto" w:vAnchor="margin" w:hAnchor="text" w:yAlign="inline"/>
@@ -16306,7 +16306,7 @@
             </w:tcMar>
             <w:vAlign w:val="center"/>
           </w:tcPr>
-          <w:p>
+          <w:p ns2:paraId="66EB1AE7">
             <w:pPr>
               <w:pStyle w:val="9"/>
               <w:framePr w:wrap="auto" w:vAnchor="margin" w:hAnchor="text" w:yAlign="inline"/>
@@ -16332,7 +16332,7 @@
           </w:p>
         </w:tc>
       </w:tr>
-      <w:tr>
+      <w:tr ns2:paraId="4CD367BB">
         <w:tblPrEx>
           <w:shd w:val="clear" w:color="auto" w:fill="CED7E7"/>
         </w:tblPrEx>
@@ -16358,7 +16358,7 @@
             </w:tcMar>
             <w:vAlign w:val="center"/>
           </w:tcPr>
-          <w:p>
+          <w:p ns2:paraId="3C18D3E5">
             <w:pPr>
               <w:pStyle w:val="9"/>
               <w:framePr w:wrap="auto" w:vAnchor="margin" w:hAnchor="text" w:yAlign="inline"/>
@@ -16399,7 +16399,7 @@
             </w:tcMar>
             <w:vAlign w:val="center"/>
           </w:tcPr>
-          <w:p>
+          <w:p ns2:paraId="6B9A397D">
             <w:pPr>
               <w:framePr w:wrap="auto" w:vAnchor="margin" w:hAnchor="text" w:yAlign="inline"/>
               <w:rPr>
@@ -16426,7 +16426,7 @@
             </w:tcMar>
             <w:vAlign w:val="center"/>
           </w:tcPr>
-          <w:p>
+          <w:p ns2:paraId="1E00C7B2">
             <w:pPr>
               <w:framePr w:wrap="auto" w:vAnchor="margin" w:hAnchor="text" w:yAlign="inline"/>
               <w:rPr>
@@ -16453,7 +16453,7 @@
             </w:tcMar>
             <w:vAlign w:val="center"/>
           </w:tcPr>
-          <w:p>
+          <w:p ns2:paraId="451C1C3E">
             <w:pPr>
               <w:framePr w:wrap="auto" w:vAnchor="margin" w:hAnchor="text" w:yAlign="inline"/>
               <w:rPr>
@@ -16480,7 +16480,7 @@
             </w:tcMar>
             <w:vAlign w:val="center"/>
           </w:tcPr>
-          <w:p>
+          <w:p ns2:paraId="4A4CBD14">
             <w:pPr>
               <w:framePr w:wrap="auto" w:vAnchor="margin" w:hAnchor="text" w:yAlign="inline"/>
               <w:rPr>
@@ -16507,7 +16507,7 @@
             </w:tcMar>
             <w:vAlign w:val="center"/>
           </w:tcPr>
-          <w:p>
+          <w:p ns2:paraId="7EEBFD49">
             <w:pPr>
               <w:pStyle w:val="9"/>
               <w:framePr w:wrap="auto" w:vAnchor="margin" w:hAnchor="text" w:yAlign="inline"/>
@@ -16531,7 +16531,7 @@
           </w:p>
         </w:tc>
       </w:tr>
-      <w:tr>
+      <w:tr ns2:paraId="1AE3D784">
         <w:tblPrEx>
           <w:shd w:val="clear" w:color="auto" w:fill="CED7E7"/>
         </w:tblPrEx>
@@ -16557,7 +16557,7 @@
             </w:tcMar>
             <w:vAlign w:val="center"/>
           </w:tcPr>
-          <w:p>
+          <w:p ns2:paraId="78DFD5AC">
             <w:pPr>
               <w:pStyle w:val="9"/>
               <w:framePr w:wrap="auto" w:vAnchor="margin" w:hAnchor="text" w:yAlign="inline"/>
@@ -16598,7 +16598,7 @@
             </w:tcMar>
             <w:vAlign w:val="center"/>
           </w:tcPr>
-          <w:p>
+          <w:p ns2:paraId="465EB786">
             <w:pPr>
               <w:framePr w:wrap="auto" w:vAnchor="margin" w:hAnchor="text" w:yAlign="inline"/>
               <w:rPr>
@@ -16625,7 +16625,7 @@
             </w:tcMar>
             <w:vAlign w:val="center"/>
           </w:tcPr>
-          <w:p>
+          <w:p ns2:paraId="36BEF99E">
             <w:pPr>
               <w:framePr w:wrap="auto" w:vAnchor="margin" w:hAnchor="text" w:yAlign="inline"/>
               <w:rPr>
@@ -16652,7 +16652,7 @@
             </w:tcMar>
             <w:vAlign w:val="center"/>
           </w:tcPr>
-          <w:p>
+          <w:p ns2:paraId="152C25DB">
             <w:pPr>
               <w:framePr w:wrap="auto" w:vAnchor="margin" w:hAnchor="text" w:yAlign="inline"/>
               <w:rPr>
@@ -16679,7 +16679,7 @@
             </w:tcMar>
             <w:vAlign w:val="center"/>
           </w:tcPr>
-          <w:p>
+          <w:p ns2:paraId="30A91FAD">
             <w:pPr>
               <w:framePr w:wrap="auto" w:vAnchor="margin" w:hAnchor="text" w:yAlign="inline"/>
               <w:rPr>
@@ -16706,7 +16706,7 @@
             </w:tcMar>
             <w:vAlign w:val="center"/>
           </w:tcPr>
-          <w:p>
+          <w:p ns2:paraId="4749927A">
             <w:pPr>
               <w:pStyle w:val="9"/>
               <w:framePr w:wrap="auto" w:vAnchor="margin" w:hAnchor="text" w:yAlign="inline"/>
@@ -16730,7 +16730,7 @@
           </w:p>
         </w:tc>
       </w:tr>
-      <w:tr>
+      <w:tr ns2:paraId="23A8925B">
         <w:tblPrEx>
           <w:shd w:val="clear" w:color="auto" w:fill="CED7E7"/>
         </w:tblPrEx>
@@ -16756,7 +16756,7 @@
             </w:tcMar>
             <w:vAlign w:val="center"/>
           </w:tcPr>
-          <w:p>
+          <w:p ns2:paraId="1D2E1BDF">
             <w:pPr>
               <w:pStyle w:val="9"/>
               <w:framePr w:wrap="auto" w:vAnchor="margin" w:hAnchor="text" w:yAlign="inline"/>
@@ -16797,7 +16797,7 @@
             </w:tcMar>
             <w:vAlign w:val="center"/>
           </w:tcPr>
-          <w:p>
+          <w:p ns2:paraId="16914815">
             <w:pPr>
               <w:framePr w:wrap="auto" w:vAnchor="margin" w:hAnchor="text" w:yAlign="inline"/>
               <w:rPr>
@@ -16824,7 +16824,7 @@
             </w:tcMar>
             <w:vAlign w:val="center"/>
           </w:tcPr>
-          <w:p>
+          <w:p ns2:paraId="4AD6275F">
             <w:pPr>
               <w:framePr w:wrap="auto" w:vAnchor="margin" w:hAnchor="text" w:yAlign="inline"/>
               <w:rPr>
@@ -16851,7 +16851,7 @@
             </w:tcMar>
             <w:vAlign w:val="center"/>
           </w:tcPr>
-          <w:p>
+          <w:p ns2:paraId="1E416CF4">
             <w:pPr>
               <w:framePr w:wrap="auto" w:vAnchor="margin" w:hAnchor="text" w:yAlign="inline"/>
               <w:rPr>
@@ -16878,7 +16878,7 @@
             </w:tcMar>
             <w:vAlign w:val="center"/>
           </w:tcPr>
-          <w:p>
+          <w:p ns2:paraId="751493BD">
             <w:pPr>
               <w:framePr w:wrap="auto" w:vAnchor="margin" w:hAnchor="text" w:yAlign="inline"/>
               <w:rPr>
@@ -16905,7 +16905,7 @@
             </w:tcMar>
             <w:vAlign w:val="center"/>
           </w:tcPr>
-          <w:p>
+          <w:p ns2:paraId="20072064">
             <w:pPr>
               <w:pStyle w:val="9"/>
               <w:framePr w:wrap="auto" w:vAnchor="margin" w:hAnchor="text" w:yAlign="inline"/>
@@ -16929,7 +16929,7 @@
           </w:p>
         </w:tc>
       </w:tr>
-      <w:tr>
+      <w:tr ns2:paraId="43AC927C">
         <w:tblPrEx>
           <w:shd w:val="clear" w:color="auto" w:fill="CED7E7"/>
         </w:tblPrEx>
@@ -16955,7 +16955,7 @@
             </w:tcMar>
             <w:vAlign w:val="center"/>
           </w:tcPr>
-          <w:p>
+          <w:p ns2:paraId="30C964A1">
             <w:pPr>
               <w:pStyle w:val="9"/>
               <w:framePr w:wrap="auto" w:vAnchor="margin" w:hAnchor="text" w:yAlign="inline"/>
@@ -16996,7 +16996,7 @@
             </w:tcMar>
             <w:vAlign w:val="center"/>
           </w:tcPr>
-          <w:p>
+          <w:p ns2:paraId="4AAC7128">
             <w:pPr>
               <w:framePr w:wrap="auto" w:vAnchor="margin" w:hAnchor="text" w:yAlign="inline"/>
               <w:rPr>
@@ -17023,7 +17023,7 @@
             </w:tcMar>
             <w:vAlign w:val="center"/>
           </w:tcPr>
-          <w:p>
+          <w:p ns2:paraId="44EB4795">
             <w:pPr>
               <w:framePr w:wrap="auto" w:vAnchor="margin" w:hAnchor="text" w:yAlign="inline"/>
               <w:rPr>
@@ -17050,7 +17050,7 @@
             </w:tcMar>
             <w:vAlign w:val="center"/>
           </w:tcPr>
-          <w:p>
+          <w:p ns2:paraId="32E2A88D">
             <w:pPr>
               <w:framePr w:wrap="auto" w:vAnchor="margin" w:hAnchor="text" w:yAlign="inline"/>
               <w:rPr>
@@ -17077,7 +17077,7 @@
             </w:tcMar>
             <w:vAlign w:val="center"/>
           </w:tcPr>
-          <w:p>
+          <w:p ns2:paraId="646DB63A">
             <w:pPr>
               <w:framePr w:wrap="auto" w:vAnchor="margin" w:hAnchor="text" w:yAlign="inline"/>
               <w:rPr>
@@ -17104,7 +17104,7 @@
             </w:tcMar>
             <w:vAlign w:val="center"/>
           </w:tcPr>
-          <w:p>
+          <w:p ns2:paraId="3260A1EC">
             <w:pPr>
               <w:pStyle w:val="9"/>
               <w:framePr w:wrap="auto" w:vAnchor="margin" w:hAnchor="text" w:yAlign="inline"/>
@@ -17128,7 +17128,7 @@
           </w:p>
         </w:tc>
       </w:tr>
-      <w:tr>
+      <w:tr ns2:paraId="51C26E67">
         <w:tblPrEx>
           <w:shd w:val="clear" w:color="auto" w:fill="CED7E7"/>
         </w:tblPrEx>
@@ -17154,7 +17154,7 @@
             </w:tcMar>
             <w:vAlign w:val="center"/>
           </w:tcPr>
-          <w:p>
+          <w:p ns2:paraId="6A933CB4">
             <w:pPr>
               <w:pStyle w:val="9"/>
               <w:framePr w:wrap="auto" w:vAnchor="margin" w:hAnchor="text" w:yAlign="inline"/>
@@ -17195,7 +17195,7 @@
             </w:tcMar>
             <w:vAlign w:val="center"/>
           </w:tcPr>
-          <w:p>
+          <w:p ns2:paraId="3925D4EC">
             <w:pPr>
               <w:framePr w:wrap="auto" w:vAnchor="margin" w:hAnchor="text" w:yAlign="inline"/>
               <w:rPr>
@@ -17222,7 +17222,7 @@
             </w:tcMar>
             <w:vAlign w:val="center"/>
           </w:tcPr>
-          <w:p>
+          <w:p ns2:paraId="3B2E6CE1">
             <w:pPr>
               <w:framePr w:wrap="auto" w:vAnchor="margin" w:hAnchor="text" w:yAlign="inline"/>
               <w:rPr>
@@ -17249,7 +17249,7 @@
             </w:tcMar>
             <w:vAlign w:val="center"/>
           </w:tcPr>
-          <w:p>
+          <w:p ns2:paraId="79F0077F">
             <w:pPr>
               <w:framePr w:wrap="auto" w:vAnchor="margin" w:hAnchor="text" w:yAlign="inline"/>
               <w:rPr>
@@ -17276,7 +17276,7 @@
             </w:tcMar>
             <w:vAlign w:val="center"/>
           </w:tcPr>
-          <w:p>
+          <w:p ns2:paraId="1F17F0CE">
             <w:pPr>
               <w:framePr w:wrap="auto" w:vAnchor="margin" w:hAnchor="text" w:yAlign="inline"/>
               <w:rPr>
@@ -17303,7 +17303,7 @@
             </w:tcMar>
             <w:vAlign w:val="center"/>
           </w:tcPr>
-          <w:p>
+          <w:p ns2:paraId="1CCCDC78">
             <w:pPr>
               <w:pStyle w:val="9"/>
               <w:framePr w:wrap="auto" w:vAnchor="margin" w:hAnchor="text" w:yAlign="inline"/>
@@ -17327,7 +17327,7 @@
           </w:p>
         </w:tc>
       </w:tr>
-      <w:tr>
+      <w:tr ns2:paraId="2D5164C8">
         <w:tblPrEx>
           <w:shd w:val="clear" w:color="auto" w:fill="CED7E7"/>
         </w:tblPrEx>
@@ -17353,7 +17353,7 @@
             </w:tcMar>
             <w:vAlign w:val="center"/>
           </w:tcPr>
-          <w:p>
+          <w:p ns2:paraId="5D9CB95F">
             <w:pPr>
               <w:pStyle w:val="9"/>
               <w:framePr w:wrap="auto" w:vAnchor="margin" w:hAnchor="text" w:yAlign="inline"/>
@@ -17394,7 +17394,7 @@
             </w:tcMar>
             <w:vAlign w:val="center"/>
           </w:tcPr>
-          <w:p>
+          <w:p ns2:paraId="5A70D67D">
             <w:pPr>
               <w:framePr w:wrap="auto" w:vAnchor="margin" w:hAnchor="text" w:yAlign="inline"/>
               <w:rPr>
@@ -17421,7 +17421,7 @@
             </w:tcMar>
             <w:vAlign w:val="center"/>
           </w:tcPr>
-          <w:p>
+          <w:p ns2:paraId="3A6BF316">
             <w:pPr>
               <w:framePr w:wrap="auto" w:vAnchor="margin" w:hAnchor="text" w:yAlign="inline"/>
               <w:rPr>
@@ -17448,7 +17448,7 @@
             </w:tcMar>
             <w:vAlign w:val="center"/>
           </w:tcPr>
-          <w:p>
+          <w:p ns2:paraId="4B70CA35">
             <w:pPr>
               <w:framePr w:wrap="auto" w:vAnchor="margin" w:hAnchor="text" w:yAlign="inline"/>
               <w:rPr>
@@ -17475,7 +17475,7 @@
             </w:tcMar>
             <w:vAlign w:val="center"/>
           </w:tcPr>
-          <w:p>
+          <w:p ns2:paraId="1F0603FB">
             <w:pPr>
               <w:framePr w:wrap="auto" w:vAnchor="margin" w:hAnchor="text" w:yAlign="inline"/>
               <w:rPr>
@@ -17502,7 +17502,7 @@
             </w:tcMar>
             <w:vAlign w:val="center"/>
           </w:tcPr>
-          <w:p>
+          <w:p ns2:paraId="7E76AF66">
             <w:pPr>
               <w:pStyle w:val="9"/>
               <w:framePr w:wrap="auto" w:vAnchor="margin" w:hAnchor="text" w:yAlign="inline"/>
@@ -17527,7 +17527,7 @@
         </w:tc>
       </w:tr>
     </w:tbl>
-    <w:p>
+    <w:p ns2:paraId="06D4A3A0">
       <w:pPr>
         <w:pStyle w:val="10"/>
         <w:framePr w:wrap="auto" w:vAnchor="margin" w:hAnchor="text" w:yAlign="inline"/>
@@ -17569,7 +17569,7 @@
         <w:gridCol w:w="2551"/>
         <w:gridCol w:w="2551"/>
       </w:tblGrid>
-      <w:tr>
+      <w:tr ns2:paraId="0D33A48E">
         <w:trPr>
           <w:trHeight w:val="462" w:hRule="atLeast"/>
           <w:jc w:val="center"/>
@@ -17592,7 +17592,7 @@
             </w:tcMar>
             <w:vAlign w:val="center"/>
           </w:tcPr>
-          <w:p>
+          <w:p ns2:paraId="4226747C">
             <w:pPr>
               <w:pStyle w:val="9"/>
               <w:framePr w:wrap="auto" w:vAnchor="margin" w:hAnchor="text" w:yAlign="inline"/>
@@ -17633,7 +17633,7 @@
             </w:tcMar>
             <w:vAlign w:val="center"/>
           </w:tcPr>
-          <w:p>
+          <w:p ns2:paraId="61A5DE3B">
             <w:pPr>
               <w:pStyle w:val="9"/>
               <w:framePr w:wrap="auto" w:vAnchor="margin" w:hAnchor="text" w:yAlign="inline"/>
@@ -17725,7 +17725,7 @@
               <w:t xml:space="preserve"> </w:t>
             </w:r>
           </w:p>
-          <w:p>
+          <w:p ns2:paraId="77DFD35E">
             <w:pPr>
               <w:pStyle w:val="9"/>
               <w:framePr w:wrap="auto" w:vAnchor="margin" w:hAnchor="text" w:yAlign="inline"/>
@@ -17765,7 +17765,7 @@
             </w:tcMar>
             <w:vAlign w:val="center"/>
           </w:tcPr>
-          <w:p>
+          <w:p ns2:paraId="53BC66AE">
             <w:pPr>
               <w:pStyle w:val="9"/>
               <w:framePr w:wrap="auto" w:vAnchor="margin" w:hAnchor="text" w:yAlign="inline"/>
@@ -17806,7 +17806,7 @@
             </w:tcMar>
             <w:vAlign w:val="center"/>
           </w:tcPr>
-          <w:p>
+          <w:p ns2:paraId="6226810E">
             <w:pPr>
               <w:pStyle w:val="9"/>
               <w:framePr w:wrap="auto" w:vAnchor="margin" w:hAnchor="text" w:yAlign="inline"/>
@@ -17873,7 +17873,7 @@
           </w:p>
         </w:tc>
       </w:tr>
-      <w:tr>
+      <w:tr ns2:paraId="7E6A41D7">
         <w:trPr>
           <w:trHeight w:val="235" w:hRule="atLeast"/>
           <w:jc w:val="center"/>
@@ -17896,7 +17896,7 @@
             </w:tcMar>
             <w:vAlign w:val="center"/>
           </w:tcPr>
-          <w:p>
+          <w:p ns2:paraId="7FBA8BFB">
             <w:pPr>
               <w:pStyle w:val="9"/>
               <w:framePr w:wrap="auto" w:vAnchor="margin" w:hAnchor="text" w:yAlign="inline"/>
@@ -17937,7 +17937,7 @@
             </w:tcMar>
             <w:vAlign w:val="center"/>
           </w:tcPr>
-          <w:p>
+          <w:p ns2:paraId="42FA414D">
             <w:pPr>
               <w:pStyle w:val="9"/>
               <w:framePr w:wrap="auto" w:vAnchor="margin" w:hAnchor="text" w:yAlign="inline"/>
@@ -17977,7 +17977,7 @@
             </w:tcMar>
             <w:vAlign w:val="center"/>
           </w:tcPr>
-          <w:p>
+          <w:p ns2:paraId="73DD03B0">
             <w:pPr>
               <w:pStyle w:val="9"/>
               <w:framePr w:wrap="auto" w:vAnchor="margin" w:hAnchor="text" w:yAlign="inline"/>
@@ -18018,7 +18018,7 @@
             </w:tcMar>
             <w:vAlign w:val="center"/>
           </w:tcPr>
-          <w:p>
+          <w:p ns2:paraId="69EC776F">
             <w:pPr>
               <w:pStyle w:val="9"/>
               <w:framePr w:wrap="auto" w:vAnchor="margin" w:hAnchor="text" w:yAlign="inline"/>
@@ -18041,7 +18041,7 @@
           </w:p>
         </w:tc>
       </w:tr>
-      <w:tr>
+      <w:tr ns2:paraId="35B591C9">
         <w:trPr>
           <w:trHeight w:val="235" w:hRule="atLeast"/>
           <w:jc w:val="center"/>
@@ -18064,7 +18064,7 @@
             </w:tcMar>
             <w:vAlign w:val="center"/>
           </w:tcPr>
-          <w:p>
+          <w:p ns2:paraId="025A3FB9">
             <w:pPr>
               <w:pStyle w:val="9"/>
               <w:framePr w:wrap="auto" w:vAnchor="margin" w:hAnchor="text" w:yAlign="inline"/>
@@ -18105,7 +18105,7 @@
             </w:tcMar>
             <w:vAlign w:val="center"/>
           </w:tcPr>
-          <w:p>
+          <w:p ns2:paraId="5D534DA8">
             <w:pPr>
               <w:pStyle w:val="9"/>
               <w:framePr w:wrap="auto" w:vAnchor="margin" w:hAnchor="text" w:yAlign="inline"/>
@@ -18145,7 +18145,7 @@
             </w:tcMar>
             <w:vAlign w:val="center"/>
           </w:tcPr>
-          <w:p>
+          <w:p ns2:paraId="3E86FC3F">
             <w:pPr>
               <w:pStyle w:val="9"/>
               <w:framePr w:wrap="auto" w:vAnchor="margin" w:hAnchor="text" w:yAlign="inline"/>
@@ -18186,7 +18186,7 @@
             </w:tcMar>
             <w:vAlign w:val="center"/>
           </w:tcPr>
-          <w:p>
+          <w:p ns2:paraId="0B591BF9">
             <w:pPr>
               <w:pStyle w:val="9"/>
               <w:framePr w:wrap="auto" w:vAnchor="margin" w:hAnchor="text" w:yAlign="inline"/>
@@ -18209,7 +18209,7 @@
           </w:p>
         </w:tc>
       </w:tr>
-      <w:tr>
+      <w:tr ns2:paraId="0C72767F">
         <w:trPr>
           <w:trHeight w:val="675" w:hRule="atLeast"/>
           <w:jc w:val="center"/>
@@ -18232,7 +18232,7 @@
             </w:tcMar>
             <w:vAlign w:val="center"/>
           </w:tcPr>
-          <w:p>
+          <w:p ns2:paraId="4ED7226C">
             <w:pPr>
               <w:pStyle w:val="9"/>
               <w:framePr w:wrap="auto" w:vAnchor="margin" w:hAnchor="text" w:yAlign="inline"/>
@@ -18273,7 +18273,7 @@
             </w:tcMar>
             <w:vAlign w:val="center"/>
           </w:tcPr>
-          <w:p>
+          <w:p ns2:paraId="3FE064FE">
             <w:pPr>
               <w:pStyle w:val="9"/>
               <w:framePr w:wrap="auto" w:vAnchor="margin" w:hAnchor="text" w:yAlign="inline"/>
@@ -18313,7 +18313,7 @@
             </w:tcMar>
             <w:vAlign w:val="center"/>
           </w:tcPr>
-          <w:p>
+          <w:p ns2:paraId="424B7B7E">
             <w:pPr>
               <w:pStyle w:val="9"/>
               <w:framePr w:wrap="auto" w:vAnchor="margin" w:hAnchor="text" w:yAlign="inline"/>
@@ -18354,7 +18354,7 @@
             </w:tcMar>
             <w:vAlign w:val="center"/>
           </w:tcPr>
-          <w:p>
+          <w:p ns2:paraId="3E348DC1">
             <w:pPr>
               <w:pStyle w:val="9"/>
               <w:framePr w:wrap="auto" w:vAnchor="margin" w:hAnchor="text" w:yAlign="inline"/>
@@ -18377,7 +18377,7 @@
           </w:p>
         </w:tc>
       </w:tr>
-      <w:tr>
+      <w:tr ns2:paraId="65145D32">
         <w:trPr>
           <w:trHeight w:val="455" w:hRule="atLeast"/>
           <w:jc w:val="center"/>
@@ -18400,7 +18400,7 @@
             </w:tcMar>
             <w:vAlign w:val="center"/>
           </w:tcPr>
-          <w:p>
+          <w:p ns2:paraId="6FCEB7BA">
             <w:pPr>
               <w:pStyle w:val="9"/>
               <w:framePr w:wrap="auto" w:vAnchor="margin" w:hAnchor="text" w:yAlign="inline"/>
@@ -18441,7 +18441,7 @@
             </w:tcMar>
             <w:vAlign w:val="center"/>
           </w:tcPr>
-          <w:p>
+          <w:p ns2:paraId="53E6B269">
             <w:pPr>
               <w:pStyle w:val="9"/>
               <w:framePr w:wrap="auto" w:vAnchor="margin" w:hAnchor="text" w:yAlign="inline"/>
@@ -18467,7 +18467,7 @@
               <w:t xml:space="preserve">签名：________  </w:t>
             </w:r>
           </w:p>
-          <w:p>
+          <w:p ns2:paraId="293FAF76">
             <w:pPr>
               <w:pStyle w:val="9"/>
               <w:framePr w:wrap="auto" w:vAnchor="margin" w:hAnchor="text" w:yAlign="inline"/>
@@ -18507,7 +18507,7 @@
             </w:tcMar>
             <w:vAlign w:val="center"/>
           </w:tcPr>
-          <w:p>
+          <w:p ns2:paraId="76BC297B">
             <w:pPr>
               <w:pStyle w:val="9"/>
               <w:framePr w:wrap="auto" w:vAnchor="margin" w:hAnchor="text" w:yAlign="inline"/>
@@ -18559,7 +18559,7 @@
             </w:tcMar>
             <w:vAlign w:val="center"/>
           </w:tcPr>
-          <w:p>
+          <w:p ns2:paraId="54AE66A0">
             <w:pPr>
               <w:pStyle w:val="9"/>
               <w:framePr w:wrap="auto" w:vAnchor="margin" w:hAnchor="text" w:yAlign="inline"/>
@@ -18585,7 +18585,7 @@
               <w:t xml:space="preserve">签名：________  </w:t>
             </w:r>
           </w:p>
-          <w:p>
+          <w:p ns2:paraId="7E270079">
             <w:pPr>
               <w:pStyle w:val="9"/>
               <w:framePr w:wrap="auto" w:vAnchor="margin" w:hAnchor="text" w:yAlign="inline"/>
@@ -18608,7 +18608,7 @@
           </w:p>
         </w:tc>
       </w:tr>
-      <w:tr>
+      <w:tr ns2:paraId="2B28C2D9">
         <w:trPr>
           <w:trHeight w:val="455" w:hRule="atLeast"/>
           <w:jc w:val="center"/>
@@ -18631,7 +18631,7 @@
             </w:tcMar>
             <w:vAlign w:val="center"/>
           </w:tcPr>
-          <w:p>
+          <w:p ns2:paraId="7A096D07">
             <w:pPr>
               <w:pStyle w:val="9"/>
               <w:framePr w:wrap="auto" w:vAnchor="margin" w:hAnchor="text" w:yAlign="inline"/>
@@ -18672,7 +18672,7 @@
             </w:tcMar>
             <w:vAlign w:val="center"/>
           </w:tcPr>
-          <w:p>
+          <w:p ns2:paraId="70D86289">
             <w:pPr>
               <w:pStyle w:val="9"/>
               <w:framePr w:wrap="auto" w:vAnchor="margin" w:hAnchor="text" w:yAlign="inline"/>
@@ -18698,7 +18698,7 @@
               <w:t xml:space="preserve">签名：________  </w:t>
             </w:r>
           </w:p>
-          <w:p>
+          <w:p ns2:paraId="6C29964D">
             <w:pPr>
               <w:pStyle w:val="9"/>
               <w:framePr w:wrap="auto" w:vAnchor="margin" w:hAnchor="text" w:yAlign="inline"/>
@@ -18738,7 +18738,7 @@
             </w:tcMar>
             <w:vAlign w:val="center"/>
           </w:tcPr>
-          <w:p>
+          <w:p ns2:paraId="26571966">
             <w:pPr>
               <w:pStyle w:val="9"/>
               <w:framePr w:wrap="auto" w:vAnchor="margin" w:hAnchor="text" w:yAlign="inline"/>
@@ -18779,7 +18779,7 @@
             </w:tcMar>
             <w:vAlign w:val="center"/>
           </w:tcPr>
-          <w:p>
+          <w:p ns2:paraId="6E5BB22D">
             <w:pPr>
               <w:pStyle w:val="9"/>
               <w:framePr w:wrap="auto" w:vAnchor="margin" w:hAnchor="text" w:yAlign="inline"/>
@@ -18803,7 +18803,7 @@
         </w:tc>
       </w:tr>
     </w:tbl>
-    <w:p>
+    <w:p ns2:paraId="09E3457E">
       <w:pPr>
         <w:pStyle w:val="9"/>
         <w:framePr w:wrap="auto" w:vAnchor="margin" w:hAnchor="text" w:yAlign="inline"/>
@@ -18818,8 +18818,8 @@
       <w:bookmarkEnd w:id="0"/>
     </w:p>
     <w:sectPr>
-      <w:headerReference r:id="rId5" w:type="default"/>
-      <w:footerReference r:id="rId6" w:type="default"/>
+      <w:headerReference ns3:id="rId5" w:type="default"/>
+      <w:footerReference ns3:id="rId6" w:type="default"/>
       <w:pgSz w:w="11900" w:h="16840"/>
       <w:pgMar w:top="850" w:right="850" w:bottom="850" w:left="850" w:header="720" w:footer="720" w:gutter="0"/>
       <w:pgBorders>

--- a/templates/RECORD_R007_CTE.docx
+++ b/templates/RECORD_R007_CTE.docx
@@ -1389,7 +1389,7 @@
                 <w:rtl w:val="0"/>
                 <w:lang w:val="en-US"/>
               </w:rPr>
-              <w:t>报告编号</w:t>
+              <w:t>原始记录编号</w:t>
             </w:r>
           </w:p>
         </w:tc>
@@ -18164,7 +18164,7 @@
                 <w:rtl w:val="0"/>
                 <w:lang w:val="en-US"/>
               </w:rPr>
-              <w:t>软件报告编号</w:t>
+              <w:t>软件原始记录编号</w:t>
             </w:r>
           </w:p>
         </w:tc>
